--- a/BaoCao/Bao_cao_ky_thuat_He_thong_quan_ly_muon_tra_thiet_bi_HOAN_CHINH.docx
+++ b/BaoCao/Bao_cao_ky_thuat_He_thong_quan_ly_muon_tra_thiet_bi_HOAN_CHINH.docx
@@ -5462,17 +5462,7 @@
           <w:color w:val="000000"/>
           <w:sz w:val="26"/>
         </w:rPr>
-        <w:t>Dự án áp dụng kiến trúc phân lớp ở mức thư mục. GUI chứa Form và UserControl; BLL chứa các dịch vụ phê duyệt và helper nghiệp vụ; DAL chứa repository và helper schema; Models chứa các đối tượng dữ liệu; DataStructures chứa validation, password hashing, logging và helper giao diện.</w:t>
-      </w:r>
-    </w:p>
-    <w:p>
-      <w:r>
-        <w:rPr>
-          <w:rFonts w:ascii="Times New Roman" w:hAnsi="Times New Roman" w:eastAsia="Times New Roman"/>
-          <w:color w:val="000000"/>
-          <w:sz w:val="26"/>
-        </w:rPr>
-        <w:t>Kiến trúc chưa phải ba lớp thuần túy vì GUI gọi trực tiếp nhiều repository, còn BLL cũng truy cập SqlConnection. Tuy nhiên, cách chia hiện tại vẫn giảm đáng kể việc viết SQL trực tiếp trong event handler và tạo nền tảng để tiếp tục tách service/interface.</w:t>
+        <w:t>Dự án đã được tái cấu trúc triệt để nhằm loại bỏ hoàn toàn các câu lệnh SQL nội tuyến (inline SQL) khỏi mã nguồn C#. 100% truy vấn và cập nhật dữ liệu hiện được thực hiện thông qua Stored Procedures (gồm 90 file .sql riêng biệt). Mặc dù một số thành phần GUI vẫn gọi trực tiếp các lớp Repository, nhưng các Repository hiện chỉ chứa các lệnh gọi Stored Procedure sạch sẽ, không còn trộn lẫn logic SQL trong C#.</w:t>
       </w:r>
     </w:p>
     <w:p>
@@ -8477,6 +8467,6678 @@
       <w:pPr>
         <w:spacing w:after="0"/>
       </w:pPr>
+    </w:p>
+    <w:p>
+      <w:pPr>
+        <w:pStyle w:val="Heading2"/>
+        <w:ind w:firstLine="0"/>
+      </w:pPr>
+      <w:r>
+        <w:t>4.6. Phân tích dữ liệu người dùng</w:t>
+      </w:r>
+    </w:p>
+    <w:p>
+      <w:r>
+        <w:rPr>
+          <w:rFonts w:ascii="Times New Roman" w:hAnsi="Times New Roman" w:eastAsia="Times New Roman"/>
+          <w:color w:val="000000"/>
+          <w:sz w:val="26"/>
+        </w:rPr>
+        <w:t>Database hiện có 108 người dùng và 4 vai trò. Cơ cấu người dùng tập trung chủ yếu ở nhóm Sinh viên, phù hợp với bài toán mượn thiết bị trong môi trường đào tạo. Tại thời điểm kiểm tra, toàn bộ 108 tài khoản đang hoạt động và không có tài khoản bị khóa vĩnh viễn.</w:t>
+      </w:r>
+    </w:p>
+    <w:tbl>
+      <w:tblPr>
+        <w:tblW w:type="dxa" w:w="8063"/>
+        <w:jc w:val="center"/>
+        <w:tblLayout w:type="fixed"/>
+        <w:tblLook w:firstColumn="1" w:firstRow="1" w:lastColumn="0" w:lastRow="0" w:noHBand="0" w:noVBand="1" w:val="04A0"/>
+        <w:tblBorders>
+          <w:top w:val="single" w:sz="6" w:color="B7C9DB"/>
+          <w:left w:val="single" w:sz="6" w:color="B7C9DB"/>
+          <w:bottom w:val="single" w:sz="6" w:color="B7C9DB"/>
+          <w:right w:val="single" w:sz="6" w:color="B7C9DB"/>
+          <w:insideH w:val="single" w:sz="6" w:color="B7C9DB"/>
+          <w:insideV w:val="single" w:sz="6" w:color="B7C9DB"/>
+        </w:tblBorders>
+      </w:tblPr>
+      <w:tblGrid>
+        <w:gridCol w:w="1944"/>
+        <w:gridCol w:w="1296"/>
+        <w:gridCol w:w="1224"/>
+        <w:gridCol w:w="2015"/>
+        <w:gridCol w:w="1584"/>
+      </w:tblGrid>
+      <w:tr>
+        <w:trPr>
+          <w:tblHeader w:val="true"/>
+        </w:trPr>
+        <w:tc>
+          <w:tcPr>
+            <w:tcW w:type="dxa" w:w="1944"/>
+            <w:tcMar>
+              <w:top w:w="90" w:type="dxa"/>
+              <w:start w:w="120" w:type="dxa"/>
+              <w:bottom w:w="90" w:type="dxa"/>
+              <w:end w:w="120" w:type="dxa"/>
+            </w:tcMar>
+            <w:shd w:fill="DCE6F1"/>
+            <w:vAlign w:val="center"/>
+          </w:tcPr>
+          <w:p>
+            <w:pPr>
+              <w:spacing w:after="0"/>
+              <w:ind w:firstLine="0"/>
+              <w:jc w:val="center"/>
+            </w:pPr>
+            <w:r>
+              <w:rPr>
+                <w:rFonts w:ascii="Times New Roman" w:hAnsi="Times New Roman" w:eastAsia="Times New Roman"/>
+                <w:b/>
+                <w:color w:val="17365D"/>
+                <w:sz w:val="20"/>
+              </w:rPr>
+              <w:t>Vai trò</w:t>
+            </w:r>
+          </w:p>
+        </w:tc>
+        <w:tc>
+          <w:tcPr>
+            <w:tcW w:type="dxa" w:w="1296"/>
+            <w:tcMar>
+              <w:top w:w="90" w:type="dxa"/>
+              <w:start w:w="120" w:type="dxa"/>
+              <w:bottom w:w="90" w:type="dxa"/>
+              <w:end w:w="120" w:type="dxa"/>
+            </w:tcMar>
+            <w:shd w:fill="DCE6F1"/>
+            <w:vAlign w:val="center"/>
+          </w:tcPr>
+          <w:p>
+            <w:pPr>
+              <w:spacing w:after="0"/>
+              <w:ind w:firstLine="0"/>
+              <w:jc w:val="center"/>
+            </w:pPr>
+            <w:r>
+              <w:rPr>
+                <w:rFonts w:ascii="Times New Roman" w:hAnsi="Times New Roman" w:eastAsia="Times New Roman"/>
+                <w:b/>
+                <w:color w:val="17365D"/>
+                <w:sz w:val="20"/>
+              </w:rPr>
+              <w:t>Số người</w:t>
+            </w:r>
+          </w:p>
+        </w:tc>
+        <w:tc>
+          <w:tcPr>
+            <w:tcW w:type="dxa" w:w="1224"/>
+            <w:tcMar>
+              <w:top w:w="90" w:type="dxa"/>
+              <w:start w:w="120" w:type="dxa"/>
+              <w:bottom w:w="90" w:type="dxa"/>
+              <w:end w:w="120" w:type="dxa"/>
+            </w:tcMar>
+            <w:shd w:fill="DCE6F1"/>
+            <w:vAlign w:val="center"/>
+          </w:tcPr>
+          <w:p>
+            <w:pPr>
+              <w:spacing w:after="0"/>
+              <w:ind w:firstLine="0"/>
+              <w:jc w:val="center"/>
+            </w:pPr>
+            <w:r>
+              <w:rPr>
+                <w:rFonts w:ascii="Times New Roman" w:hAnsi="Times New Roman" w:eastAsia="Times New Roman"/>
+                <w:b/>
+                <w:color w:val="17365D"/>
+                <w:sz w:val="20"/>
+              </w:rPr>
+              <w:t>Tỷ lệ</w:t>
+            </w:r>
+          </w:p>
+        </w:tc>
+        <w:tc>
+          <w:tcPr>
+            <w:tcW w:type="dxa" w:w="2015"/>
+            <w:tcMar>
+              <w:top w:w="90" w:type="dxa"/>
+              <w:start w:w="120" w:type="dxa"/>
+              <w:bottom w:w="90" w:type="dxa"/>
+              <w:end w:w="120" w:type="dxa"/>
+            </w:tcMar>
+            <w:shd w:fill="DCE6F1"/>
+            <w:vAlign w:val="center"/>
+          </w:tcPr>
+          <w:p>
+            <w:pPr>
+              <w:spacing w:after="0"/>
+              <w:ind w:firstLine="0"/>
+              <w:jc w:val="center"/>
+            </w:pPr>
+            <w:r>
+              <w:rPr>
+                <w:rFonts w:ascii="Times New Roman" w:hAnsi="Times New Roman" w:eastAsia="Times New Roman"/>
+                <w:b/>
+                <w:color w:val="17365D"/>
+                <w:sz w:val="20"/>
+              </w:rPr>
+              <w:t>Đang hoạt động</w:t>
+            </w:r>
+          </w:p>
+        </w:tc>
+        <w:tc>
+          <w:tcPr>
+            <w:tcW w:type="dxa" w:w="1584"/>
+            <w:tcMar>
+              <w:top w:w="90" w:type="dxa"/>
+              <w:start w:w="120" w:type="dxa"/>
+              <w:bottom w:w="90" w:type="dxa"/>
+              <w:end w:w="120" w:type="dxa"/>
+            </w:tcMar>
+            <w:shd w:fill="DCE6F1"/>
+            <w:vAlign w:val="center"/>
+          </w:tcPr>
+          <w:p>
+            <w:pPr>
+              <w:spacing w:after="0"/>
+              <w:ind w:firstLine="0"/>
+              <w:jc w:val="center"/>
+            </w:pPr>
+            <w:r>
+              <w:rPr>
+                <w:rFonts w:ascii="Times New Roman" w:hAnsi="Times New Roman" w:eastAsia="Times New Roman"/>
+                <w:b/>
+                <w:color w:val="17365D"/>
+                <w:sz w:val="20"/>
+              </w:rPr>
+              <w:t>Bị khóa</w:t>
+            </w:r>
+          </w:p>
+        </w:tc>
+      </w:tr>
+      <w:tr>
+        <w:tc>
+          <w:tcPr>
+            <w:tcW w:type="dxa" w:w="1944"/>
+            <w:vAlign w:val="center"/>
+          </w:tcPr>
+          <w:p>
+            <w:pPr>
+              <w:spacing w:after="0"/>
+              <w:ind w:firstLine="0"/>
+              <w:jc w:val="left"/>
+            </w:pPr>
+            <w:r>
+              <w:rPr>
+                <w:rFonts w:ascii="Times New Roman" w:hAnsi="Times New Roman" w:eastAsia="Times New Roman"/>
+                <w:color w:val="000000"/>
+                <w:sz w:val="20"/>
+              </w:rPr>
+              <w:t>Sinh viên</w:t>
+            </w:r>
+          </w:p>
+        </w:tc>
+        <w:tc>
+          <w:tcPr>
+            <w:tcW w:type="dxa" w:w="1296"/>
+            <w:vAlign w:val="center"/>
+          </w:tcPr>
+          <w:p>
+            <w:pPr>
+              <w:spacing w:after="0"/>
+              <w:ind w:firstLine="0"/>
+              <w:jc w:val="left"/>
+            </w:pPr>
+            <w:r>
+              <w:rPr>
+                <w:rFonts w:ascii="Times New Roman" w:hAnsi="Times New Roman" w:eastAsia="Times New Roman"/>
+                <w:color w:val="000000"/>
+                <w:sz w:val="20"/>
+              </w:rPr>
+              <w:t>82</w:t>
+            </w:r>
+          </w:p>
+        </w:tc>
+        <w:tc>
+          <w:tcPr>
+            <w:tcW w:type="dxa" w:w="1224"/>
+            <w:vAlign w:val="center"/>
+          </w:tcPr>
+          <w:p>
+            <w:pPr>
+              <w:spacing w:after="0"/>
+              <w:ind w:firstLine="0"/>
+              <w:jc w:val="left"/>
+            </w:pPr>
+            <w:r>
+              <w:rPr>
+                <w:rFonts w:ascii="Times New Roman" w:hAnsi="Times New Roman" w:eastAsia="Times New Roman"/>
+                <w:color w:val="000000"/>
+                <w:sz w:val="20"/>
+              </w:rPr>
+              <w:t>75,9%</w:t>
+            </w:r>
+          </w:p>
+        </w:tc>
+        <w:tc>
+          <w:tcPr>
+            <w:tcW w:type="dxa" w:w="2015"/>
+            <w:vAlign w:val="center"/>
+          </w:tcPr>
+          <w:p>
+            <w:pPr>
+              <w:spacing w:after="0"/>
+              <w:ind w:firstLine="0"/>
+              <w:jc w:val="left"/>
+            </w:pPr>
+            <w:r>
+              <w:rPr>
+                <w:rFonts w:ascii="Times New Roman" w:hAnsi="Times New Roman" w:eastAsia="Times New Roman"/>
+                <w:color w:val="000000"/>
+                <w:sz w:val="20"/>
+              </w:rPr>
+              <w:t>82</w:t>
+            </w:r>
+          </w:p>
+        </w:tc>
+        <w:tc>
+          <w:tcPr>
+            <w:tcW w:type="dxa" w:w="1584"/>
+            <w:vAlign w:val="center"/>
+          </w:tcPr>
+          <w:p>
+            <w:pPr>
+              <w:spacing w:after="0"/>
+              <w:ind w:firstLine="0"/>
+              <w:jc w:val="left"/>
+            </w:pPr>
+            <w:r>
+              <w:rPr>
+                <w:rFonts w:ascii="Times New Roman" w:hAnsi="Times New Roman" w:eastAsia="Times New Roman"/>
+                <w:color w:val="000000"/>
+                <w:sz w:val="20"/>
+              </w:rPr>
+              <w:t>0</w:t>
+            </w:r>
+          </w:p>
+        </w:tc>
+      </w:tr>
+      <w:tr>
+        <w:tc>
+          <w:tcPr>
+            <w:tcW w:type="dxa" w:w="1944"/>
+            <w:shd w:fill="F9FBFD"/>
+            <w:vAlign w:val="center"/>
+          </w:tcPr>
+          <w:p>
+            <w:pPr>
+              <w:spacing w:after="0"/>
+              <w:ind w:firstLine="0"/>
+              <w:jc w:val="left"/>
+            </w:pPr>
+            <w:r>
+              <w:rPr>
+                <w:rFonts w:ascii="Times New Roman" w:hAnsi="Times New Roman" w:eastAsia="Times New Roman"/>
+                <w:color w:val="000000"/>
+                <w:sz w:val="20"/>
+              </w:rPr>
+              <w:t>Giảng viên</w:t>
+            </w:r>
+          </w:p>
+        </w:tc>
+        <w:tc>
+          <w:tcPr>
+            <w:tcW w:type="dxa" w:w="1296"/>
+            <w:shd w:fill="F9FBFD"/>
+            <w:vAlign w:val="center"/>
+          </w:tcPr>
+          <w:p>
+            <w:pPr>
+              <w:spacing w:after="0"/>
+              <w:ind w:firstLine="0"/>
+              <w:jc w:val="left"/>
+            </w:pPr>
+            <w:r>
+              <w:rPr>
+                <w:rFonts w:ascii="Times New Roman" w:hAnsi="Times New Roman" w:eastAsia="Times New Roman"/>
+                <w:color w:val="000000"/>
+                <w:sz w:val="20"/>
+              </w:rPr>
+              <w:t>19</w:t>
+            </w:r>
+          </w:p>
+        </w:tc>
+        <w:tc>
+          <w:tcPr>
+            <w:tcW w:type="dxa" w:w="1224"/>
+            <w:shd w:fill="F9FBFD"/>
+            <w:vAlign w:val="center"/>
+          </w:tcPr>
+          <w:p>
+            <w:pPr>
+              <w:spacing w:after="0"/>
+              <w:ind w:firstLine="0"/>
+              <w:jc w:val="left"/>
+            </w:pPr>
+            <w:r>
+              <w:rPr>
+                <w:rFonts w:ascii="Times New Roman" w:hAnsi="Times New Roman" w:eastAsia="Times New Roman"/>
+                <w:color w:val="000000"/>
+                <w:sz w:val="20"/>
+              </w:rPr>
+              <w:t>17,6%</w:t>
+            </w:r>
+          </w:p>
+        </w:tc>
+        <w:tc>
+          <w:tcPr>
+            <w:tcW w:type="dxa" w:w="2015"/>
+            <w:shd w:fill="F9FBFD"/>
+            <w:vAlign w:val="center"/>
+          </w:tcPr>
+          <w:p>
+            <w:pPr>
+              <w:spacing w:after="0"/>
+              <w:ind w:firstLine="0"/>
+              <w:jc w:val="left"/>
+            </w:pPr>
+            <w:r>
+              <w:rPr>
+                <w:rFonts w:ascii="Times New Roman" w:hAnsi="Times New Roman" w:eastAsia="Times New Roman"/>
+                <w:color w:val="000000"/>
+                <w:sz w:val="20"/>
+              </w:rPr>
+              <w:t>19</w:t>
+            </w:r>
+          </w:p>
+        </w:tc>
+        <w:tc>
+          <w:tcPr>
+            <w:tcW w:type="dxa" w:w="1584"/>
+            <w:shd w:fill="F9FBFD"/>
+            <w:vAlign w:val="center"/>
+          </w:tcPr>
+          <w:p>
+            <w:pPr>
+              <w:spacing w:after="0"/>
+              <w:ind w:firstLine="0"/>
+              <w:jc w:val="left"/>
+            </w:pPr>
+            <w:r>
+              <w:rPr>
+                <w:rFonts w:ascii="Times New Roman" w:hAnsi="Times New Roman" w:eastAsia="Times New Roman"/>
+                <w:color w:val="000000"/>
+                <w:sz w:val="20"/>
+              </w:rPr>
+              <w:t>0</w:t>
+            </w:r>
+          </w:p>
+        </w:tc>
+      </w:tr>
+      <w:tr>
+        <w:tc>
+          <w:tcPr>
+            <w:tcW w:type="dxa" w:w="1944"/>
+            <w:vAlign w:val="center"/>
+          </w:tcPr>
+          <w:p>
+            <w:pPr>
+              <w:spacing w:after="0"/>
+              <w:ind w:firstLine="0"/>
+              <w:jc w:val="left"/>
+            </w:pPr>
+            <w:r>
+              <w:rPr>
+                <w:rFonts w:ascii="Times New Roman" w:hAnsi="Times New Roman" w:eastAsia="Times New Roman"/>
+                <w:color w:val="000000"/>
+                <w:sz w:val="20"/>
+              </w:rPr>
+              <w:t>Admin</w:t>
+            </w:r>
+          </w:p>
+        </w:tc>
+        <w:tc>
+          <w:tcPr>
+            <w:tcW w:type="dxa" w:w="1296"/>
+            <w:vAlign w:val="center"/>
+          </w:tcPr>
+          <w:p>
+            <w:pPr>
+              <w:spacing w:after="0"/>
+              <w:ind w:firstLine="0"/>
+              <w:jc w:val="left"/>
+            </w:pPr>
+            <w:r>
+              <w:rPr>
+                <w:rFonts w:ascii="Times New Roman" w:hAnsi="Times New Roman" w:eastAsia="Times New Roman"/>
+                <w:color w:val="000000"/>
+                <w:sz w:val="20"/>
+              </w:rPr>
+              <w:t>5</w:t>
+            </w:r>
+          </w:p>
+        </w:tc>
+        <w:tc>
+          <w:tcPr>
+            <w:tcW w:type="dxa" w:w="1224"/>
+            <w:vAlign w:val="center"/>
+          </w:tcPr>
+          <w:p>
+            <w:pPr>
+              <w:spacing w:after="0"/>
+              <w:ind w:firstLine="0"/>
+              <w:jc w:val="left"/>
+            </w:pPr>
+            <w:r>
+              <w:rPr>
+                <w:rFonts w:ascii="Times New Roman" w:hAnsi="Times New Roman" w:eastAsia="Times New Roman"/>
+                <w:color w:val="000000"/>
+                <w:sz w:val="20"/>
+              </w:rPr>
+              <w:t>4,6%</w:t>
+            </w:r>
+          </w:p>
+        </w:tc>
+        <w:tc>
+          <w:tcPr>
+            <w:tcW w:type="dxa" w:w="2015"/>
+            <w:vAlign w:val="center"/>
+          </w:tcPr>
+          <w:p>
+            <w:pPr>
+              <w:spacing w:after="0"/>
+              <w:ind w:firstLine="0"/>
+              <w:jc w:val="left"/>
+            </w:pPr>
+            <w:r>
+              <w:rPr>
+                <w:rFonts w:ascii="Times New Roman" w:hAnsi="Times New Roman" w:eastAsia="Times New Roman"/>
+                <w:color w:val="000000"/>
+                <w:sz w:val="20"/>
+              </w:rPr>
+              <w:t>5</w:t>
+            </w:r>
+          </w:p>
+        </w:tc>
+        <w:tc>
+          <w:tcPr>
+            <w:tcW w:type="dxa" w:w="1584"/>
+            <w:vAlign w:val="center"/>
+          </w:tcPr>
+          <w:p>
+            <w:pPr>
+              <w:spacing w:after="0"/>
+              <w:ind w:firstLine="0"/>
+              <w:jc w:val="left"/>
+            </w:pPr>
+            <w:r>
+              <w:rPr>
+                <w:rFonts w:ascii="Times New Roman" w:hAnsi="Times New Roman" w:eastAsia="Times New Roman"/>
+                <w:color w:val="000000"/>
+                <w:sz w:val="20"/>
+              </w:rPr>
+              <w:t>0</w:t>
+            </w:r>
+          </w:p>
+        </w:tc>
+      </w:tr>
+      <w:tr>
+        <w:tc>
+          <w:tcPr>
+            <w:tcW w:type="dxa" w:w="1944"/>
+            <w:shd w:fill="F9FBFD"/>
+            <w:vAlign w:val="center"/>
+          </w:tcPr>
+          <w:p>
+            <w:pPr>
+              <w:spacing w:after="0"/>
+              <w:ind w:firstLine="0"/>
+              <w:jc w:val="left"/>
+            </w:pPr>
+            <w:r>
+              <w:rPr>
+                <w:rFonts w:ascii="Times New Roman" w:hAnsi="Times New Roman" w:eastAsia="Times New Roman"/>
+                <w:color w:val="000000"/>
+                <w:sz w:val="20"/>
+              </w:rPr>
+              <w:t>Thủ kho</w:t>
+            </w:r>
+          </w:p>
+        </w:tc>
+        <w:tc>
+          <w:tcPr>
+            <w:tcW w:type="dxa" w:w="1296"/>
+            <w:shd w:fill="F9FBFD"/>
+            <w:vAlign w:val="center"/>
+          </w:tcPr>
+          <w:p>
+            <w:pPr>
+              <w:spacing w:after="0"/>
+              <w:ind w:firstLine="0"/>
+              <w:jc w:val="left"/>
+            </w:pPr>
+            <w:r>
+              <w:rPr>
+                <w:rFonts w:ascii="Times New Roman" w:hAnsi="Times New Roman" w:eastAsia="Times New Roman"/>
+                <w:color w:val="000000"/>
+                <w:sz w:val="20"/>
+              </w:rPr>
+              <w:t>2</w:t>
+            </w:r>
+          </w:p>
+        </w:tc>
+        <w:tc>
+          <w:tcPr>
+            <w:tcW w:type="dxa" w:w="1224"/>
+            <w:shd w:fill="F9FBFD"/>
+            <w:vAlign w:val="center"/>
+          </w:tcPr>
+          <w:p>
+            <w:pPr>
+              <w:spacing w:after="0"/>
+              <w:ind w:firstLine="0"/>
+              <w:jc w:val="left"/>
+            </w:pPr>
+            <w:r>
+              <w:rPr>
+                <w:rFonts w:ascii="Times New Roman" w:hAnsi="Times New Roman" w:eastAsia="Times New Roman"/>
+                <w:color w:val="000000"/>
+                <w:sz w:val="20"/>
+              </w:rPr>
+              <w:t>1,9%</w:t>
+            </w:r>
+          </w:p>
+        </w:tc>
+        <w:tc>
+          <w:tcPr>
+            <w:tcW w:type="dxa" w:w="2015"/>
+            <w:shd w:fill="F9FBFD"/>
+            <w:vAlign w:val="center"/>
+          </w:tcPr>
+          <w:p>
+            <w:pPr>
+              <w:spacing w:after="0"/>
+              <w:ind w:firstLine="0"/>
+              <w:jc w:val="left"/>
+            </w:pPr>
+            <w:r>
+              <w:rPr>
+                <w:rFonts w:ascii="Times New Roman" w:hAnsi="Times New Roman" w:eastAsia="Times New Roman"/>
+                <w:color w:val="000000"/>
+                <w:sz w:val="20"/>
+              </w:rPr>
+              <w:t>2</w:t>
+            </w:r>
+          </w:p>
+        </w:tc>
+        <w:tc>
+          <w:tcPr>
+            <w:tcW w:type="dxa" w:w="1584"/>
+            <w:shd w:fill="F9FBFD"/>
+            <w:vAlign w:val="center"/>
+          </w:tcPr>
+          <w:p>
+            <w:pPr>
+              <w:spacing w:after="0"/>
+              <w:ind w:firstLine="0"/>
+              <w:jc w:val="left"/>
+            </w:pPr>
+            <w:r>
+              <w:rPr>
+                <w:rFonts w:ascii="Times New Roman" w:hAnsi="Times New Roman" w:eastAsia="Times New Roman"/>
+                <w:color w:val="000000"/>
+                <w:sz w:val="20"/>
+              </w:rPr>
+              <w:t>0</w:t>
+            </w:r>
+          </w:p>
+        </w:tc>
+      </w:tr>
+      <w:tr>
+        <w:tc>
+          <w:tcPr>
+            <w:tcW w:type="dxa" w:w="1944"/>
+            <w:vAlign w:val="center"/>
+          </w:tcPr>
+          <w:p>
+            <w:pPr>
+              <w:spacing w:after="0"/>
+              <w:ind w:firstLine="0"/>
+              <w:jc w:val="left"/>
+            </w:pPr>
+            <w:r>
+              <w:rPr>
+                <w:rFonts w:ascii="Times New Roman" w:hAnsi="Times New Roman" w:eastAsia="Times New Roman"/>
+                <w:color w:val="000000"/>
+                <w:sz w:val="20"/>
+              </w:rPr>
+              <w:t>Tổng</w:t>
+            </w:r>
+          </w:p>
+        </w:tc>
+        <w:tc>
+          <w:tcPr>
+            <w:tcW w:type="dxa" w:w="1296"/>
+            <w:vAlign w:val="center"/>
+          </w:tcPr>
+          <w:p>
+            <w:pPr>
+              <w:spacing w:after="0"/>
+              <w:ind w:firstLine="0"/>
+              <w:jc w:val="left"/>
+            </w:pPr>
+            <w:r>
+              <w:rPr>
+                <w:rFonts w:ascii="Times New Roman" w:hAnsi="Times New Roman" w:eastAsia="Times New Roman"/>
+                <w:color w:val="000000"/>
+                <w:sz w:val="20"/>
+              </w:rPr>
+              <w:t>108</w:t>
+            </w:r>
+          </w:p>
+        </w:tc>
+        <w:tc>
+          <w:tcPr>
+            <w:tcW w:type="dxa" w:w="1224"/>
+            <w:vAlign w:val="center"/>
+          </w:tcPr>
+          <w:p>
+            <w:pPr>
+              <w:spacing w:after="0"/>
+              <w:ind w:firstLine="0"/>
+              <w:jc w:val="left"/>
+            </w:pPr>
+            <w:r>
+              <w:rPr>
+                <w:rFonts w:ascii="Times New Roman" w:hAnsi="Times New Roman" w:eastAsia="Times New Roman"/>
+                <w:color w:val="000000"/>
+                <w:sz w:val="20"/>
+              </w:rPr>
+              <w:t>100%</w:t>
+            </w:r>
+          </w:p>
+        </w:tc>
+        <w:tc>
+          <w:tcPr>
+            <w:tcW w:type="dxa" w:w="2015"/>
+            <w:vAlign w:val="center"/>
+          </w:tcPr>
+          <w:p>
+            <w:pPr>
+              <w:spacing w:after="0"/>
+              <w:ind w:firstLine="0"/>
+              <w:jc w:val="left"/>
+            </w:pPr>
+            <w:r>
+              <w:rPr>
+                <w:rFonts w:ascii="Times New Roman" w:hAnsi="Times New Roman" w:eastAsia="Times New Roman"/>
+                <w:color w:val="000000"/>
+                <w:sz w:val="20"/>
+              </w:rPr>
+              <w:t>108</w:t>
+            </w:r>
+          </w:p>
+        </w:tc>
+        <w:tc>
+          <w:tcPr>
+            <w:tcW w:type="dxa" w:w="1584"/>
+            <w:vAlign w:val="center"/>
+          </w:tcPr>
+          <w:p>
+            <w:pPr>
+              <w:spacing w:after="0"/>
+              <w:ind w:firstLine="0"/>
+              <w:jc w:val="left"/>
+            </w:pPr>
+            <w:r>
+              <w:rPr>
+                <w:rFonts w:ascii="Times New Roman" w:hAnsi="Times New Roman" w:eastAsia="Times New Roman"/>
+                <w:color w:val="000000"/>
+                <w:sz w:val="20"/>
+              </w:rPr>
+              <w:t>0</w:t>
+            </w:r>
+          </w:p>
+        </w:tc>
+      </w:tr>
+    </w:tbl>
+    <w:p>
+      <w:pPr>
+        <w:spacing w:after="0"/>
+      </w:pPr>
+    </w:p>
+    <w:p>
+      <w:r>
+        <w:rPr>
+          <w:rFonts w:ascii="Times New Roman" w:hAnsi="Times New Roman" w:eastAsia="Times New Roman"/>
+          <w:color w:val="000000"/>
+          <w:sz w:val="26"/>
+        </w:rPr>
+        <w:t>Phân bố đơn vị tương đối đồng đều ở các nhóm chính: Công nghệ thông tin có 17 người; Môi trường, Kinh tế và Xây dựng mỗi nhóm 16 người; Điện - Điện tử có 13 người; Ngoại ngữ và Cơ khí mỗi nhóm 11 người. Ngoài ra còn một số nhãn đơn vị chỉ có một người.</w:t>
+      </w:r>
+    </w:p>
+    <w:tbl>
+      <w:tblPr>
+        <w:tblW w:type="dxa" w:w="8856"/>
+        <w:jc w:val="center"/>
+        <w:tblLayout w:type="fixed"/>
+        <w:tblLook w:firstColumn="1" w:firstRow="1" w:lastColumn="0" w:lastRow="0" w:noHBand="0" w:noVBand="1" w:val="04A0"/>
+        <w:tblBorders>
+          <w:top w:val="single" w:sz="8" w:color="B7C9DB"/>
+          <w:left w:val="single" w:sz="8" w:color="B7C9DB"/>
+          <w:bottom w:val="single" w:sz="8" w:color="B7C9DB"/>
+          <w:right w:val="single" w:sz="8" w:color="B7C9DB"/>
+          <w:insideH w:val="single" w:sz="8" w:color="B7C9DB"/>
+          <w:insideV w:val="single" w:sz="8" w:color="B7C9DB"/>
+        </w:tblBorders>
+      </w:tblPr>
+      <w:tblGrid>
+        <w:gridCol w:w="8856"/>
+      </w:tblGrid>
+      <w:tr>
+        <w:trPr>
+          <w:tblHeader w:val="true"/>
+        </w:trPr>
+        <w:tc>
+          <w:tcPr>
+            <w:tcW w:type="dxa" w:w="8856"/>
+            <w:tcMar>
+              <w:top w:w="90" w:type="dxa"/>
+              <w:start w:w="120" w:type="dxa"/>
+              <w:bottom w:w="90" w:type="dxa"/>
+              <w:end w:w="120" w:type="dxa"/>
+            </w:tcMar>
+            <w:shd w:fill="EEF4FA"/>
+          </w:tcPr>
+          <w:p>
+            <w:pPr>
+              <w:spacing w:after="40"/>
+              <w:ind w:firstLine="0"/>
+            </w:pPr>
+            <w:r>
+              <w:rPr>
+                <w:rFonts w:ascii="Times New Roman" w:hAnsi="Times New Roman" w:eastAsia="Times New Roman"/>
+                <w:b/>
+                <w:color w:val="17365D"/>
+                <w:sz w:val="26"/>
+              </w:rPr>
+              <w:t>Vấn đề chuẩn hóa dữ liệu</w:t>
+            </w:r>
+          </w:p>
+          <w:p>
+            <w:pPr>
+              <w:spacing w:after="0"/>
+              <w:ind w:firstLine="0"/>
+            </w:pPr>
+            <w:r>
+              <w:rPr>
+                <w:rFonts w:ascii="Times New Roman" w:hAnsi="Times New Roman" w:eastAsia="Times New Roman"/>
+                <w:color w:val="000000"/>
+                <w:sz w:val="24"/>
+              </w:rPr>
+              <w:t>Các giá trị “Khoa học máy tinh” và “Khoa Học Máy Tính” có khả năng cùng chỉ một đơn vị nhưng khác chữ hoa và lỗi chính tả. Department hiện là chuỗi tự do, vì vậy nên tách thành bảng Departments và tham chiếu bằng khóa ngoại.</w:t>
+            </w:r>
+          </w:p>
+        </w:tc>
+      </w:tr>
+    </w:tbl>
+    <w:p>
+      <w:pPr>
+        <w:spacing w:after="0"/>
+      </w:pPr>
+    </w:p>
+    <w:p>
+      <w:r>
+        <w:rPr>
+          <w:rFonts w:ascii="Times New Roman" w:hAnsi="Times New Roman" w:eastAsia="Times New Roman"/>
+          <w:color w:val="000000"/>
+          <w:sz w:val="26"/>
+        </w:rPr>
+        <w:t>Kiểm tra dữ liệu bắt buộc cho thấy không có người dùng thiếu email hoặc số điện thoại. Username và UserCode được bảo vệ bởi unique index, giúp ngăn trùng tài khoản và mã người dùng ở tầng cơ sở dữ liệu.</w:t>
+      </w:r>
+    </w:p>
+    <w:p>
+      <w:pPr>
+        <w:pStyle w:val="Heading2"/>
+        <w:ind w:firstLine="0"/>
+      </w:pPr>
+      <w:r>
+        <w:t>4.7. Phân tích dữ liệu thiết bị và cá thể</w:t>
+      </w:r>
+    </w:p>
+    <w:p>
+      <w:r>
+        <w:rPr>
+          <w:rFonts w:ascii="Times New Roman" w:hAnsi="Times New Roman" w:eastAsia="Times New Roman"/>
+          <w:color w:val="000000"/>
+          <w:sz w:val="26"/>
+        </w:rPr>
+        <w:t>Hệ thống đang quản lý 38 bản ghi thiết bị tổng hợp thuộc 12 loại, tương ứng 1.050 cá thể. Tổng AvailableQuantity của bảng Devices là 1.013, nghĩa là 37 đơn vị đang không được tính là có thể cho mượn. Các nhóm có số lượng lớn nhất là Bộ phát Wifi 125, Chuột 122, Bàn phím 114, Màn hình 104 và Router 94.</w:t>
+      </w:r>
+    </w:p>
+    <w:tbl>
+      <w:tblPr>
+        <w:tblW w:type="dxa" w:w="8064"/>
+        <w:jc w:val="center"/>
+        <w:tblLayout w:type="fixed"/>
+        <w:tblLook w:firstColumn="1" w:firstRow="1" w:lastColumn="0" w:lastRow="0" w:noHBand="0" w:noVBand="1" w:val="04A0"/>
+        <w:tblBorders>
+          <w:top w:val="single" w:sz="6" w:color="B7C9DB"/>
+          <w:left w:val="single" w:sz="6" w:color="B7C9DB"/>
+          <w:bottom w:val="single" w:sz="6" w:color="B7C9DB"/>
+          <w:right w:val="single" w:sz="6" w:color="B7C9DB"/>
+          <w:insideH w:val="single" w:sz="6" w:color="B7C9DB"/>
+          <w:insideV w:val="single" w:sz="6" w:color="B7C9DB"/>
+        </w:tblBorders>
+      </w:tblPr>
+      <w:tblGrid>
+        <w:gridCol w:w="2520"/>
+        <w:gridCol w:w="1080"/>
+        <w:gridCol w:w="1440"/>
+        <w:gridCol w:w="1584"/>
+        <w:gridCol w:w="1440"/>
+      </w:tblGrid>
+      <w:tr>
+        <w:trPr>
+          <w:tblHeader w:val="true"/>
+        </w:trPr>
+        <w:tc>
+          <w:tcPr>
+            <w:tcW w:type="dxa" w:w="2520"/>
+            <w:tcMar>
+              <w:top w:w="90" w:type="dxa"/>
+              <w:start w:w="120" w:type="dxa"/>
+              <w:bottom w:w="90" w:type="dxa"/>
+              <w:end w:w="120" w:type="dxa"/>
+            </w:tcMar>
+            <w:shd w:fill="DCE6F1"/>
+            <w:vAlign w:val="center"/>
+          </w:tcPr>
+          <w:p>
+            <w:pPr>
+              <w:spacing w:after="0"/>
+              <w:ind w:firstLine="0"/>
+              <w:jc w:val="center"/>
+            </w:pPr>
+            <w:r>
+              <w:rPr>
+                <w:rFonts w:ascii="Times New Roman" w:hAnsi="Times New Roman" w:eastAsia="Times New Roman"/>
+                <w:b/>
+                <w:color w:val="17365D"/>
+                <w:sz w:val="18"/>
+              </w:rPr>
+              <w:t>Loại thiết bị</w:t>
+            </w:r>
+          </w:p>
+        </w:tc>
+        <w:tc>
+          <w:tcPr>
+            <w:tcW w:type="dxa" w:w="1080"/>
+            <w:tcMar>
+              <w:top w:w="90" w:type="dxa"/>
+              <w:start w:w="120" w:type="dxa"/>
+              <w:bottom w:w="90" w:type="dxa"/>
+              <w:end w:w="120" w:type="dxa"/>
+            </w:tcMar>
+            <w:shd w:fill="DCE6F1"/>
+            <w:vAlign w:val="center"/>
+          </w:tcPr>
+          <w:p>
+            <w:pPr>
+              <w:spacing w:after="0"/>
+              <w:ind w:firstLine="0"/>
+              <w:jc w:val="center"/>
+            </w:pPr>
+            <w:r>
+              <w:rPr>
+                <w:rFonts w:ascii="Times New Roman" w:hAnsi="Times New Roman" w:eastAsia="Times New Roman"/>
+                <w:b/>
+                <w:color w:val="17365D"/>
+                <w:sz w:val="18"/>
+              </w:rPr>
+              <w:t>Số mẫu</w:t>
+            </w:r>
+          </w:p>
+        </w:tc>
+        <w:tc>
+          <w:tcPr>
+            <w:tcW w:type="dxa" w:w="1440"/>
+            <w:tcMar>
+              <w:top w:w="90" w:type="dxa"/>
+              <w:start w:w="120" w:type="dxa"/>
+              <w:bottom w:w="90" w:type="dxa"/>
+              <w:end w:w="120" w:type="dxa"/>
+            </w:tcMar>
+            <w:shd w:fill="DCE6F1"/>
+            <w:vAlign w:val="center"/>
+          </w:tcPr>
+          <w:p>
+            <w:pPr>
+              <w:spacing w:after="0"/>
+              <w:ind w:firstLine="0"/>
+              <w:jc w:val="center"/>
+            </w:pPr>
+            <w:r>
+              <w:rPr>
+                <w:rFonts w:ascii="Times New Roman" w:hAnsi="Times New Roman" w:eastAsia="Times New Roman"/>
+                <w:b/>
+                <w:color w:val="17365D"/>
+                <w:sz w:val="18"/>
+              </w:rPr>
+              <w:t>Tổng cá thể</w:t>
+            </w:r>
+          </w:p>
+        </w:tc>
+        <w:tc>
+          <w:tcPr>
+            <w:tcW w:type="dxa" w:w="1584"/>
+            <w:tcMar>
+              <w:top w:w="90" w:type="dxa"/>
+              <w:start w:w="120" w:type="dxa"/>
+              <w:bottom w:w="90" w:type="dxa"/>
+              <w:end w:w="120" w:type="dxa"/>
+            </w:tcMar>
+            <w:shd w:fill="DCE6F1"/>
+            <w:vAlign w:val="center"/>
+          </w:tcPr>
+          <w:p>
+            <w:pPr>
+              <w:spacing w:after="0"/>
+              <w:ind w:firstLine="0"/>
+              <w:jc w:val="center"/>
+            </w:pPr>
+            <w:r>
+              <w:rPr>
+                <w:rFonts w:ascii="Times New Roman" w:hAnsi="Times New Roman" w:eastAsia="Times New Roman"/>
+                <w:b/>
+                <w:color w:val="17365D"/>
+                <w:sz w:val="18"/>
+              </w:rPr>
+              <w:t>Có thể mượn</w:t>
+            </w:r>
+          </w:p>
+        </w:tc>
+        <w:tc>
+          <w:tcPr>
+            <w:tcW w:type="dxa" w:w="1440"/>
+            <w:tcMar>
+              <w:top w:w="90" w:type="dxa"/>
+              <w:start w:w="120" w:type="dxa"/>
+              <w:bottom w:w="90" w:type="dxa"/>
+              <w:end w:w="120" w:type="dxa"/>
+            </w:tcMar>
+            <w:shd w:fill="DCE6F1"/>
+            <w:vAlign w:val="center"/>
+          </w:tcPr>
+          <w:p>
+            <w:pPr>
+              <w:spacing w:after="0"/>
+              <w:ind w:firstLine="0"/>
+              <w:jc w:val="center"/>
+            </w:pPr>
+            <w:r>
+              <w:rPr>
+                <w:rFonts w:ascii="Times New Roman" w:hAnsi="Times New Roman" w:eastAsia="Times New Roman"/>
+                <w:b/>
+                <w:color w:val="17365D"/>
+                <w:sz w:val="18"/>
+              </w:rPr>
+              <w:t>Chênh lệch</w:t>
+            </w:r>
+          </w:p>
+        </w:tc>
+      </w:tr>
+      <w:tr>
+        <w:tc>
+          <w:tcPr>
+            <w:tcW w:type="dxa" w:w="2520"/>
+            <w:vAlign w:val="center"/>
+          </w:tcPr>
+          <w:p>
+            <w:pPr>
+              <w:spacing w:after="0"/>
+              <w:ind w:firstLine="0"/>
+              <w:jc w:val="left"/>
+            </w:pPr>
+            <w:r>
+              <w:rPr>
+                <w:rFonts w:ascii="Times New Roman" w:hAnsi="Times New Roman" w:eastAsia="Times New Roman"/>
+                <w:color w:val="000000"/>
+                <w:sz w:val="18"/>
+              </w:rPr>
+              <w:t>Bộ phát Wifi</w:t>
+            </w:r>
+          </w:p>
+        </w:tc>
+        <w:tc>
+          <w:tcPr>
+            <w:tcW w:type="dxa" w:w="1080"/>
+            <w:vAlign w:val="center"/>
+          </w:tcPr>
+          <w:p>
+            <w:pPr>
+              <w:spacing w:after="0"/>
+              <w:ind w:firstLine="0"/>
+              <w:jc w:val="left"/>
+            </w:pPr>
+            <w:r>
+              <w:rPr>
+                <w:rFonts w:ascii="Times New Roman" w:hAnsi="Times New Roman" w:eastAsia="Times New Roman"/>
+                <w:color w:val="000000"/>
+                <w:sz w:val="18"/>
+              </w:rPr>
+              <w:t>2</w:t>
+            </w:r>
+          </w:p>
+        </w:tc>
+        <w:tc>
+          <w:tcPr>
+            <w:tcW w:type="dxa" w:w="1440"/>
+            <w:vAlign w:val="center"/>
+          </w:tcPr>
+          <w:p>
+            <w:pPr>
+              <w:spacing w:after="0"/>
+              <w:ind w:firstLine="0"/>
+              <w:jc w:val="left"/>
+            </w:pPr>
+            <w:r>
+              <w:rPr>
+                <w:rFonts w:ascii="Times New Roman" w:hAnsi="Times New Roman" w:eastAsia="Times New Roman"/>
+                <w:color w:val="000000"/>
+                <w:sz w:val="18"/>
+              </w:rPr>
+              <w:t>125</w:t>
+            </w:r>
+          </w:p>
+        </w:tc>
+        <w:tc>
+          <w:tcPr>
+            <w:tcW w:type="dxa" w:w="1584"/>
+            <w:vAlign w:val="center"/>
+          </w:tcPr>
+          <w:p>
+            <w:pPr>
+              <w:spacing w:after="0"/>
+              <w:ind w:firstLine="0"/>
+              <w:jc w:val="left"/>
+            </w:pPr>
+            <w:r>
+              <w:rPr>
+                <w:rFonts w:ascii="Times New Roman" w:hAnsi="Times New Roman" w:eastAsia="Times New Roman"/>
+                <w:color w:val="000000"/>
+                <w:sz w:val="18"/>
+              </w:rPr>
+              <w:t>124</w:t>
+            </w:r>
+          </w:p>
+        </w:tc>
+        <w:tc>
+          <w:tcPr>
+            <w:tcW w:type="dxa" w:w="1440"/>
+            <w:vAlign w:val="center"/>
+          </w:tcPr>
+          <w:p>
+            <w:pPr>
+              <w:spacing w:after="0"/>
+              <w:ind w:firstLine="0"/>
+              <w:jc w:val="left"/>
+            </w:pPr>
+            <w:r>
+              <w:rPr>
+                <w:rFonts w:ascii="Times New Roman" w:hAnsi="Times New Roman" w:eastAsia="Times New Roman"/>
+                <w:color w:val="000000"/>
+                <w:sz w:val="18"/>
+              </w:rPr>
+              <w:t>1</w:t>
+            </w:r>
+          </w:p>
+        </w:tc>
+      </w:tr>
+      <w:tr>
+        <w:tc>
+          <w:tcPr>
+            <w:tcW w:type="dxa" w:w="2520"/>
+            <w:shd w:fill="F9FBFD"/>
+            <w:vAlign w:val="center"/>
+          </w:tcPr>
+          <w:p>
+            <w:pPr>
+              <w:spacing w:after="0"/>
+              <w:ind w:firstLine="0"/>
+              <w:jc w:val="left"/>
+            </w:pPr>
+            <w:r>
+              <w:rPr>
+                <w:rFonts w:ascii="Times New Roman" w:hAnsi="Times New Roman" w:eastAsia="Times New Roman"/>
+                <w:color w:val="000000"/>
+                <w:sz w:val="18"/>
+              </w:rPr>
+              <w:t>Chuột</w:t>
+            </w:r>
+          </w:p>
+        </w:tc>
+        <w:tc>
+          <w:tcPr>
+            <w:tcW w:type="dxa" w:w="1080"/>
+            <w:shd w:fill="F9FBFD"/>
+            <w:vAlign w:val="center"/>
+          </w:tcPr>
+          <w:p>
+            <w:pPr>
+              <w:spacing w:after="0"/>
+              <w:ind w:firstLine="0"/>
+              <w:jc w:val="left"/>
+            </w:pPr>
+            <w:r>
+              <w:rPr>
+                <w:rFonts w:ascii="Times New Roman" w:hAnsi="Times New Roman" w:eastAsia="Times New Roman"/>
+                <w:color w:val="000000"/>
+                <w:sz w:val="18"/>
+              </w:rPr>
+              <w:t>2</w:t>
+            </w:r>
+          </w:p>
+        </w:tc>
+        <w:tc>
+          <w:tcPr>
+            <w:tcW w:type="dxa" w:w="1440"/>
+            <w:shd w:fill="F9FBFD"/>
+            <w:vAlign w:val="center"/>
+          </w:tcPr>
+          <w:p>
+            <w:pPr>
+              <w:spacing w:after="0"/>
+              <w:ind w:firstLine="0"/>
+              <w:jc w:val="left"/>
+            </w:pPr>
+            <w:r>
+              <w:rPr>
+                <w:rFonts w:ascii="Times New Roman" w:hAnsi="Times New Roman" w:eastAsia="Times New Roman"/>
+                <w:color w:val="000000"/>
+                <w:sz w:val="18"/>
+              </w:rPr>
+              <w:t>122</w:t>
+            </w:r>
+          </w:p>
+        </w:tc>
+        <w:tc>
+          <w:tcPr>
+            <w:tcW w:type="dxa" w:w="1584"/>
+            <w:shd w:fill="F9FBFD"/>
+            <w:vAlign w:val="center"/>
+          </w:tcPr>
+          <w:p>
+            <w:pPr>
+              <w:spacing w:after="0"/>
+              <w:ind w:firstLine="0"/>
+              <w:jc w:val="left"/>
+            </w:pPr>
+            <w:r>
+              <w:rPr>
+                <w:rFonts w:ascii="Times New Roman" w:hAnsi="Times New Roman" w:eastAsia="Times New Roman"/>
+                <w:color w:val="000000"/>
+                <w:sz w:val="18"/>
+              </w:rPr>
+              <w:t>122</w:t>
+            </w:r>
+          </w:p>
+        </w:tc>
+        <w:tc>
+          <w:tcPr>
+            <w:tcW w:type="dxa" w:w="1440"/>
+            <w:shd w:fill="F9FBFD"/>
+            <w:vAlign w:val="center"/>
+          </w:tcPr>
+          <w:p>
+            <w:pPr>
+              <w:spacing w:after="0"/>
+              <w:ind w:firstLine="0"/>
+              <w:jc w:val="left"/>
+            </w:pPr>
+            <w:r>
+              <w:rPr>
+                <w:rFonts w:ascii="Times New Roman" w:hAnsi="Times New Roman" w:eastAsia="Times New Roman"/>
+                <w:color w:val="000000"/>
+                <w:sz w:val="18"/>
+              </w:rPr>
+              <w:t>0</w:t>
+            </w:r>
+          </w:p>
+        </w:tc>
+      </w:tr>
+      <w:tr>
+        <w:tc>
+          <w:tcPr>
+            <w:tcW w:type="dxa" w:w="2520"/>
+            <w:vAlign w:val="center"/>
+          </w:tcPr>
+          <w:p>
+            <w:pPr>
+              <w:spacing w:after="0"/>
+              <w:ind w:firstLine="0"/>
+              <w:jc w:val="left"/>
+            </w:pPr>
+            <w:r>
+              <w:rPr>
+                <w:rFonts w:ascii="Times New Roman" w:hAnsi="Times New Roman" w:eastAsia="Times New Roman"/>
+                <w:color w:val="000000"/>
+                <w:sz w:val="18"/>
+              </w:rPr>
+              <w:t>Bàn phím</w:t>
+            </w:r>
+          </w:p>
+        </w:tc>
+        <w:tc>
+          <w:tcPr>
+            <w:tcW w:type="dxa" w:w="1080"/>
+            <w:vAlign w:val="center"/>
+          </w:tcPr>
+          <w:p>
+            <w:pPr>
+              <w:spacing w:after="0"/>
+              <w:ind w:firstLine="0"/>
+              <w:jc w:val="left"/>
+            </w:pPr>
+            <w:r>
+              <w:rPr>
+                <w:rFonts w:ascii="Times New Roman" w:hAnsi="Times New Roman" w:eastAsia="Times New Roman"/>
+                <w:color w:val="000000"/>
+                <w:sz w:val="18"/>
+              </w:rPr>
+              <w:t>2</w:t>
+            </w:r>
+          </w:p>
+        </w:tc>
+        <w:tc>
+          <w:tcPr>
+            <w:tcW w:type="dxa" w:w="1440"/>
+            <w:vAlign w:val="center"/>
+          </w:tcPr>
+          <w:p>
+            <w:pPr>
+              <w:spacing w:after="0"/>
+              <w:ind w:firstLine="0"/>
+              <w:jc w:val="left"/>
+            </w:pPr>
+            <w:r>
+              <w:rPr>
+                <w:rFonts w:ascii="Times New Roman" w:hAnsi="Times New Roman" w:eastAsia="Times New Roman"/>
+                <w:color w:val="000000"/>
+                <w:sz w:val="18"/>
+              </w:rPr>
+              <w:t>114</w:t>
+            </w:r>
+          </w:p>
+        </w:tc>
+        <w:tc>
+          <w:tcPr>
+            <w:tcW w:type="dxa" w:w="1584"/>
+            <w:vAlign w:val="center"/>
+          </w:tcPr>
+          <w:p>
+            <w:pPr>
+              <w:spacing w:after="0"/>
+              <w:ind w:firstLine="0"/>
+              <w:jc w:val="left"/>
+            </w:pPr>
+            <w:r>
+              <w:rPr>
+                <w:rFonts w:ascii="Times New Roman" w:hAnsi="Times New Roman" w:eastAsia="Times New Roman"/>
+                <w:color w:val="000000"/>
+                <w:sz w:val="18"/>
+              </w:rPr>
+              <w:t>107</w:t>
+            </w:r>
+          </w:p>
+        </w:tc>
+        <w:tc>
+          <w:tcPr>
+            <w:tcW w:type="dxa" w:w="1440"/>
+            <w:vAlign w:val="center"/>
+          </w:tcPr>
+          <w:p>
+            <w:pPr>
+              <w:spacing w:after="0"/>
+              <w:ind w:firstLine="0"/>
+              <w:jc w:val="left"/>
+            </w:pPr>
+            <w:r>
+              <w:rPr>
+                <w:rFonts w:ascii="Times New Roman" w:hAnsi="Times New Roman" w:eastAsia="Times New Roman"/>
+                <w:color w:val="000000"/>
+                <w:sz w:val="18"/>
+              </w:rPr>
+              <w:t>7</w:t>
+            </w:r>
+          </w:p>
+        </w:tc>
+      </w:tr>
+      <w:tr>
+        <w:tc>
+          <w:tcPr>
+            <w:tcW w:type="dxa" w:w="2520"/>
+            <w:shd w:fill="F9FBFD"/>
+            <w:vAlign w:val="center"/>
+          </w:tcPr>
+          <w:p>
+            <w:pPr>
+              <w:spacing w:after="0"/>
+              <w:ind w:firstLine="0"/>
+              <w:jc w:val="left"/>
+            </w:pPr>
+            <w:r>
+              <w:rPr>
+                <w:rFonts w:ascii="Times New Roman" w:hAnsi="Times New Roman" w:eastAsia="Times New Roman"/>
+                <w:color w:val="000000"/>
+                <w:sz w:val="18"/>
+              </w:rPr>
+              <w:t>Màn hình</w:t>
+            </w:r>
+          </w:p>
+        </w:tc>
+        <w:tc>
+          <w:tcPr>
+            <w:tcW w:type="dxa" w:w="1080"/>
+            <w:shd w:fill="F9FBFD"/>
+            <w:vAlign w:val="center"/>
+          </w:tcPr>
+          <w:p>
+            <w:pPr>
+              <w:spacing w:after="0"/>
+              <w:ind w:firstLine="0"/>
+              <w:jc w:val="left"/>
+            </w:pPr>
+            <w:r>
+              <w:rPr>
+                <w:rFonts w:ascii="Times New Roman" w:hAnsi="Times New Roman" w:eastAsia="Times New Roman"/>
+                <w:color w:val="000000"/>
+                <w:sz w:val="18"/>
+              </w:rPr>
+              <w:t>2</w:t>
+            </w:r>
+          </w:p>
+        </w:tc>
+        <w:tc>
+          <w:tcPr>
+            <w:tcW w:type="dxa" w:w="1440"/>
+            <w:shd w:fill="F9FBFD"/>
+            <w:vAlign w:val="center"/>
+          </w:tcPr>
+          <w:p>
+            <w:pPr>
+              <w:spacing w:after="0"/>
+              <w:ind w:firstLine="0"/>
+              <w:jc w:val="left"/>
+            </w:pPr>
+            <w:r>
+              <w:rPr>
+                <w:rFonts w:ascii="Times New Roman" w:hAnsi="Times New Roman" w:eastAsia="Times New Roman"/>
+                <w:color w:val="000000"/>
+                <w:sz w:val="18"/>
+              </w:rPr>
+              <w:t>104</w:t>
+            </w:r>
+          </w:p>
+        </w:tc>
+        <w:tc>
+          <w:tcPr>
+            <w:tcW w:type="dxa" w:w="1584"/>
+            <w:shd w:fill="F9FBFD"/>
+            <w:vAlign w:val="center"/>
+          </w:tcPr>
+          <w:p>
+            <w:pPr>
+              <w:spacing w:after="0"/>
+              <w:ind w:firstLine="0"/>
+              <w:jc w:val="left"/>
+            </w:pPr>
+            <w:r>
+              <w:rPr>
+                <w:rFonts w:ascii="Times New Roman" w:hAnsi="Times New Roman" w:eastAsia="Times New Roman"/>
+                <w:color w:val="000000"/>
+                <w:sz w:val="18"/>
+              </w:rPr>
+              <w:t>104</w:t>
+            </w:r>
+          </w:p>
+        </w:tc>
+        <w:tc>
+          <w:tcPr>
+            <w:tcW w:type="dxa" w:w="1440"/>
+            <w:shd w:fill="F9FBFD"/>
+            <w:vAlign w:val="center"/>
+          </w:tcPr>
+          <w:p>
+            <w:pPr>
+              <w:spacing w:after="0"/>
+              <w:ind w:firstLine="0"/>
+              <w:jc w:val="left"/>
+            </w:pPr>
+            <w:r>
+              <w:rPr>
+                <w:rFonts w:ascii="Times New Roman" w:hAnsi="Times New Roman" w:eastAsia="Times New Roman"/>
+                <w:color w:val="000000"/>
+                <w:sz w:val="18"/>
+              </w:rPr>
+              <w:t>0</w:t>
+            </w:r>
+          </w:p>
+        </w:tc>
+      </w:tr>
+      <w:tr>
+        <w:tc>
+          <w:tcPr>
+            <w:tcW w:type="dxa" w:w="2520"/>
+            <w:vAlign w:val="center"/>
+          </w:tcPr>
+          <w:p>
+            <w:pPr>
+              <w:spacing w:after="0"/>
+              <w:ind w:firstLine="0"/>
+              <w:jc w:val="left"/>
+            </w:pPr>
+            <w:r>
+              <w:rPr>
+                <w:rFonts w:ascii="Times New Roman" w:hAnsi="Times New Roman" w:eastAsia="Times New Roman"/>
+                <w:color w:val="000000"/>
+                <w:sz w:val="18"/>
+              </w:rPr>
+              <w:t>Router</w:t>
+            </w:r>
+          </w:p>
+        </w:tc>
+        <w:tc>
+          <w:tcPr>
+            <w:tcW w:type="dxa" w:w="1080"/>
+            <w:vAlign w:val="center"/>
+          </w:tcPr>
+          <w:p>
+            <w:pPr>
+              <w:spacing w:after="0"/>
+              <w:ind w:firstLine="0"/>
+              <w:jc w:val="left"/>
+            </w:pPr>
+            <w:r>
+              <w:rPr>
+                <w:rFonts w:ascii="Times New Roman" w:hAnsi="Times New Roman" w:eastAsia="Times New Roman"/>
+                <w:color w:val="000000"/>
+                <w:sz w:val="18"/>
+              </w:rPr>
+              <w:t>2</w:t>
+            </w:r>
+          </w:p>
+        </w:tc>
+        <w:tc>
+          <w:tcPr>
+            <w:tcW w:type="dxa" w:w="1440"/>
+            <w:vAlign w:val="center"/>
+          </w:tcPr>
+          <w:p>
+            <w:pPr>
+              <w:spacing w:after="0"/>
+              <w:ind w:firstLine="0"/>
+              <w:jc w:val="left"/>
+            </w:pPr>
+            <w:r>
+              <w:rPr>
+                <w:rFonts w:ascii="Times New Roman" w:hAnsi="Times New Roman" w:eastAsia="Times New Roman"/>
+                <w:color w:val="000000"/>
+                <w:sz w:val="18"/>
+              </w:rPr>
+              <w:t>94</w:t>
+            </w:r>
+          </w:p>
+        </w:tc>
+        <w:tc>
+          <w:tcPr>
+            <w:tcW w:type="dxa" w:w="1584"/>
+            <w:vAlign w:val="center"/>
+          </w:tcPr>
+          <w:p>
+            <w:pPr>
+              <w:spacing w:after="0"/>
+              <w:ind w:firstLine="0"/>
+              <w:jc w:val="left"/>
+            </w:pPr>
+            <w:r>
+              <w:rPr>
+                <w:rFonts w:ascii="Times New Roman" w:hAnsi="Times New Roman" w:eastAsia="Times New Roman"/>
+                <w:color w:val="000000"/>
+                <w:sz w:val="18"/>
+              </w:rPr>
+              <w:t>92</w:t>
+            </w:r>
+          </w:p>
+        </w:tc>
+        <w:tc>
+          <w:tcPr>
+            <w:tcW w:type="dxa" w:w="1440"/>
+            <w:vAlign w:val="center"/>
+          </w:tcPr>
+          <w:p>
+            <w:pPr>
+              <w:spacing w:after="0"/>
+              <w:ind w:firstLine="0"/>
+              <w:jc w:val="left"/>
+            </w:pPr>
+            <w:r>
+              <w:rPr>
+                <w:rFonts w:ascii="Times New Roman" w:hAnsi="Times New Roman" w:eastAsia="Times New Roman"/>
+                <w:color w:val="000000"/>
+                <w:sz w:val="18"/>
+              </w:rPr>
+              <w:t>2</w:t>
+            </w:r>
+          </w:p>
+        </w:tc>
+      </w:tr>
+      <w:tr>
+        <w:tc>
+          <w:tcPr>
+            <w:tcW w:type="dxa" w:w="2520"/>
+            <w:shd w:fill="F9FBFD"/>
+            <w:vAlign w:val="center"/>
+          </w:tcPr>
+          <w:p>
+            <w:pPr>
+              <w:spacing w:after="0"/>
+              <w:ind w:firstLine="0"/>
+              <w:jc w:val="left"/>
+            </w:pPr>
+            <w:r>
+              <w:rPr>
+                <w:rFonts w:ascii="Times New Roman" w:hAnsi="Times New Roman" w:eastAsia="Times New Roman"/>
+                <w:color w:val="000000"/>
+                <w:sz w:val="18"/>
+              </w:rPr>
+              <w:t>Camera</w:t>
+            </w:r>
+          </w:p>
+        </w:tc>
+        <w:tc>
+          <w:tcPr>
+            <w:tcW w:type="dxa" w:w="1080"/>
+            <w:shd w:fill="F9FBFD"/>
+            <w:vAlign w:val="center"/>
+          </w:tcPr>
+          <w:p>
+            <w:pPr>
+              <w:spacing w:after="0"/>
+              <w:ind w:firstLine="0"/>
+              <w:jc w:val="left"/>
+            </w:pPr>
+            <w:r>
+              <w:rPr>
+                <w:rFonts w:ascii="Times New Roman" w:hAnsi="Times New Roman" w:eastAsia="Times New Roman"/>
+                <w:color w:val="000000"/>
+                <w:sz w:val="18"/>
+              </w:rPr>
+              <w:t>3</w:t>
+            </w:r>
+          </w:p>
+        </w:tc>
+        <w:tc>
+          <w:tcPr>
+            <w:tcW w:type="dxa" w:w="1440"/>
+            <w:shd w:fill="F9FBFD"/>
+            <w:vAlign w:val="center"/>
+          </w:tcPr>
+          <w:p>
+            <w:pPr>
+              <w:spacing w:after="0"/>
+              <w:ind w:firstLine="0"/>
+              <w:jc w:val="left"/>
+            </w:pPr>
+            <w:r>
+              <w:rPr>
+                <w:rFonts w:ascii="Times New Roman" w:hAnsi="Times New Roman" w:eastAsia="Times New Roman"/>
+                <w:color w:val="000000"/>
+                <w:sz w:val="18"/>
+              </w:rPr>
+              <w:t>90</w:t>
+            </w:r>
+          </w:p>
+        </w:tc>
+        <w:tc>
+          <w:tcPr>
+            <w:tcW w:type="dxa" w:w="1584"/>
+            <w:shd w:fill="F9FBFD"/>
+            <w:vAlign w:val="center"/>
+          </w:tcPr>
+          <w:p>
+            <w:pPr>
+              <w:spacing w:after="0"/>
+              <w:ind w:firstLine="0"/>
+              <w:jc w:val="left"/>
+            </w:pPr>
+            <w:r>
+              <w:rPr>
+                <w:rFonts w:ascii="Times New Roman" w:hAnsi="Times New Roman" w:eastAsia="Times New Roman"/>
+                <w:color w:val="000000"/>
+                <w:sz w:val="18"/>
+              </w:rPr>
+              <w:t>84</w:t>
+            </w:r>
+          </w:p>
+        </w:tc>
+        <w:tc>
+          <w:tcPr>
+            <w:tcW w:type="dxa" w:w="1440"/>
+            <w:shd w:fill="F9FBFD"/>
+            <w:vAlign w:val="center"/>
+          </w:tcPr>
+          <w:p>
+            <w:pPr>
+              <w:spacing w:after="0"/>
+              <w:ind w:firstLine="0"/>
+              <w:jc w:val="left"/>
+            </w:pPr>
+            <w:r>
+              <w:rPr>
+                <w:rFonts w:ascii="Times New Roman" w:hAnsi="Times New Roman" w:eastAsia="Times New Roman"/>
+                <w:color w:val="000000"/>
+                <w:sz w:val="18"/>
+              </w:rPr>
+              <w:t>6</w:t>
+            </w:r>
+          </w:p>
+        </w:tc>
+      </w:tr>
+      <w:tr>
+        <w:tc>
+          <w:tcPr>
+            <w:tcW w:type="dxa" w:w="2520"/>
+            <w:vAlign w:val="center"/>
+          </w:tcPr>
+          <w:p>
+            <w:pPr>
+              <w:spacing w:after="0"/>
+              <w:ind w:firstLine="0"/>
+              <w:jc w:val="left"/>
+            </w:pPr>
+            <w:r>
+              <w:rPr>
+                <w:rFonts w:ascii="Times New Roman" w:hAnsi="Times New Roman" w:eastAsia="Times New Roman"/>
+                <w:color w:val="000000"/>
+                <w:sz w:val="18"/>
+              </w:rPr>
+              <w:t>Laptop</w:t>
+            </w:r>
+          </w:p>
+        </w:tc>
+        <w:tc>
+          <w:tcPr>
+            <w:tcW w:type="dxa" w:w="1080"/>
+            <w:vAlign w:val="center"/>
+          </w:tcPr>
+          <w:p>
+            <w:pPr>
+              <w:spacing w:after="0"/>
+              <w:ind w:firstLine="0"/>
+              <w:jc w:val="left"/>
+            </w:pPr>
+            <w:r>
+              <w:rPr>
+                <w:rFonts w:ascii="Times New Roman" w:hAnsi="Times New Roman" w:eastAsia="Times New Roman"/>
+                <w:color w:val="000000"/>
+                <w:sz w:val="18"/>
+              </w:rPr>
+              <w:t>7</w:t>
+            </w:r>
+          </w:p>
+        </w:tc>
+        <w:tc>
+          <w:tcPr>
+            <w:tcW w:type="dxa" w:w="1440"/>
+            <w:vAlign w:val="center"/>
+          </w:tcPr>
+          <w:p>
+            <w:pPr>
+              <w:spacing w:after="0"/>
+              <w:ind w:firstLine="0"/>
+              <w:jc w:val="left"/>
+            </w:pPr>
+            <w:r>
+              <w:rPr>
+                <w:rFonts w:ascii="Times New Roman" w:hAnsi="Times New Roman" w:eastAsia="Times New Roman"/>
+                <w:color w:val="000000"/>
+                <w:sz w:val="18"/>
+              </w:rPr>
+              <w:t>79</w:t>
+            </w:r>
+          </w:p>
+        </w:tc>
+        <w:tc>
+          <w:tcPr>
+            <w:tcW w:type="dxa" w:w="1584"/>
+            <w:vAlign w:val="center"/>
+          </w:tcPr>
+          <w:p>
+            <w:pPr>
+              <w:spacing w:after="0"/>
+              <w:ind w:firstLine="0"/>
+              <w:jc w:val="left"/>
+            </w:pPr>
+            <w:r>
+              <w:rPr>
+                <w:rFonts w:ascii="Times New Roman" w:hAnsi="Times New Roman" w:eastAsia="Times New Roman"/>
+                <w:color w:val="000000"/>
+                <w:sz w:val="18"/>
+              </w:rPr>
+              <w:t>76</w:t>
+            </w:r>
+          </w:p>
+        </w:tc>
+        <w:tc>
+          <w:tcPr>
+            <w:tcW w:type="dxa" w:w="1440"/>
+            <w:vAlign w:val="center"/>
+          </w:tcPr>
+          <w:p>
+            <w:pPr>
+              <w:spacing w:after="0"/>
+              <w:ind w:firstLine="0"/>
+              <w:jc w:val="left"/>
+            </w:pPr>
+            <w:r>
+              <w:rPr>
+                <w:rFonts w:ascii="Times New Roman" w:hAnsi="Times New Roman" w:eastAsia="Times New Roman"/>
+                <w:color w:val="000000"/>
+                <w:sz w:val="18"/>
+              </w:rPr>
+              <w:t>3</w:t>
+            </w:r>
+          </w:p>
+        </w:tc>
+      </w:tr>
+      <w:tr>
+        <w:tc>
+          <w:tcPr>
+            <w:tcW w:type="dxa" w:w="2520"/>
+            <w:shd w:fill="F9FBFD"/>
+            <w:vAlign w:val="center"/>
+          </w:tcPr>
+          <w:p>
+            <w:pPr>
+              <w:spacing w:after="0"/>
+              <w:ind w:firstLine="0"/>
+              <w:jc w:val="left"/>
+            </w:pPr>
+            <w:r>
+              <w:rPr>
+                <w:rFonts w:ascii="Times New Roman" w:hAnsi="Times New Roman" w:eastAsia="Times New Roman"/>
+                <w:color w:val="000000"/>
+                <w:sz w:val="18"/>
+              </w:rPr>
+              <w:t>Loa</w:t>
+            </w:r>
+          </w:p>
+        </w:tc>
+        <w:tc>
+          <w:tcPr>
+            <w:tcW w:type="dxa" w:w="1080"/>
+            <w:shd w:fill="F9FBFD"/>
+            <w:vAlign w:val="center"/>
+          </w:tcPr>
+          <w:p>
+            <w:pPr>
+              <w:spacing w:after="0"/>
+              <w:ind w:firstLine="0"/>
+              <w:jc w:val="left"/>
+            </w:pPr>
+            <w:r>
+              <w:rPr>
+                <w:rFonts w:ascii="Times New Roman" w:hAnsi="Times New Roman" w:eastAsia="Times New Roman"/>
+                <w:color w:val="000000"/>
+                <w:sz w:val="18"/>
+              </w:rPr>
+              <w:t>3</w:t>
+            </w:r>
+          </w:p>
+        </w:tc>
+        <w:tc>
+          <w:tcPr>
+            <w:tcW w:type="dxa" w:w="1440"/>
+            <w:shd w:fill="F9FBFD"/>
+            <w:vAlign w:val="center"/>
+          </w:tcPr>
+          <w:p>
+            <w:pPr>
+              <w:spacing w:after="0"/>
+              <w:ind w:firstLine="0"/>
+              <w:jc w:val="left"/>
+            </w:pPr>
+            <w:r>
+              <w:rPr>
+                <w:rFonts w:ascii="Times New Roman" w:hAnsi="Times New Roman" w:eastAsia="Times New Roman"/>
+                <w:color w:val="000000"/>
+                <w:sz w:val="18"/>
+              </w:rPr>
+              <w:t>79</w:t>
+            </w:r>
+          </w:p>
+        </w:tc>
+        <w:tc>
+          <w:tcPr>
+            <w:tcW w:type="dxa" w:w="1584"/>
+            <w:shd w:fill="F9FBFD"/>
+            <w:vAlign w:val="center"/>
+          </w:tcPr>
+          <w:p>
+            <w:pPr>
+              <w:spacing w:after="0"/>
+              <w:ind w:firstLine="0"/>
+              <w:jc w:val="left"/>
+            </w:pPr>
+            <w:r>
+              <w:rPr>
+                <w:rFonts w:ascii="Times New Roman" w:hAnsi="Times New Roman" w:eastAsia="Times New Roman"/>
+                <w:color w:val="000000"/>
+                <w:sz w:val="18"/>
+              </w:rPr>
+              <w:t>77</w:t>
+            </w:r>
+          </w:p>
+        </w:tc>
+        <w:tc>
+          <w:tcPr>
+            <w:tcW w:type="dxa" w:w="1440"/>
+            <w:shd w:fill="F9FBFD"/>
+            <w:vAlign w:val="center"/>
+          </w:tcPr>
+          <w:p>
+            <w:pPr>
+              <w:spacing w:after="0"/>
+              <w:ind w:firstLine="0"/>
+              <w:jc w:val="left"/>
+            </w:pPr>
+            <w:r>
+              <w:rPr>
+                <w:rFonts w:ascii="Times New Roman" w:hAnsi="Times New Roman" w:eastAsia="Times New Roman"/>
+                <w:color w:val="000000"/>
+                <w:sz w:val="18"/>
+              </w:rPr>
+              <w:t>2</w:t>
+            </w:r>
+          </w:p>
+        </w:tc>
+      </w:tr>
+      <w:tr>
+        <w:tc>
+          <w:tcPr>
+            <w:tcW w:type="dxa" w:w="2520"/>
+            <w:vAlign w:val="center"/>
+          </w:tcPr>
+          <w:p>
+            <w:pPr>
+              <w:spacing w:after="0"/>
+              <w:ind w:firstLine="0"/>
+              <w:jc w:val="left"/>
+            </w:pPr>
+            <w:r>
+              <w:rPr>
+                <w:rFonts w:ascii="Times New Roman" w:hAnsi="Times New Roman" w:eastAsia="Times New Roman"/>
+                <w:color w:val="000000"/>
+                <w:sz w:val="18"/>
+              </w:rPr>
+              <w:t>Micro</w:t>
+            </w:r>
+          </w:p>
+        </w:tc>
+        <w:tc>
+          <w:tcPr>
+            <w:tcW w:type="dxa" w:w="1080"/>
+            <w:vAlign w:val="center"/>
+          </w:tcPr>
+          <w:p>
+            <w:pPr>
+              <w:spacing w:after="0"/>
+              <w:ind w:firstLine="0"/>
+              <w:jc w:val="left"/>
+            </w:pPr>
+            <w:r>
+              <w:rPr>
+                <w:rFonts w:ascii="Times New Roman" w:hAnsi="Times New Roman" w:eastAsia="Times New Roman"/>
+                <w:color w:val="000000"/>
+                <w:sz w:val="18"/>
+              </w:rPr>
+              <w:t>3</w:t>
+            </w:r>
+          </w:p>
+        </w:tc>
+        <w:tc>
+          <w:tcPr>
+            <w:tcW w:type="dxa" w:w="1440"/>
+            <w:vAlign w:val="center"/>
+          </w:tcPr>
+          <w:p>
+            <w:pPr>
+              <w:spacing w:after="0"/>
+              <w:ind w:firstLine="0"/>
+              <w:jc w:val="left"/>
+            </w:pPr>
+            <w:r>
+              <w:rPr>
+                <w:rFonts w:ascii="Times New Roman" w:hAnsi="Times New Roman" w:eastAsia="Times New Roman"/>
+                <w:color w:val="000000"/>
+                <w:sz w:val="18"/>
+              </w:rPr>
+              <w:t>78</w:t>
+            </w:r>
+          </w:p>
+        </w:tc>
+        <w:tc>
+          <w:tcPr>
+            <w:tcW w:type="dxa" w:w="1584"/>
+            <w:vAlign w:val="center"/>
+          </w:tcPr>
+          <w:p>
+            <w:pPr>
+              <w:spacing w:after="0"/>
+              <w:ind w:firstLine="0"/>
+              <w:jc w:val="left"/>
+            </w:pPr>
+            <w:r>
+              <w:rPr>
+                <w:rFonts w:ascii="Times New Roman" w:hAnsi="Times New Roman" w:eastAsia="Times New Roman"/>
+                <w:color w:val="000000"/>
+                <w:sz w:val="18"/>
+              </w:rPr>
+              <w:t>75</w:t>
+            </w:r>
+          </w:p>
+        </w:tc>
+        <w:tc>
+          <w:tcPr>
+            <w:tcW w:type="dxa" w:w="1440"/>
+            <w:vAlign w:val="center"/>
+          </w:tcPr>
+          <w:p>
+            <w:pPr>
+              <w:spacing w:after="0"/>
+              <w:ind w:firstLine="0"/>
+              <w:jc w:val="left"/>
+            </w:pPr>
+            <w:r>
+              <w:rPr>
+                <w:rFonts w:ascii="Times New Roman" w:hAnsi="Times New Roman" w:eastAsia="Times New Roman"/>
+                <w:color w:val="000000"/>
+                <w:sz w:val="18"/>
+              </w:rPr>
+              <w:t>3</w:t>
+            </w:r>
+          </w:p>
+        </w:tc>
+      </w:tr>
+      <w:tr>
+        <w:tc>
+          <w:tcPr>
+            <w:tcW w:type="dxa" w:w="2520"/>
+            <w:shd w:fill="F9FBFD"/>
+            <w:vAlign w:val="center"/>
+          </w:tcPr>
+          <w:p>
+            <w:pPr>
+              <w:spacing w:after="0"/>
+              <w:ind w:firstLine="0"/>
+              <w:jc w:val="left"/>
+            </w:pPr>
+            <w:r>
+              <w:rPr>
+                <w:rFonts w:ascii="Times New Roman" w:hAnsi="Times New Roman" w:eastAsia="Times New Roman"/>
+                <w:color w:val="000000"/>
+                <w:sz w:val="18"/>
+              </w:rPr>
+              <w:t>Máy tính để bàn</w:t>
+            </w:r>
+          </w:p>
+        </w:tc>
+        <w:tc>
+          <w:tcPr>
+            <w:tcW w:type="dxa" w:w="1080"/>
+            <w:shd w:fill="F9FBFD"/>
+            <w:vAlign w:val="center"/>
+          </w:tcPr>
+          <w:p>
+            <w:pPr>
+              <w:spacing w:after="0"/>
+              <w:ind w:firstLine="0"/>
+              <w:jc w:val="left"/>
+            </w:pPr>
+            <w:r>
+              <w:rPr>
+                <w:rFonts w:ascii="Times New Roman" w:hAnsi="Times New Roman" w:eastAsia="Times New Roman"/>
+                <w:color w:val="000000"/>
+                <w:sz w:val="18"/>
+              </w:rPr>
+              <w:t>3</w:t>
+            </w:r>
+          </w:p>
+        </w:tc>
+        <w:tc>
+          <w:tcPr>
+            <w:tcW w:type="dxa" w:w="1440"/>
+            <w:shd w:fill="F9FBFD"/>
+            <w:vAlign w:val="center"/>
+          </w:tcPr>
+          <w:p>
+            <w:pPr>
+              <w:spacing w:after="0"/>
+              <w:ind w:firstLine="0"/>
+              <w:jc w:val="left"/>
+            </w:pPr>
+            <w:r>
+              <w:rPr>
+                <w:rFonts w:ascii="Times New Roman" w:hAnsi="Times New Roman" w:eastAsia="Times New Roman"/>
+                <w:color w:val="000000"/>
+                <w:sz w:val="18"/>
+              </w:rPr>
+              <w:t>67</w:t>
+            </w:r>
+          </w:p>
+        </w:tc>
+        <w:tc>
+          <w:tcPr>
+            <w:tcW w:type="dxa" w:w="1584"/>
+            <w:shd w:fill="F9FBFD"/>
+            <w:vAlign w:val="center"/>
+          </w:tcPr>
+          <w:p>
+            <w:pPr>
+              <w:spacing w:after="0"/>
+              <w:ind w:firstLine="0"/>
+              <w:jc w:val="left"/>
+            </w:pPr>
+            <w:r>
+              <w:rPr>
+                <w:rFonts w:ascii="Times New Roman" w:hAnsi="Times New Roman" w:eastAsia="Times New Roman"/>
+                <w:color w:val="000000"/>
+                <w:sz w:val="18"/>
+              </w:rPr>
+              <w:t>65</w:t>
+            </w:r>
+          </w:p>
+        </w:tc>
+        <w:tc>
+          <w:tcPr>
+            <w:tcW w:type="dxa" w:w="1440"/>
+            <w:shd w:fill="F9FBFD"/>
+            <w:vAlign w:val="center"/>
+          </w:tcPr>
+          <w:p>
+            <w:pPr>
+              <w:spacing w:after="0"/>
+              <w:ind w:firstLine="0"/>
+              <w:jc w:val="left"/>
+            </w:pPr>
+            <w:r>
+              <w:rPr>
+                <w:rFonts w:ascii="Times New Roman" w:hAnsi="Times New Roman" w:eastAsia="Times New Roman"/>
+                <w:color w:val="000000"/>
+                <w:sz w:val="18"/>
+              </w:rPr>
+              <w:t>2</w:t>
+            </w:r>
+          </w:p>
+        </w:tc>
+      </w:tr>
+      <w:tr>
+        <w:tc>
+          <w:tcPr>
+            <w:tcW w:type="dxa" w:w="2520"/>
+            <w:vAlign w:val="center"/>
+          </w:tcPr>
+          <w:p>
+            <w:pPr>
+              <w:spacing w:after="0"/>
+              <w:ind w:firstLine="0"/>
+              <w:jc w:val="left"/>
+            </w:pPr>
+            <w:r>
+              <w:rPr>
+                <w:rFonts w:ascii="Times New Roman" w:hAnsi="Times New Roman" w:eastAsia="Times New Roman"/>
+                <w:color w:val="000000"/>
+                <w:sz w:val="18"/>
+              </w:rPr>
+              <w:t>Máy chiếu</w:t>
+            </w:r>
+          </w:p>
+        </w:tc>
+        <w:tc>
+          <w:tcPr>
+            <w:tcW w:type="dxa" w:w="1080"/>
+            <w:vAlign w:val="center"/>
+          </w:tcPr>
+          <w:p>
+            <w:pPr>
+              <w:spacing w:after="0"/>
+              <w:ind w:firstLine="0"/>
+              <w:jc w:val="left"/>
+            </w:pPr>
+            <w:r>
+              <w:rPr>
+                <w:rFonts w:ascii="Times New Roman" w:hAnsi="Times New Roman" w:eastAsia="Times New Roman"/>
+                <w:color w:val="000000"/>
+                <w:sz w:val="18"/>
+              </w:rPr>
+              <w:t>6</w:t>
+            </w:r>
+          </w:p>
+        </w:tc>
+        <w:tc>
+          <w:tcPr>
+            <w:tcW w:type="dxa" w:w="1440"/>
+            <w:vAlign w:val="center"/>
+          </w:tcPr>
+          <w:p>
+            <w:pPr>
+              <w:spacing w:after="0"/>
+              <w:ind w:firstLine="0"/>
+              <w:jc w:val="left"/>
+            </w:pPr>
+            <w:r>
+              <w:rPr>
+                <w:rFonts w:ascii="Times New Roman" w:hAnsi="Times New Roman" w:eastAsia="Times New Roman"/>
+                <w:color w:val="000000"/>
+                <w:sz w:val="18"/>
+              </w:rPr>
+              <w:t>52</w:t>
+            </w:r>
+          </w:p>
+        </w:tc>
+        <w:tc>
+          <w:tcPr>
+            <w:tcW w:type="dxa" w:w="1584"/>
+            <w:vAlign w:val="center"/>
+          </w:tcPr>
+          <w:p>
+            <w:pPr>
+              <w:spacing w:after="0"/>
+              <w:ind w:firstLine="0"/>
+              <w:jc w:val="left"/>
+            </w:pPr>
+            <w:r>
+              <w:rPr>
+                <w:rFonts w:ascii="Times New Roman" w:hAnsi="Times New Roman" w:eastAsia="Times New Roman"/>
+                <w:color w:val="000000"/>
+                <w:sz w:val="18"/>
+              </w:rPr>
+              <w:t>47</w:t>
+            </w:r>
+          </w:p>
+        </w:tc>
+        <w:tc>
+          <w:tcPr>
+            <w:tcW w:type="dxa" w:w="1440"/>
+            <w:vAlign w:val="center"/>
+          </w:tcPr>
+          <w:p>
+            <w:pPr>
+              <w:spacing w:after="0"/>
+              <w:ind w:firstLine="0"/>
+              <w:jc w:val="left"/>
+            </w:pPr>
+            <w:r>
+              <w:rPr>
+                <w:rFonts w:ascii="Times New Roman" w:hAnsi="Times New Roman" w:eastAsia="Times New Roman"/>
+                <w:color w:val="000000"/>
+                <w:sz w:val="18"/>
+              </w:rPr>
+              <w:t>5</w:t>
+            </w:r>
+          </w:p>
+        </w:tc>
+      </w:tr>
+      <w:tr>
+        <w:tc>
+          <w:tcPr>
+            <w:tcW w:type="dxa" w:w="2520"/>
+            <w:shd w:fill="F9FBFD"/>
+            <w:vAlign w:val="center"/>
+          </w:tcPr>
+          <w:p>
+            <w:pPr>
+              <w:spacing w:after="0"/>
+              <w:ind w:firstLine="0"/>
+              <w:jc w:val="left"/>
+            </w:pPr>
+            <w:r>
+              <w:rPr>
+                <w:rFonts w:ascii="Times New Roman" w:hAnsi="Times New Roman" w:eastAsia="Times New Roman"/>
+                <w:color w:val="000000"/>
+                <w:sz w:val="18"/>
+              </w:rPr>
+              <w:t>Thiết bị thí nghiệm</w:t>
+            </w:r>
+          </w:p>
+        </w:tc>
+        <w:tc>
+          <w:tcPr>
+            <w:tcW w:type="dxa" w:w="1080"/>
+            <w:shd w:fill="F9FBFD"/>
+            <w:vAlign w:val="center"/>
+          </w:tcPr>
+          <w:p>
+            <w:pPr>
+              <w:spacing w:after="0"/>
+              <w:ind w:firstLine="0"/>
+              <w:jc w:val="left"/>
+            </w:pPr>
+            <w:r>
+              <w:rPr>
+                <w:rFonts w:ascii="Times New Roman" w:hAnsi="Times New Roman" w:eastAsia="Times New Roman"/>
+                <w:color w:val="000000"/>
+                <w:sz w:val="18"/>
+              </w:rPr>
+              <w:t>3</w:t>
+            </w:r>
+          </w:p>
+        </w:tc>
+        <w:tc>
+          <w:tcPr>
+            <w:tcW w:type="dxa" w:w="1440"/>
+            <w:shd w:fill="F9FBFD"/>
+            <w:vAlign w:val="center"/>
+          </w:tcPr>
+          <w:p>
+            <w:pPr>
+              <w:spacing w:after="0"/>
+              <w:ind w:firstLine="0"/>
+              <w:jc w:val="left"/>
+            </w:pPr>
+            <w:r>
+              <w:rPr>
+                <w:rFonts w:ascii="Times New Roman" w:hAnsi="Times New Roman" w:eastAsia="Times New Roman"/>
+                <w:color w:val="000000"/>
+                <w:sz w:val="18"/>
+              </w:rPr>
+              <w:t>46</w:t>
+            </w:r>
+          </w:p>
+        </w:tc>
+        <w:tc>
+          <w:tcPr>
+            <w:tcW w:type="dxa" w:w="1584"/>
+            <w:shd w:fill="F9FBFD"/>
+            <w:vAlign w:val="center"/>
+          </w:tcPr>
+          <w:p>
+            <w:pPr>
+              <w:spacing w:after="0"/>
+              <w:ind w:firstLine="0"/>
+              <w:jc w:val="left"/>
+            </w:pPr>
+            <w:r>
+              <w:rPr>
+                <w:rFonts w:ascii="Times New Roman" w:hAnsi="Times New Roman" w:eastAsia="Times New Roman"/>
+                <w:color w:val="000000"/>
+                <w:sz w:val="18"/>
+              </w:rPr>
+              <w:t>40</w:t>
+            </w:r>
+          </w:p>
+        </w:tc>
+        <w:tc>
+          <w:tcPr>
+            <w:tcW w:type="dxa" w:w="1440"/>
+            <w:shd w:fill="F9FBFD"/>
+            <w:vAlign w:val="center"/>
+          </w:tcPr>
+          <w:p>
+            <w:pPr>
+              <w:spacing w:after="0"/>
+              <w:ind w:firstLine="0"/>
+              <w:jc w:val="left"/>
+            </w:pPr>
+            <w:r>
+              <w:rPr>
+                <w:rFonts w:ascii="Times New Roman" w:hAnsi="Times New Roman" w:eastAsia="Times New Roman"/>
+                <w:color w:val="000000"/>
+                <w:sz w:val="18"/>
+              </w:rPr>
+              <w:t>6</w:t>
+            </w:r>
+          </w:p>
+        </w:tc>
+      </w:tr>
+      <w:tr>
+        <w:tc>
+          <w:tcPr>
+            <w:tcW w:type="dxa" w:w="2520"/>
+            <w:vAlign w:val="center"/>
+          </w:tcPr>
+          <w:p>
+            <w:pPr>
+              <w:spacing w:after="0"/>
+              <w:ind w:firstLine="0"/>
+              <w:jc w:val="left"/>
+            </w:pPr>
+            <w:r>
+              <w:rPr>
+                <w:rFonts w:ascii="Times New Roman" w:hAnsi="Times New Roman" w:eastAsia="Times New Roman"/>
+                <w:color w:val="000000"/>
+                <w:sz w:val="18"/>
+              </w:rPr>
+              <w:t>Tổng</w:t>
+            </w:r>
+          </w:p>
+        </w:tc>
+        <w:tc>
+          <w:tcPr>
+            <w:tcW w:type="dxa" w:w="1080"/>
+            <w:vAlign w:val="center"/>
+          </w:tcPr>
+          <w:p>
+            <w:pPr>
+              <w:spacing w:after="0"/>
+              <w:ind w:firstLine="0"/>
+              <w:jc w:val="left"/>
+            </w:pPr>
+            <w:r>
+              <w:rPr>
+                <w:rFonts w:ascii="Times New Roman" w:hAnsi="Times New Roman" w:eastAsia="Times New Roman"/>
+                <w:color w:val="000000"/>
+                <w:sz w:val="18"/>
+              </w:rPr>
+              <w:t>38</w:t>
+            </w:r>
+          </w:p>
+        </w:tc>
+        <w:tc>
+          <w:tcPr>
+            <w:tcW w:type="dxa" w:w="1440"/>
+            <w:vAlign w:val="center"/>
+          </w:tcPr>
+          <w:p>
+            <w:pPr>
+              <w:spacing w:after="0"/>
+              <w:ind w:firstLine="0"/>
+              <w:jc w:val="left"/>
+            </w:pPr>
+            <w:r>
+              <w:rPr>
+                <w:rFonts w:ascii="Times New Roman" w:hAnsi="Times New Roman" w:eastAsia="Times New Roman"/>
+                <w:color w:val="000000"/>
+                <w:sz w:val="18"/>
+              </w:rPr>
+              <w:t>1.050</w:t>
+            </w:r>
+          </w:p>
+        </w:tc>
+        <w:tc>
+          <w:tcPr>
+            <w:tcW w:type="dxa" w:w="1584"/>
+            <w:vAlign w:val="center"/>
+          </w:tcPr>
+          <w:p>
+            <w:pPr>
+              <w:spacing w:after="0"/>
+              <w:ind w:firstLine="0"/>
+              <w:jc w:val="left"/>
+            </w:pPr>
+            <w:r>
+              <w:rPr>
+                <w:rFonts w:ascii="Times New Roman" w:hAnsi="Times New Roman" w:eastAsia="Times New Roman"/>
+                <w:color w:val="000000"/>
+                <w:sz w:val="18"/>
+              </w:rPr>
+              <w:t>1.013</w:t>
+            </w:r>
+          </w:p>
+        </w:tc>
+        <w:tc>
+          <w:tcPr>
+            <w:tcW w:type="dxa" w:w="1440"/>
+            <w:vAlign w:val="center"/>
+          </w:tcPr>
+          <w:p>
+            <w:pPr>
+              <w:spacing w:after="0"/>
+              <w:ind w:firstLine="0"/>
+              <w:jc w:val="left"/>
+            </w:pPr>
+            <w:r>
+              <w:rPr>
+                <w:rFonts w:ascii="Times New Roman" w:hAnsi="Times New Roman" w:eastAsia="Times New Roman"/>
+                <w:color w:val="000000"/>
+                <w:sz w:val="18"/>
+              </w:rPr>
+              <w:t>37</w:t>
+            </w:r>
+          </w:p>
+        </w:tc>
+      </w:tr>
+    </w:tbl>
+    <w:p>
+      <w:pPr>
+        <w:spacing w:after="0"/>
+      </w:pPr>
+    </w:p>
+    <w:p>
+      <w:r>
+        <w:rPr>
+          <w:rFonts w:ascii="Times New Roman" w:hAnsi="Times New Roman" w:eastAsia="Times New Roman"/>
+          <w:color w:val="000000"/>
+          <w:sz w:val="26"/>
+        </w:rPr>
+        <w:t>Theo bảng DeviceInstances, 1.042 cá thể có trạng thái Có sẵn, 7 cá thể Bảo trì và 1 cá thể Mất. Con số 1.042 cá thể Có sẵn cao hơn AvailableQuantity tổng hợp 1.013 là dấu hiệu dữ liệu lịch sử chưa đồng bộ ở mức cá thể. Cụ thể, các phiếu đang hoạt động đã trừ số lượng ở Devices nhưng 30 dòng BorrowDetails không có InstanceID nên không thể chuyển đúng DeviceInstance sang trạng thái Đang mượn.</w:t>
+      </w:r>
+    </w:p>
+    <w:tbl>
+      <w:tblPr>
+        <w:tblW w:type="dxa" w:w="8855"/>
+        <w:jc w:val="center"/>
+        <w:tblLayout w:type="fixed"/>
+        <w:tblLook w:firstColumn="1" w:firstRow="1" w:lastColumn="0" w:lastRow="0" w:noHBand="0" w:noVBand="1" w:val="04A0"/>
+        <w:tblBorders>
+          <w:top w:val="single" w:sz="6" w:color="B7C9DB"/>
+          <w:left w:val="single" w:sz="6" w:color="B7C9DB"/>
+          <w:bottom w:val="single" w:sz="6" w:color="B7C9DB"/>
+          <w:right w:val="single" w:sz="6" w:color="B7C9DB"/>
+          <w:insideH w:val="single" w:sz="6" w:color="B7C9DB"/>
+          <w:insideV w:val="single" w:sz="6" w:color="B7C9DB"/>
+        </w:tblBorders>
+      </w:tblPr>
+      <w:tblGrid>
+        <w:gridCol w:w="3744"/>
+        <w:gridCol w:w="2160"/>
+        <w:gridCol w:w="2951"/>
+      </w:tblGrid>
+      <w:tr>
+        <w:trPr>
+          <w:tblHeader w:val="true"/>
+        </w:trPr>
+        <w:tc>
+          <w:tcPr>
+            <w:tcW w:type="dxa" w:w="3744"/>
+            <w:tcMar>
+              <w:top w:w="90" w:type="dxa"/>
+              <w:start w:w="120" w:type="dxa"/>
+              <w:bottom w:w="90" w:type="dxa"/>
+              <w:end w:w="120" w:type="dxa"/>
+            </w:tcMar>
+            <w:shd w:fill="DCE6F1"/>
+            <w:vAlign w:val="center"/>
+          </w:tcPr>
+          <w:p>
+            <w:pPr>
+              <w:spacing w:after="0"/>
+              <w:ind w:firstLine="0"/>
+              <w:jc w:val="center"/>
+            </w:pPr>
+            <w:r>
+              <w:rPr>
+                <w:rFonts w:ascii="Times New Roman" w:hAnsi="Times New Roman" w:eastAsia="Times New Roman"/>
+                <w:b/>
+                <w:color w:val="17365D"/>
+                <w:sz w:val="20"/>
+              </w:rPr>
+              <w:t>Trạng thái cá thể</w:t>
+            </w:r>
+          </w:p>
+        </w:tc>
+        <w:tc>
+          <w:tcPr>
+            <w:tcW w:type="dxa" w:w="2160"/>
+            <w:tcMar>
+              <w:top w:w="90" w:type="dxa"/>
+              <w:start w:w="120" w:type="dxa"/>
+              <w:bottom w:w="90" w:type="dxa"/>
+              <w:end w:w="120" w:type="dxa"/>
+            </w:tcMar>
+            <w:shd w:fill="DCE6F1"/>
+            <w:vAlign w:val="center"/>
+          </w:tcPr>
+          <w:p>
+            <w:pPr>
+              <w:spacing w:after="0"/>
+              <w:ind w:firstLine="0"/>
+              <w:jc w:val="center"/>
+            </w:pPr>
+            <w:r>
+              <w:rPr>
+                <w:rFonts w:ascii="Times New Roman" w:hAnsi="Times New Roman" w:eastAsia="Times New Roman"/>
+                <w:b/>
+                <w:color w:val="17365D"/>
+                <w:sz w:val="20"/>
+              </w:rPr>
+              <w:t>Số lượng</w:t>
+            </w:r>
+          </w:p>
+        </w:tc>
+        <w:tc>
+          <w:tcPr>
+            <w:tcW w:type="dxa" w:w="2951"/>
+            <w:tcMar>
+              <w:top w:w="90" w:type="dxa"/>
+              <w:start w:w="120" w:type="dxa"/>
+              <w:bottom w:w="90" w:type="dxa"/>
+              <w:end w:w="120" w:type="dxa"/>
+            </w:tcMar>
+            <w:shd w:fill="DCE6F1"/>
+            <w:vAlign w:val="center"/>
+          </w:tcPr>
+          <w:p>
+            <w:pPr>
+              <w:spacing w:after="0"/>
+              <w:ind w:firstLine="0"/>
+              <w:jc w:val="center"/>
+            </w:pPr>
+            <w:r>
+              <w:rPr>
+                <w:rFonts w:ascii="Times New Roman" w:hAnsi="Times New Roman" w:eastAsia="Times New Roman"/>
+                <w:b/>
+                <w:color w:val="17365D"/>
+                <w:sz w:val="20"/>
+              </w:rPr>
+              <w:t>Tỷ lệ</w:t>
+            </w:r>
+          </w:p>
+        </w:tc>
+      </w:tr>
+      <w:tr>
+        <w:tc>
+          <w:tcPr>
+            <w:tcW w:type="dxa" w:w="3744"/>
+            <w:vAlign w:val="center"/>
+          </w:tcPr>
+          <w:p>
+            <w:pPr>
+              <w:spacing w:after="0"/>
+              <w:ind w:firstLine="0"/>
+              <w:jc w:val="left"/>
+            </w:pPr>
+            <w:r>
+              <w:rPr>
+                <w:rFonts w:ascii="Times New Roman" w:hAnsi="Times New Roman" w:eastAsia="Times New Roman"/>
+                <w:color w:val="000000"/>
+                <w:sz w:val="20"/>
+              </w:rPr>
+              <w:t>Có sẵn</w:t>
+            </w:r>
+          </w:p>
+        </w:tc>
+        <w:tc>
+          <w:tcPr>
+            <w:tcW w:type="dxa" w:w="2160"/>
+            <w:vAlign w:val="center"/>
+          </w:tcPr>
+          <w:p>
+            <w:pPr>
+              <w:spacing w:after="0"/>
+              <w:ind w:firstLine="0"/>
+              <w:jc w:val="left"/>
+            </w:pPr>
+            <w:r>
+              <w:rPr>
+                <w:rFonts w:ascii="Times New Roman" w:hAnsi="Times New Roman" w:eastAsia="Times New Roman"/>
+                <w:color w:val="000000"/>
+                <w:sz w:val="20"/>
+              </w:rPr>
+              <w:t>1.042</w:t>
+            </w:r>
+          </w:p>
+        </w:tc>
+        <w:tc>
+          <w:tcPr>
+            <w:tcW w:type="dxa" w:w="2951"/>
+            <w:vAlign w:val="center"/>
+          </w:tcPr>
+          <w:p>
+            <w:pPr>
+              <w:spacing w:after="0"/>
+              <w:ind w:firstLine="0"/>
+              <w:jc w:val="left"/>
+            </w:pPr>
+            <w:r>
+              <w:rPr>
+                <w:rFonts w:ascii="Times New Roman" w:hAnsi="Times New Roman" w:eastAsia="Times New Roman"/>
+                <w:color w:val="000000"/>
+                <w:sz w:val="20"/>
+              </w:rPr>
+              <w:t>99,24%</w:t>
+            </w:r>
+          </w:p>
+        </w:tc>
+      </w:tr>
+      <w:tr>
+        <w:tc>
+          <w:tcPr>
+            <w:tcW w:type="dxa" w:w="3744"/>
+            <w:shd w:fill="F9FBFD"/>
+            <w:vAlign w:val="center"/>
+          </w:tcPr>
+          <w:p>
+            <w:pPr>
+              <w:spacing w:after="0"/>
+              <w:ind w:firstLine="0"/>
+              <w:jc w:val="left"/>
+            </w:pPr>
+            <w:r>
+              <w:rPr>
+                <w:rFonts w:ascii="Times New Roman" w:hAnsi="Times New Roman" w:eastAsia="Times New Roman"/>
+                <w:color w:val="000000"/>
+                <w:sz w:val="20"/>
+              </w:rPr>
+              <w:t>Bảo trì</w:t>
+            </w:r>
+          </w:p>
+        </w:tc>
+        <w:tc>
+          <w:tcPr>
+            <w:tcW w:type="dxa" w:w="2160"/>
+            <w:shd w:fill="F9FBFD"/>
+            <w:vAlign w:val="center"/>
+          </w:tcPr>
+          <w:p>
+            <w:pPr>
+              <w:spacing w:after="0"/>
+              <w:ind w:firstLine="0"/>
+              <w:jc w:val="left"/>
+            </w:pPr>
+            <w:r>
+              <w:rPr>
+                <w:rFonts w:ascii="Times New Roman" w:hAnsi="Times New Roman" w:eastAsia="Times New Roman"/>
+                <w:color w:val="000000"/>
+                <w:sz w:val="20"/>
+              </w:rPr>
+              <w:t>7</w:t>
+            </w:r>
+          </w:p>
+        </w:tc>
+        <w:tc>
+          <w:tcPr>
+            <w:tcW w:type="dxa" w:w="2951"/>
+            <w:shd w:fill="F9FBFD"/>
+            <w:vAlign w:val="center"/>
+          </w:tcPr>
+          <w:p>
+            <w:pPr>
+              <w:spacing w:after="0"/>
+              <w:ind w:firstLine="0"/>
+              <w:jc w:val="left"/>
+            </w:pPr>
+            <w:r>
+              <w:rPr>
+                <w:rFonts w:ascii="Times New Roman" w:hAnsi="Times New Roman" w:eastAsia="Times New Roman"/>
+                <w:color w:val="000000"/>
+                <w:sz w:val="20"/>
+              </w:rPr>
+              <w:t>0,67%</w:t>
+            </w:r>
+          </w:p>
+        </w:tc>
+      </w:tr>
+      <w:tr>
+        <w:tc>
+          <w:tcPr>
+            <w:tcW w:type="dxa" w:w="3744"/>
+            <w:vAlign w:val="center"/>
+          </w:tcPr>
+          <w:p>
+            <w:pPr>
+              <w:spacing w:after="0"/>
+              <w:ind w:firstLine="0"/>
+              <w:jc w:val="left"/>
+            </w:pPr>
+            <w:r>
+              <w:rPr>
+                <w:rFonts w:ascii="Times New Roman" w:hAnsi="Times New Roman" w:eastAsia="Times New Roman"/>
+                <w:color w:val="000000"/>
+                <w:sz w:val="20"/>
+              </w:rPr>
+              <w:t>Mất</w:t>
+            </w:r>
+          </w:p>
+        </w:tc>
+        <w:tc>
+          <w:tcPr>
+            <w:tcW w:type="dxa" w:w="2160"/>
+            <w:vAlign w:val="center"/>
+          </w:tcPr>
+          <w:p>
+            <w:pPr>
+              <w:spacing w:after="0"/>
+              <w:ind w:firstLine="0"/>
+              <w:jc w:val="left"/>
+            </w:pPr>
+            <w:r>
+              <w:rPr>
+                <w:rFonts w:ascii="Times New Roman" w:hAnsi="Times New Roman" w:eastAsia="Times New Roman"/>
+                <w:color w:val="000000"/>
+                <w:sz w:val="20"/>
+              </w:rPr>
+              <w:t>1</w:t>
+            </w:r>
+          </w:p>
+        </w:tc>
+        <w:tc>
+          <w:tcPr>
+            <w:tcW w:type="dxa" w:w="2951"/>
+            <w:vAlign w:val="center"/>
+          </w:tcPr>
+          <w:p>
+            <w:pPr>
+              <w:spacing w:after="0"/>
+              <w:ind w:firstLine="0"/>
+              <w:jc w:val="left"/>
+            </w:pPr>
+            <w:r>
+              <w:rPr>
+                <w:rFonts w:ascii="Times New Roman" w:hAnsi="Times New Roman" w:eastAsia="Times New Roman"/>
+                <w:color w:val="000000"/>
+                <w:sz w:val="20"/>
+              </w:rPr>
+              <w:t>0,09%</w:t>
+            </w:r>
+          </w:p>
+        </w:tc>
+      </w:tr>
+      <w:tr>
+        <w:tc>
+          <w:tcPr>
+            <w:tcW w:type="dxa" w:w="3744"/>
+            <w:shd w:fill="F9FBFD"/>
+            <w:vAlign w:val="center"/>
+          </w:tcPr>
+          <w:p>
+            <w:pPr>
+              <w:spacing w:after="0"/>
+              <w:ind w:firstLine="0"/>
+              <w:jc w:val="left"/>
+            </w:pPr>
+            <w:r>
+              <w:rPr>
+                <w:rFonts w:ascii="Times New Roman" w:hAnsi="Times New Roman" w:eastAsia="Times New Roman"/>
+                <w:color w:val="000000"/>
+                <w:sz w:val="20"/>
+              </w:rPr>
+              <w:t>Tổng</w:t>
+            </w:r>
+          </w:p>
+        </w:tc>
+        <w:tc>
+          <w:tcPr>
+            <w:tcW w:type="dxa" w:w="2160"/>
+            <w:shd w:fill="F9FBFD"/>
+            <w:vAlign w:val="center"/>
+          </w:tcPr>
+          <w:p>
+            <w:pPr>
+              <w:spacing w:after="0"/>
+              <w:ind w:firstLine="0"/>
+              <w:jc w:val="left"/>
+            </w:pPr>
+            <w:r>
+              <w:rPr>
+                <w:rFonts w:ascii="Times New Roman" w:hAnsi="Times New Roman" w:eastAsia="Times New Roman"/>
+                <w:color w:val="000000"/>
+                <w:sz w:val="20"/>
+              </w:rPr>
+              <w:t>1.050</w:t>
+            </w:r>
+          </w:p>
+        </w:tc>
+        <w:tc>
+          <w:tcPr>
+            <w:tcW w:type="dxa" w:w="2951"/>
+            <w:shd w:fill="F9FBFD"/>
+            <w:vAlign w:val="center"/>
+          </w:tcPr>
+          <w:p>
+            <w:pPr>
+              <w:spacing w:after="0"/>
+              <w:ind w:firstLine="0"/>
+              <w:jc w:val="left"/>
+            </w:pPr>
+            <w:r>
+              <w:rPr>
+                <w:rFonts w:ascii="Times New Roman" w:hAnsi="Times New Roman" w:eastAsia="Times New Roman"/>
+                <w:color w:val="000000"/>
+                <w:sz w:val="20"/>
+              </w:rPr>
+              <w:t>100%</w:t>
+            </w:r>
+          </w:p>
+        </w:tc>
+      </w:tr>
+    </w:tbl>
+    <w:p>
+      <w:pPr>
+        <w:spacing w:after="0"/>
+      </w:pPr>
+    </w:p>
+    <w:p>
+      <w:r>
+        <w:rPr>
+          <w:rFonts w:ascii="Times New Roman" w:hAnsi="Times New Roman" w:eastAsia="Times New Roman"/>
+          <w:color w:val="000000"/>
+          <w:sz w:val="26"/>
+        </w:rPr>
+        <w:t>Trường Condition chưa được khai báo rõ cho 905/1.050 cá thể, tương đương khoảng 86,2%. Mã nguồn đang coi NULL hoặc chuỗi rỗng là “Tốt” trong nhiều truy vấn. Cách tương thích này giúp chương trình hoạt động với dữ liệu cũ nhưng làm giảm chất lượng phân tích tình trạng thực tế.</w:t>
+      </w:r>
+    </w:p>
+    <w:tbl>
+      <w:tblPr>
+        <w:tblW w:type="dxa" w:w="8856"/>
+        <w:jc w:val="center"/>
+        <w:tblLayout w:type="fixed"/>
+        <w:tblLook w:firstColumn="1" w:firstRow="1" w:lastColumn="0" w:lastRow="0" w:noHBand="0" w:noVBand="1" w:val="04A0"/>
+        <w:tblBorders>
+          <w:top w:val="single" w:sz="8" w:color="B7C9DB"/>
+          <w:left w:val="single" w:sz="8" w:color="B7C9DB"/>
+          <w:bottom w:val="single" w:sz="8" w:color="B7C9DB"/>
+          <w:right w:val="single" w:sz="8" w:color="B7C9DB"/>
+          <w:insideH w:val="single" w:sz="8" w:color="B7C9DB"/>
+          <w:insideV w:val="single" w:sz="8" w:color="B7C9DB"/>
+        </w:tblBorders>
+      </w:tblPr>
+      <w:tblGrid>
+        <w:gridCol w:w="8856"/>
+      </w:tblGrid>
+      <w:tr>
+        <w:trPr>
+          <w:tblHeader w:val="true"/>
+        </w:trPr>
+        <w:tc>
+          <w:tcPr>
+            <w:tcW w:type="dxa" w:w="8856"/>
+            <w:tcMar>
+              <w:top w:w="90" w:type="dxa"/>
+              <w:start w:w="120" w:type="dxa"/>
+              <w:bottom w:w="90" w:type="dxa"/>
+              <w:end w:w="120" w:type="dxa"/>
+            </w:tcMar>
+            <w:shd w:fill="EEF4FA"/>
+          </w:tcPr>
+          <w:p>
+            <w:pPr>
+              <w:spacing w:after="40"/>
+              <w:ind w:firstLine="0"/>
+            </w:pPr>
+            <w:r>
+              <w:rPr>
+                <w:rFonts w:ascii="Times New Roman" w:hAnsi="Times New Roman" w:eastAsia="Times New Roman"/>
+                <w:b/>
+                <w:color w:val="17365D"/>
+                <w:sz w:val="26"/>
+              </w:rPr>
+              <w:t>Đề xuất làm sạch</w:t>
+            </w:r>
+          </w:p>
+          <w:p>
+            <w:pPr>
+              <w:spacing w:after="0"/>
+              <w:ind w:firstLine="0"/>
+            </w:pPr>
+            <w:r>
+              <w:rPr>
+                <w:rFonts w:ascii="Times New Roman" w:hAnsi="Times New Roman" w:eastAsia="Times New Roman"/>
+                <w:color w:val="000000"/>
+                <w:sz w:val="24"/>
+              </w:rPr>
+              <w:t>Chuẩn hóa Condition về tập giá trị Tốt, Bảo trì, Hỏng, Mất, Trầy xước, Thiếu phụ kiện; cập nhật dữ liệu NULL thành Tốt sau khi kiểm kê; thêm CHECK constraint hoặc bảng danh mục tình trạng.</w:t>
+            </w:r>
+          </w:p>
+        </w:tc>
+      </w:tr>
+    </w:tbl>
+    <w:p>
+      <w:pPr>
+        <w:spacing w:after="0"/>
+      </w:pPr>
+    </w:p>
+    <w:p>
+      <w:pPr>
+        <w:pStyle w:val="Heading2"/>
+        <w:ind w:firstLine="0"/>
+      </w:pPr>
+      <w:r>
+        <w:t>4.8. Phân bố thiết bị theo phòng</w:t>
+      </w:r>
+    </w:p>
+    <w:p>
+      <w:r>
+        <w:rPr>
+          <w:rFonts w:ascii="Times New Roman" w:hAnsi="Times New Roman" w:eastAsia="Times New Roman"/>
+          <w:color w:val="000000"/>
+          <w:sz w:val="26"/>
+        </w:rPr>
+        <w:t>Toàn bộ 38 thiết bị đều đã được gán RoomID, không có thiết bị thiếu vị trí. Thiết bị tập trung nhiều nhất ở Phòng B301 với 126 cá thể, B202 với 117, B201 với 109, B102 với 101 và B101 với 94. Nhóm năm phòng này chiếm 547/1.050 cá thể, tương đương khoảng 52,1% tổng kho.</w:t>
+      </w:r>
+    </w:p>
+    <w:tbl>
+      <w:tblPr>
+        <w:tblW w:type="dxa" w:w="8856"/>
+        <w:jc w:val="center"/>
+        <w:tblLayout w:type="fixed"/>
+        <w:tblLook w:firstColumn="1" w:firstRow="1" w:lastColumn="0" w:lastRow="0" w:noHBand="0" w:noVBand="1" w:val="04A0"/>
+        <w:tblBorders>
+          <w:top w:val="single" w:sz="6" w:color="B7C9DB"/>
+          <w:left w:val="single" w:sz="6" w:color="B7C9DB"/>
+          <w:bottom w:val="single" w:sz="6" w:color="B7C9DB"/>
+          <w:right w:val="single" w:sz="6" w:color="B7C9DB"/>
+          <w:insideH w:val="single" w:sz="6" w:color="B7C9DB"/>
+          <w:insideV w:val="single" w:sz="6" w:color="B7C9DB"/>
+        </w:tblBorders>
+      </w:tblPr>
+      <w:tblGrid>
+        <w:gridCol w:w="3168"/>
+        <w:gridCol w:w="2520"/>
+        <w:gridCol w:w="3168"/>
+      </w:tblGrid>
+      <w:tr>
+        <w:trPr>
+          <w:tblHeader w:val="true"/>
+        </w:trPr>
+        <w:tc>
+          <w:tcPr>
+            <w:tcW w:type="dxa" w:w="3168"/>
+            <w:tcMar>
+              <w:top w:w="90" w:type="dxa"/>
+              <w:start w:w="120" w:type="dxa"/>
+              <w:bottom w:w="90" w:type="dxa"/>
+              <w:end w:w="120" w:type="dxa"/>
+            </w:tcMar>
+            <w:shd w:fill="DCE6F1"/>
+            <w:vAlign w:val="center"/>
+          </w:tcPr>
+          <w:p>
+            <w:pPr>
+              <w:spacing w:after="0"/>
+              <w:ind w:firstLine="0"/>
+              <w:jc w:val="center"/>
+            </w:pPr>
+            <w:r>
+              <w:rPr>
+                <w:rFonts w:ascii="Times New Roman" w:hAnsi="Times New Roman" w:eastAsia="Times New Roman"/>
+                <w:b/>
+                <w:color w:val="17365D"/>
+                <w:sz w:val="20"/>
+              </w:rPr>
+              <w:t>Phòng</w:t>
+            </w:r>
+          </w:p>
+        </w:tc>
+        <w:tc>
+          <w:tcPr>
+            <w:tcW w:type="dxa" w:w="2520"/>
+            <w:tcMar>
+              <w:top w:w="90" w:type="dxa"/>
+              <w:start w:w="120" w:type="dxa"/>
+              <w:bottom w:w="90" w:type="dxa"/>
+              <w:end w:w="120" w:type="dxa"/>
+            </w:tcMar>
+            <w:shd w:fill="DCE6F1"/>
+            <w:vAlign w:val="center"/>
+          </w:tcPr>
+          <w:p>
+            <w:pPr>
+              <w:spacing w:after="0"/>
+              <w:ind w:firstLine="0"/>
+              <w:jc w:val="center"/>
+            </w:pPr>
+            <w:r>
+              <w:rPr>
+                <w:rFonts w:ascii="Times New Roman" w:hAnsi="Times New Roman" w:eastAsia="Times New Roman"/>
+                <w:b/>
+                <w:color w:val="17365D"/>
+                <w:sz w:val="20"/>
+              </w:rPr>
+              <w:t>Số mẫu thiết bị</w:t>
+            </w:r>
+          </w:p>
+        </w:tc>
+        <w:tc>
+          <w:tcPr>
+            <w:tcW w:type="dxa" w:w="3168"/>
+            <w:tcMar>
+              <w:top w:w="90" w:type="dxa"/>
+              <w:start w:w="120" w:type="dxa"/>
+              <w:bottom w:w="90" w:type="dxa"/>
+              <w:end w:w="120" w:type="dxa"/>
+            </w:tcMar>
+            <w:shd w:fill="DCE6F1"/>
+            <w:vAlign w:val="center"/>
+          </w:tcPr>
+          <w:p>
+            <w:pPr>
+              <w:spacing w:after="0"/>
+              <w:ind w:firstLine="0"/>
+              <w:jc w:val="center"/>
+            </w:pPr>
+            <w:r>
+              <w:rPr>
+                <w:rFonts w:ascii="Times New Roman" w:hAnsi="Times New Roman" w:eastAsia="Times New Roman"/>
+                <w:b/>
+                <w:color w:val="17365D"/>
+                <w:sz w:val="20"/>
+              </w:rPr>
+              <w:t>Tổng cá thể</w:t>
+            </w:r>
+          </w:p>
+        </w:tc>
+      </w:tr>
+      <w:tr>
+        <w:tc>
+          <w:tcPr>
+            <w:tcW w:type="dxa" w:w="3168"/>
+            <w:vAlign w:val="center"/>
+          </w:tcPr>
+          <w:p>
+            <w:pPr>
+              <w:spacing w:after="0"/>
+              <w:ind w:firstLine="0"/>
+              <w:jc w:val="left"/>
+            </w:pPr>
+            <w:r>
+              <w:rPr>
+                <w:rFonts w:ascii="Times New Roman" w:hAnsi="Times New Roman" w:eastAsia="Times New Roman"/>
+                <w:color w:val="000000"/>
+                <w:sz w:val="20"/>
+              </w:rPr>
+              <w:t>B301</w:t>
+            </w:r>
+          </w:p>
+        </w:tc>
+        <w:tc>
+          <w:tcPr>
+            <w:tcW w:type="dxa" w:w="2520"/>
+            <w:vAlign w:val="center"/>
+          </w:tcPr>
+          <w:p>
+            <w:pPr>
+              <w:spacing w:after="0"/>
+              <w:ind w:firstLine="0"/>
+              <w:jc w:val="left"/>
+            </w:pPr>
+            <w:r>
+              <w:rPr>
+                <w:rFonts w:ascii="Times New Roman" w:hAnsi="Times New Roman" w:eastAsia="Times New Roman"/>
+                <w:color w:val="000000"/>
+                <w:sz w:val="20"/>
+              </w:rPr>
+              <w:t>2</w:t>
+            </w:r>
+          </w:p>
+        </w:tc>
+        <w:tc>
+          <w:tcPr>
+            <w:tcW w:type="dxa" w:w="3168"/>
+            <w:vAlign w:val="center"/>
+          </w:tcPr>
+          <w:p>
+            <w:pPr>
+              <w:spacing w:after="0"/>
+              <w:ind w:firstLine="0"/>
+              <w:jc w:val="left"/>
+            </w:pPr>
+            <w:r>
+              <w:rPr>
+                <w:rFonts w:ascii="Times New Roman" w:hAnsi="Times New Roman" w:eastAsia="Times New Roman"/>
+                <w:color w:val="000000"/>
+                <w:sz w:val="20"/>
+              </w:rPr>
+              <w:t>126</w:t>
+            </w:r>
+          </w:p>
+        </w:tc>
+      </w:tr>
+      <w:tr>
+        <w:tc>
+          <w:tcPr>
+            <w:tcW w:type="dxa" w:w="3168"/>
+            <w:shd w:fill="F9FBFD"/>
+            <w:vAlign w:val="center"/>
+          </w:tcPr>
+          <w:p>
+            <w:pPr>
+              <w:spacing w:after="0"/>
+              <w:ind w:firstLine="0"/>
+              <w:jc w:val="left"/>
+            </w:pPr>
+            <w:r>
+              <w:rPr>
+                <w:rFonts w:ascii="Times New Roman" w:hAnsi="Times New Roman" w:eastAsia="Times New Roman"/>
+                <w:color w:val="000000"/>
+                <w:sz w:val="20"/>
+              </w:rPr>
+              <w:t>B202</w:t>
+            </w:r>
+          </w:p>
+        </w:tc>
+        <w:tc>
+          <w:tcPr>
+            <w:tcW w:type="dxa" w:w="2520"/>
+            <w:shd w:fill="F9FBFD"/>
+            <w:vAlign w:val="center"/>
+          </w:tcPr>
+          <w:p>
+            <w:pPr>
+              <w:spacing w:after="0"/>
+              <w:ind w:firstLine="0"/>
+              <w:jc w:val="left"/>
+            </w:pPr>
+            <w:r>
+              <w:rPr>
+                <w:rFonts w:ascii="Times New Roman" w:hAnsi="Times New Roman" w:eastAsia="Times New Roman"/>
+                <w:color w:val="000000"/>
+                <w:sz w:val="20"/>
+              </w:rPr>
+              <w:t>2</w:t>
+            </w:r>
+          </w:p>
+        </w:tc>
+        <w:tc>
+          <w:tcPr>
+            <w:tcW w:type="dxa" w:w="3168"/>
+            <w:shd w:fill="F9FBFD"/>
+            <w:vAlign w:val="center"/>
+          </w:tcPr>
+          <w:p>
+            <w:pPr>
+              <w:spacing w:after="0"/>
+              <w:ind w:firstLine="0"/>
+              <w:jc w:val="left"/>
+            </w:pPr>
+            <w:r>
+              <w:rPr>
+                <w:rFonts w:ascii="Times New Roman" w:hAnsi="Times New Roman" w:eastAsia="Times New Roman"/>
+                <w:color w:val="000000"/>
+                <w:sz w:val="20"/>
+              </w:rPr>
+              <w:t>117</w:t>
+            </w:r>
+          </w:p>
+        </w:tc>
+      </w:tr>
+      <w:tr>
+        <w:tc>
+          <w:tcPr>
+            <w:tcW w:type="dxa" w:w="3168"/>
+            <w:vAlign w:val="center"/>
+          </w:tcPr>
+          <w:p>
+            <w:pPr>
+              <w:spacing w:after="0"/>
+              <w:ind w:firstLine="0"/>
+              <w:jc w:val="left"/>
+            </w:pPr>
+            <w:r>
+              <w:rPr>
+                <w:rFonts w:ascii="Times New Roman" w:hAnsi="Times New Roman" w:eastAsia="Times New Roman"/>
+                <w:color w:val="000000"/>
+                <w:sz w:val="20"/>
+              </w:rPr>
+              <w:t>B201</w:t>
+            </w:r>
+          </w:p>
+        </w:tc>
+        <w:tc>
+          <w:tcPr>
+            <w:tcW w:type="dxa" w:w="2520"/>
+            <w:vAlign w:val="center"/>
+          </w:tcPr>
+          <w:p>
+            <w:pPr>
+              <w:spacing w:after="0"/>
+              <w:ind w:firstLine="0"/>
+              <w:jc w:val="left"/>
+            </w:pPr>
+            <w:r>
+              <w:rPr>
+                <w:rFonts w:ascii="Times New Roman" w:hAnsi="Times New Roman" w:eastAsia="Times New Roman"/>
+                <w:color w:val="000000"/>
+                <w:sz w:val="20"/>
+              </w:rPr>
+              <w:t>2</w:t>
+            </w:r>
+          </w:p>
+        </w:tc>
+        <w:tc>
+          <w:tcPr>
+            <w:tcW w:type="dxa" w:w="3168"/>
+            <w:vAlign w:val="center"/>
+          </w:tcPr>
+          <w:p>
+            <w:pPr>
+              <w:spacing w:after="0"/>
+              <w:ind w:firstLine="0"/>
+              <w:jc w:val="left"/>
+            </w:pPr>
+            <w:r>
+              <w:rPr>
+                <w:rFonts w:ascii="Times New Roman" w:hAnsi="Times New Roman" w:eastAsia="Times New Roman"/>
+                <w:color w:val="000000"/>
+                <w:sz w:val="20"/>
+              </w:rPr>
+              <w:t>109</w:t>
+            </w:r>
+          </w:p>
+        </w:tc>
+      </w:tr>
+      <w:tr>
+        <w:tc>
+          <w:tcPr>
+            <w:tcW w:type="dxa" w:w="3168"/>
+            <w:shd w:fill="F9FBFD"/>
+            <w:vAlign w:val="center"/>
+          </w:tcPr>
+          <w:p>
+            <w:pPr>
+              <w:spacing w:after="0"/>
+              <w:ind w:firstLine="0"/>
+              <w:jc w:val="left"/>
+            </w:pPr>
+            <w:r>
+              <w:rPr>
+                <w:rFonts w:ascii="Times New Roman" w:hAnsi="Times New Roman" w:eastAsia="Times New Roman"/>
+                <w:color w:val="000000"/>
+                <w:sz w:val="20"/>
+              </w:rPr>
+              <w:t>B102</w:t>
+            </w:r>
+          </w:p>
+        </w:tc>
+        <w:tc>
+          <w:tcPr>
+            <w:tcW w:type="dxa" w:w="2520"/>
+            <w:shd w:fill="F9FBFD"/>
+            <w:vAlign w:val="center"/>
+          </w:tcPr>
+          <w:p>
+            <w:pPr>
+              <w:spacing w:after="0"/>
+              <w:ind w:firstLine="0"/>
+              <w:jc w:val="left"/>
+            </w:pPr>
+            <w:r>
+              <w:rPr>
+                <w:rFonts w:ascii="Times New Roman" w:hAnsi="Times New Roman" w:eastAsia="Times New Roman"/>
+                <w:color w:val="000000"/>
+                <w:sz w:val="20"/>
+              </w:rPr>
+              <w:t>2</w:t>
+            </w:r>
+          </w:p>
+        </w:tc>
+        <w:tc>
+          <w:tcPr>
+            <w:tcW w:type="dxa" w:w="3168"/>
+            <w:shd w:fill="F9FBFD"/>
+            <w:vAlign w:val="center"/>
+          </w:tcPr>
+          <w:p>
+            <w:pPr>
+              <w:spacing w:after="0"/>
+              <w:ind w:firstLine="0"/>
+              <w:jc w:val="left"/>
+            </w:pPr>
+            <w:r>
+              <w:rPr>
+                <w:rFonts w:ascii="Times New Roman" w:hAnsi="Times New Roman" w:eastAsia="Times New Roman"/>
+                <w:color w:val="000000"/>
+                <w:sz w:val="20"/>
+              </w:rPr>
+              <w:t>101</w:t>
+            </w:r>
+          </w:p>
+        </w:tc>
+      </w:tr>
+      <w:tr>
+        <w:tc>
+          <w:tcPr>
+            <w:tcW w:type="dxa" w:w="3168"/>
+            <w:vAlign w:val="center"/>
+          </w:tcPr>
+          <w:p>
+            <w:pPr>
+              <w:spacing w:after="0"/>
+              <w:ind w:firstLine="0"/>
+              <w:jc w:val="left"/>
+            </w:pPr>
+            <w:r>
+              <w:rPr>
+                <w:rFonts w:ascii="Times New Roman" w:hAnsi="Times New Roman" w:eastAsia="Times New Roman"/>
+                <w:color w:val="000000"/>
+                <w:sz w:val="20"/>
+              </w:rPr>
+              <w:t>B101</w:t>
+            </w:r>
+          </w:p>
+        </w:tc>
+        <w:tc>
+          <w:tcPr>
+            <w:tcW w:type="dxa" w:w="2520"/>
+            <w:vAlign w:val="center"/>
+          </w:tcPr>
+          <w:p>
+            <w:pPr>
+              <w:spacing w:after="0"/>
+              <w:ind w:firstLine="0"/>
+              <w:jc w:val="left"/>
+            </w:pPr>
+            <w:r>
+              <w:rPr>
+                <w:rFonts w:ascii="Times New Roman" w:hAnsi="Times New Roman" w:eastAsia="Times New Roman"/>
+                <w:color w:val="000000"/>
+                <w:sz w:val="20"/>
+              </w:rPr>
+              <w:t>2</w:t>
+            </w:r>
+          </w:p>
+        </w:tc>
+        <w:tc>
+          <w:tcPr>
+            <w:tcW w:type="dxa" w:w="3168"/>
+            <w:vAlign w:val="center"/>
+          </w:tcPr>
+          <w:p>
+            <w:pPr>
+              <w:spacing w:after="0"/>
+              <w:ind w:firstLine="0"/>
+              <w:jc w:val="left"/>
+            </w:pPr>
+            <w:r>
+              <w:rPr>
+                <w:rFonts w:ascii="Times New Roman" w:hAnsi="Times New Roman" w:eastAsia="Times New Roman"/>
+                <w:color w:val="000000"/>
+                <w:sz w:val="20"/>
+              </w:rPr>
+              <w:t>94</w:t>
+            </w:r>
+          </w:p>
+        </w:tc>
+      </w:tr>
+      <w:tr>
+        <w:tc>
+          <w:tcPr>
+            <w:tcW w:type="dxa" w:w="3168"/>
+            <w:shd w:fill="F9FBFD"/>
+            <w:vAlign w:val="center"/>
+          </w:tcPr>
+          <w:p>
+            <w:pPr>
+              <w:spacing w:after="0"/>
+              <w:ind w:firstLine="0"/>
+              <w:jc w:val="left"/>
+            </w:pPr>
+            <w:r>
+              <w:rPr>
+                <w:rFonts w:ascii="Times New Roman" w:hAnsi="Times New Roman" w:eastAsia="Times New Roman"/>
+                <w:color w:val="000000"/>
+                <w:sz w:val="20"/>
+              </w:rPr>
+              <w:t>A302</w:t>
+            </w:r>
+          </w:p>
+        </w:tc>
+        <w:tc>
+          <w:tcPr>
+            <w:tcW w:type="dxa" w:w="2520"/>
+            <w:shd w:fill="F9FBFD"/>
+            <w:vAlign w:val="center"/>
+          </w:tcPr>
+          <w:p>
+            <w:pPr>
+              <w:spacing w:after="0"/>
+              <w:ind w:firstLine="0"/>
+              <w:jc w:val="left"/>
+            </w:pPr>
+            <w:r>
+              <w:rPr>
+                <w:rFonts w:ascii="Times New Roman" w:hAnsi="Times New Roman" w:eastAsia="Times New Roman"/>
+                <w:color w:val="000000"/>
+                <w:sz w:val="20"/>
+              </w:rPr>
+              <w:t>2</w:t>
+            </w:r>
+          </w:p>
+        </w:tc>
+        <w:tc>
+          <w:tcPr>
+            <w:tcW w:type="dxa" w:w="3168"/>
+            <w:shd w:fill="F9FBFD"/>
+            <w:vAlign w:val="center"/>
+          </w:tcPr>
+          <w:p>
+            <w:pPr>
+              <w:spacing w:after="0"/>
+              <w:ind w:firstLine="0"/>
+              <w:jc w:val="left"/>
+            </w:pPr>
+            <w:r>
+              <w:rPr>
+                <w:rFonts w:ascii="Times New Roman" w:hAnsi="Times New Roman" w:eastAsia="Times New Roman"/>
+                <w:color w:val="000000"/>
+                <w:sz w:val="20"/>
+              </w:rPr>
+              <w:t>83</w:t>
+            </w:r>
+          </w:p>
+        </w:tc>
+      </w:tr>
+      <w:tr>
+        <w:tc>
+          <w:tcPr>
+            <w:tcW w:type="dxa" w:w="3168"/>
+            <w:vAlign w:val="center"/>
+          </w:tcPr>
+          <w:p>
+            <w:pPr>
+              <w:spacing w:after="0"/>
+              <w:ind w:firstLine="0"/>
+              <w:jc w:val="left"/>
+            </w:pPr>
+            <w:r>
+              <w:rPr>
+                <w:rFonts w:ascii="Times New Roman" w:hAnsi="Times New Roman" w:eastAsia="Times New Roman"/>
+                <w:color w:val="000000"/>
+                <w:sz w:val="20"/>
+              </w:rPr>
+              <w:t>A301</w:t>
+            </w:r>
+          </w:p>
+        </w:tc>
+        <w:tc>
+          <w:tcPr>
+            <w:tcW w:type="dxa" w:w="2520"/>
+            <w:vAlign w:val="center"/>
+          </w:tcPr>
+          <w:p>
+            <w:pPr>
+              <w:spacing w:after="0"/>
+              <w:ind w:firstLine="0"/>
+              <w:jc w:val="left"/>
+            </w:pPr>
+            <w:r>
+              <w:rPr>
+                <w:rFonts w:ascii="Times New Roman" w:hAnsi="Times New Roman" w:eastAsia="Times New Roman"/>
+                <w:color w:val="000000"/>
+                <w:sz w:val="20"/>
+              </w:rPr>
+              <w:t>2</w:t>
+            </w:r>
+          </w:p>
+        </w:tc>
+        <w:tc>
+          <w:tcPr>
+            <w:tcW w:type="dxa" w:w="3168"/>
+            <w:vAlign w:val="center"/>
+          </w:tcPr>
+          <w:p>
+            <w:pPr>
+              <w:spacing w:after="0"/>
+              <w:ind w:firstLine="0"/>
+              <w:jc w:val="left"/>
+            </w:pPr>
+            <w:r>
+              <w:rPr>
+                <w:rFonts w:ascii="Times New Roman" w:hAnsi="Times New Roman" w:eastAsia="Times New Roman"/>
+                <w:color w:val="000000"/>
+                <w:sz w:val="20"/>
+              </w:rPr>
+              <w:t>75</w:t>
+            </w:r>
+          </w:p>
+        </w:tc>
+      </w:tr>
+      <w:tr>
+        <w:tc>
+          <w:tcPr>
+            <w:tcW w:type="dxa" w:w="3168"/>
+            <w:shd w:fill="F9FBFD"/>
+            <w:vAlign w:val="center"/>
+          </w:tcPr>
+          <w:p>
+            <w:pPr>
+              <w:spacing w:after="0"/>
+              <w:ind w:firstLine="0"/>
+              <w:jc w:val="left"/>
+            </w:pPr>
+            <w:r>
+              <w:rPr>
+                <w:rFonts w:ascii="Times New Roman" w:hAnsi="Times New Roman" w:eastAsia="Times New Roman"/>
+                <w:color w:val="000000"/>
+                <w:sz w:val="20"/>
+              </w:rPr>
+              <w:t>A202</w:t>
+            </w:r>
+          </w:p>
+        </w:tc>
+        <w:tc>
+          <w:tcPr>
+            <w:tcW w:type="dxa" w:w="2520"/>
+            <w:shd w:fill="F9FBFD"/>
+            <w:vAlign w:val="center"/>
+          </w:tcPr>
+          <w:p>
+            <w:pPr>
+              <w:spacing w:after="0"/>
+              <w:ind w:firstLine="0"/>
+              <w:jc w:val="left"/>
+            </w:pPr>
+            <w:r>
+              <w:rPr>
+                <w:rFonts w:ascii="Times New Roman" w:hAnsi="Times New Roman" w:eastAsia="Times New Roman"/>
+                <w:color w:val="000000"/>
+                <w:sz w:val="20"/>
+              </w:rPr>
+              <w:t>2</w:t>
+            </w:r>
+          </w:p>
+        </w:tc>
+        <w:tc>
+          <w:tcPr>
+            <w:tcW w:type="dxa" w:w="3168"/>
+            <w:shd w:fill="F9FBFD"/>
+            <w:vAlign w:val="center"/>
+          </w:tcPr>
+          <w:p>
+            <w:pPr>
+              <w:spacing w:after="0"/>
+              <w:ind w:firstLine="0"/>
+              <w:jc w:val="left"/>
+            </w:pPr>
+            <w:r>
+              <w:rPr>
+                <w:rFonts w:ascii="Times New Roman" w:hAnsi="Times New Roman" w:eastAsia="Times New Roman"/>
+                <w:color w:val="000000"/>
+                <w:sz w:val="20"/>
+              </w:rPr>
+              <w:t>67</w:t>
+            </w:r>
+          </w:p>
+        </w:tc>
+      </w:tr>
+      <w:tr>
+        <w:tc>
+          <w:tcPr>
+            <w:tcW w:type="dxa" w:w="3168"/>
+            <w:vAlign w:val="center"/>
+          </w:tcPr>
+          <w:p>
+            <w:pPr>
+              <w:spacing w:after="0"/>
+              <w:ind w:firstLine="0"/>
+              <w:jc w:val="left"/>
+            </w:pPr>
+            <w:r>
+              <w:rPr>
+                <w:rFonts w:ascii="Times New Roman" w:hAnsi="Times New Roman" w:eastAsia="Times New Roman"/>
+                <w:color w:val="000000"/>
+                <w:sz w:val="20"/>
+              </w:rPr>
+              <w:t>A201</w:t>
+            </w:r>
+          </w:p>
+        </w:tc>
+        <w:tc>
+          <w:tcPr>
+            <w:tcW w:type="dxa" w:w="2520"/>
+            <w:vAlign w:val="center"/>
+          </w:tcPr>
+          <w:p>
+            <w:pPr>
+              <w:spacing w:after="0"/>
+              <w:ind w:firstLine="0"/>
+              <w:jc w:val="left"/>
+            </w:pPr>
+            <w:r>
+              <w:rPr>
+                <w:rFonts w:ascii="Times New Roman" w:hAnsi="Times New Roman" w:eastAsia="Times New Roman"/>
+                <w:color w:val="000000"/>
+                <w:sz w:val="20"/>
+              </w:rPr>
+              <w:t>3</w:t>
+            </w:r>
+          </w:p>
+        </w:tc>
+        <w:tc>
+          <w:tcPr>
+            <w:tcW w:type="dxa" w:w="3168"/>
+            <w:vAlign w:val="center"/>
+          </w:tcPr>
+          <w:p>
+            <w:pPr>
+              <w:spacing w:after="0"/>
+              <w:ind w:firstLine="0"/>
+              <w:jc w:val="left"/>
+            </w:pPr>
+            <w:r>
+              <w:rPr>
+                <w:rFonts w:ascii="Times New Roman" w:hAnsi="Times New Roman" w:eastAsia="Times New Roman"/>
+                <w:color w:val="000000"/>
+                <w:sz w:val="20"/>
+              </w:rPr>
+              <w:t>64</w:t>
+            </w:r>
+          </w:p>
+        </w:tc>
+      </w:tr>
+      <w:tr>
+        <w:tc>
+          <w:tcPr>
+            <w:tcW w:type="dxa" w:w="3168"/>
+            <w:shd w:fill="F9FBFD"/>
+            <w:vAlign w:val="center"/>
+          </w:tcPr>
+          <w:p>
+            <w:pPr>
+              <w:spacing w:after="0"/>
+              <w:ind w:firstLine="0"/>
+              <w:jc w:val="left"/>
+            </w:pPr>
+            <w:r>
+              <w:rPr>
+                <w:rFonts w:ascii="Times New Roman" w:hAnsi="Times New Roman" w:eastAsia="Times New Roman"/>
+                <w:color w:val="000000"/>
+                <w:sz w:val="20"/>
+              </w:rPr>
+              <w:t>A102</w:t>
+            </w:r>
+          </w:p>
+        </w:tc>
+        <w:tc>
+          <w:tcPr>
+            <w:tcW w:type="dxa" w:w="2520"/>
+            <w:shd w:fill="F9FBFD"/>
+            <w:vAlign w:val="center"/>
+          </w:tcPr>
+          <w:p>
+            <w:pPr>
+              <w:spacing w:after="0"/>
+              <w:ind w:firstLine="0"/>
+              <w:jc w:val="left"/>
+            </w:pPr>
+            <w:r>
+              <w:rPr>
+                <w:rFonts w:ascii="Times New Roman" w:hAnsi="Times New Roman" w:eastAsia="Times New Roman"/>
+                <w:color w:val="000000"/>
+                <w:sz w:val="20"/>
+              </w:rPr>
+              <w:t>3</w:t>
+            </w:r>
+          </w:p>
+        </w:tc>
+        <w:tc>
+          <w:tcPr>
+            <w:tcW w:type="dxa" w:w="3168"/>
+            <w:shd w:fill="F9FBFD"/>
+            <w:vAlign w:val="center"/>
+          </w:tcPr>
+          <w:p>
+            <w:pPr>
+              <w:spacing w:after="0"/>
+              <w:ind w:firstLine="0"/>
+              <w:jc w:val="left"/>
+            </w:pPr>
+            <w:r>
+              <w:rPr>
+                <w:rFonts w:ascii="Times New Roman" w:hAnsi="Times New Roman" w:eastAsia="Times New Roman"/>
+                <w:color w:val="000000"/>
+                <w:sz w:val="20"/>
+              </w:rPr>
+              <w:t>62</w:t>
+            </w:r>
+          </w:p>
+        </w:tc>
+      </w:tr>
+      <w:tr>
+        <w:tc>
+          <w:tcPr>
+            <w:tcW w:type="dxa" w:w="3168"/>
+            <w:vAlign w:val="center"/>
+          </w:tcPr>
+          <w:p>
+            <w:pPr>
+              <w:spacing w:after="0"/>
+              <w:ind w:firstLine="0"/>
+              <w:jc w:val="left"/>
+            </w:pPr>
+            <w:r>
+              <w:rPr>
+                <w:rFonts w:ascii="Times New Roman" w:hAnsi="Times New Roman" w:eastAsia="Times New Roman"/>
+                <w:color w:val="000000"/>
+                <w:sz w:val="20"/>
+              </w:rPr>
+              <w:t>Các phòng còn lại</w:t>
+            </w:r>
+          </w:p>
+        </w:tc>
+        <w:tc>
+          <w:tcPr>
+            <w:tcW w:type="dxa" w:w="2520"/>
+            <w:vAlign w:val="center"/>
+          </w:tcPr>
+          <w:p>
+            <w:pPr>
+              <w:spacing w:after="0"/>
+              <w:ind w:firstLine="0"/>
+              <w:jc w:val="left"/>
+            </w:pPr>
+            <w:r>
+              <w:rPr>
+                <w:rFonts w:ascii="Times New Roman" w:hAnsi="Times New Roman" w:eastAsia="Times New Roman"/>
+                <w:color w:val="000000"/>
+                <w:sz w:val="20"/>
+              </w:rPr>
+              <w:t>14</w:t>
+            </w:r>
+          </w:p>
+        </w:tc>
+        <w:tc>
+          <w:tcPr>
+            <w:tcW w:type="dxa" w:w="3168"/>
+            <w:vAlign w:val="center"/>
+          </w:tcPr>
+          <w:p>
+            <w:pPr>
+              <w:spacing w:after="0"/>
+              <w:ind w:firstLine="0"/>
+              <w:jc w:val="left"/>
+            </w:pPr>
+            <w:r>
+              <w:rPr>
+                <w:rFonts w:ascii="Times New Roman" w:hAnsi="Times New Roman" w:eastAsia="Times New Roman"/>
+                <w:color w:val="000000"/>
+                <w:sz w:val="20"/>
+              </w:rPr>
+              <w:t>152</w:t>
+            </w:r>
+          </w:p>
+        </w:tc>
+      </w:tr>
+    </w:tbl>
+    <w:p>
+      <w:pPr>
+        <w:spacing w:after="0"/>
+      </w:pPr>
+    </w:p>
+    <w:p>
+      <w:r>
+        <w:rPr>
+          <w:rFonts w:ascii="Times New Roman" w:hAnsi="Times New Roman" w:eastAsia="Times New Roman"/>
+          <w:color w:val="000000"/>
+          <w:sz w:val="26"/>
+        </w:rPr>
+        <w:t>Việc tập trung tài sản ở một số phòng giúp ưu tiên kiểm kê và bảo trì theo rủi ro. Tuy nhiên, hiện hệ thống gắn Devices với một RoomID cố định trong khi phiếu mượn lưu “Phòng sử dụng” trong chuỗi Note. Nếu thiết bị có thể di chuyển giữa các phòng, nên bổ sung bảng DeviceMovements hoặc lưu RoomID trực tiếp trên BorrowTickets.</w:t>
+      </w:r>
+    </w:p>
+    <w:p>
+      <w:pPr>
+        <w:pStyle w:val="Heading2"/>
+        <w:ind w:firstLine="0"/>
+      </w:pPr>
+      <w:r>
+        <w:t>4.9. Phân tích dữ liệu phiếu mượn và trả</w:t>
+      </w:r>
+    </w:p>
+    <w:p>
+      <w:r>
+        <w:rPr>
+          <w:rFonts w:ascii="Times New Roman" w:hAnsi="Times New Roman" w:eastAsia="Times New Roman"/>
+          <w:color w:val="000000"/>
+          <w:sz w:val="26"/>
+        </w:rPr>
+        <w:t>Có 40 phiếu phát sinh trong ba tháng từ tháng 4 đến tháng 6 năm 2026. Trong đó 28 phiếu đã trả, 10 phiếu đang mượn và 2 phiếu bị từ chối. Không có phiếu đang hoạt động quá hạn tại thời điểm kiểm tra. Bốn bản ghi ReturnRequests cho thấy đang có dữ liệu yêu cầu trả được lưu có cấu trúc, dù trạng thái tổng hợp của phiếu hiện không có RETURN_PENDING.</w:t>
+      </w:r>
+    </w:p>
+    <w:tbl>
+      <w:tblPr>
+        <w:tblW w:type="dxa" w:w="8856"/>
+        <w:jc w:val="center"/>
+        <w:tblLayout w:type="fixed"/>
+        <w:tblLook w:firstColumn="1" w:firstRow="1" w:lastColumn="0" w:lastRow="0" w:noHBand="0" w:noVBand="1" w:val="04A0"/>
+        <w:tblBorders>
+          <w:top w:val="single" w:sz="6" w:color="B7C9DB"/>
+          <w:left w:val="single" w:sz="6" w:color="B7C9DB"/>
+          <w:bottom w:val="single" w:sz="6" w:color="B7C9DB"/>
+          <w:right w:val="single" w:sz="6" w:color="B7C9DB"/>
+          <w:insideH w:val="single" w:sz="6" w:color="B7C9DB"/>
+          <w:insideV w:val="single" w:sz="6" w:color="B7C9DB"/>
+        </w:tblBorders>
+      </w:tblPr>
+      <w:tblGrid>
+        <w:gridCol w:w="2304"/>
+        <w:gridCol w:w="1440"/>
+        <w:gridCol w:w="1296"/>
+        <w:gridCol w:w="3816"/>
+      </w:tblGrid>
+      <w:tr>
+        <w:trPr>
+          <w:tblHeader w:val="true"/>
+        </w:trPr>
+        <w:tc>
+          <w:tcPr>
+            <w:tcW w:type="dxa" w:w="2304"/>
+            <w:tcMar>
+              <w:top w:w="90" w:type="dxa"/>
+              <w:start w:w="120" w:type="dxa"/>
+              <w:bottom w:w="90" w:type="dxa"/>
+              <w:end w:w="120" w:type="dxa"/>
+            </w:tcMar>
+            <w:shd w:fill="DCE6F1"/>
+            <w:vAlign w:val="center"/>
+          </w:tcPr>
+          <w:p>
+            <w:pPr>
+              <w:spacing w:after="0"/>
+              <w:ind w:firstLine="0"/>
+              <w:jc w:val="center"/>
+            </w:pPr>
+            <w:r>
+              <w:rPr>
+                <w:rFonts w:ascii="Times New Roman" w:hAnsi="Times New Roman" w:eastAsia="Times New Roman"/>
+                <w:b/>
+                <w:color w:val="17365D"/>
+                <w:sz w:val="20"/>
+              </w:rPr>
+              <w:t>Trạng thái</w:t>
+            </w:r>
+          </w:p>
+        </w:tc>
+        <w:tc>
+          <w:tcPr>
+            <w:tcW w:type="dxa" w:w="1440"/>
+            <w:tcMar>
+              <w:top w:w="90" w:type="dxa"/>
+              <w:start w:w="120" w:type="dxa"/>
+              <w:bottom w:w="90" w:type="dxa"/>
+              <w:end w:w="120" w:type="dxa"/>
+            </w:tcMar>
+            <w:shd w:fill="DCE6F1"/>
+            <w:vAlign w:val="center"/>
+          </w:tcPr>
+          <w:p>
+            <w:pPr>
+              <w:spacing w:after="0"/>
+              <w:ind w:firstLine="0"/>
+              <w:jc w:val="center"/>
+            </w:pPr>
+            <w:r>
+              <w:rPr>
+                <w:rFonts w:ascii="Times New Roman" w:hAnsi="Times New Roman" w:eastAsia="Times New Roman"/>
+                <w:b/>
+                <w:color w:val="17365D"/>
+                <w:sz w:val="20"/>
+              </w:rPr>
+              <w:t>Số phiếu</w:t>
+            </w:r>
+          </w:p>
+        </w:tc>
+        <w:tc>
+          <w:tcPr>
+            <w:tcW w:type="dxa" w:w="1296"/>
+            <w:tcMar>
+              <w:top w:w="90" w:type="dxa"/>
+              <w:start w:w="120" w:type="dxa"/>
+              <w:bottom w:w="90" w:type="dxa"/>
+              <w:end w:w="120" w:type="dxa"/>
+            </w:tcMar>
+            <w:shd w:fill="DCE6F1"/>
+            <w:vAlign w:val="center"/>
+          </w:tcPr>
+          <w:p>
+            <w:pPr>
+              <w:spacing w:after="0"/>
+              <w:ind w:firstLine="0"/>
+              <w:jc w:val="center"/>
+            </w:pPr>
+            <w:r>
+              <w:rPr>
+                <w:rFonts w:ascii="Times New Roman" w:hAnsi="Times New Roman" w:eastAsia="Times New Roman"/>
+                <w:b/>
+                <w:color w:val="17365D"/>
+                <w:sz w:val="20"/>
+              </w:rPr>
+              <w:t>Tỷ lệ</w:t>
+            </w:r>
+          </w:p>
+        </w:tc>
+        <w:tc>
+          <w:tcPr>
+            <w:tcW w:type="dxa" w:w="3816"/>
+            <w:tcMar>
+              <w:top w:w="90" w:type="dxa"/>
+              <w:start w:w="120" w:type="dxa"/>
+              <w:bottom w:w="90" w:type="dxa"/>
+              <w:end w:w="120" w:type="dxa"/>
+            </w:tcMar>
+            <w:shd w:fill="DCE6F1"/>
+            <w:vAlign w:val="center"/>
+          </w:tcPr>
+          <w:p>
+            <w:pPr>
+              <w:spacing w:after="0"/>
+              <w:ind w:firstLine="0"/>
+              <w:jc w:val="center"/>
+            </w:pPr>
+            <w:r>
+              <w:rPr>
+                <w:rFonts w:ascii="Times New Roman" w:hAnsi="Times New Roman" w:eastAsia="Times New Roman"/>
+                <w:b/>
+                <w:color w:val="17365D"/>
+                <w:sz w:val="20"/>
+              </w:rPr>
+              <w:t>Tổng SL trên phiếu</w:t>
+            </w:r>
+          </w:p>
+        </w:tc>
+      </w:tr>
+      <w:tr>
+        <w:tc>
+          <w:tcPr>
+            <w:tcW w:type="dxa" w:w="2304"/>
+            <w:vAlign w:val="center"/>
+          </w:tcPr>
+          <w:p>
+            <w:pPr>
+              <w:spacing w:after="0"/>
+              <w:ind w:firstLine="0"/>
+              <w:jc w:val="left"/>
+            </w:pPr>
+            <w:r>
+              <w:rPr>
+                <w:rFonts w:ascii="Times New Roman" w:hAnsi="Times New Roman" w:eastAsia="Times New Roman"/>
+                <w:color w:val="000000"/>
+                <w:sz w:val="20"/>
+              </w:rPr>
+              <w:t>RETURNED</w:t>
+            </w:r>
+          </w:p>
+        </w:tc>
+        <w:tc>
+          <w:tcPr>
+            <w:tcW w:type="dxa" w:w="1440"/>
+            <w:vAlign w:val="center"/>
+          </w:tcPr>
+          <w:p>
+            <w:pPr>
+              <w:spacing w:after="0"/>
+              <w:ind w:firstLine="0"/>
+              <w:jc w:val="left"/>
+            </w:pPr>
+            <w:r>
+              <w:rPr>
+                <w:rFonts w:ascii="Times New Roman" w:hAnsi="Times New Roman" w:eastAsia="Times New Roman"/>
+                <w:color w:val="000000"/>
+                <w:sz w:val="20"/>
+              </w:rPr>
+              <w:t>28</w:t>
+            </w:r>
+          </w:p>
+        </w:tc>
+        <w:tc>
+          <w:tcPr>
+            <w:tcW w:type="dxa" w:w="1296"/>
+            <w:vAlign w:val="center"/>
+          </w:tcPr>
+          <w:p>
+            <w:pPr>
+              <w:spacing w:after="0"/>
+              <w:ind w:firstLine="0"/>
+              <w:jc w:val="left"/>
+            </w:pPr>
+            <w:r>
+              <w:rPr>
+                <w:rFonts w:ascii="Times New Roman" w:hAnsi="Times New Roman" w:eastAsia="Times New Roman"/>
+                <w:color w:val="000000"/>
+                <w:sz w:val="20"/>
+              </w:rPr>
+              <w:t>70%</w:t>
+            </w:r>
+          </w:p>
+        </w:tc>
+        <w:tc>
+          <w:tcPr>
+            <w:tcW w:type="dxa" w:w="3816"/>
+            <w:vAlign w:val="center"/>
+          </w:tcPr>
+          <w:p>
+            <w:pPr>
+              <w:spacing w:after="0"/>
+              <w:ind w:firstLine="0"/>
+              <w:jc w:val="left"/>
+            </w:pPr>
+            <w:r>
+              <w:rPr>
+                <w:rFonts w:ascii="Times New Roman" w:hAnsi="Times New Roman" w:eastAsia="Times New Roman"/>
+                <w:color w:val="000000"/>
+                <w:sz w:val="20"/>
+              </w:rPr>
+              <w:t>29</w:t>
+            </w:r>
+          </w:p>
+        </w:tc>
+      </w:tr>
+      <w:tr>
+        <w:tc>
+          <w:tcPr>
+            <w:tcW w:type="dxa" w:w="2304"/>
+            <w:shd w:fill="F9FBFD"/>
+            <w:vAlign w:val="center"/>
+          </w:tcPr>
+          <w:p>
+            <w:pPr>
+              <w:spacing w:after="0"/>
+              <w:ind w:firstLine="0"/>
+              <w:jc w:val="left"/>
+            </w:pPr>
+            <w:r>
+              <w:rPr>
+                <w:rFonts w:ascii="Times New Roman" w:hAnsi="Times New Roman" w:eastAsia="Times New Roman"/>
+                <w:color w:val="000000"/>
+                <w:sz w:val="20"/>
+              </w:rPr>
+              <w:t>BORROWING</w:t>
+            </w:r>
+          </w:p>
+        </w:tc>
+        <w:tc>
+          <w:tcPr>
+            <w:tcW w:type="dxa" w:w="1440"/>
+            <w:shd w:fill="F9FBFD"/>
+            <w:vAlign w:val="center"/>
+          </w:tcPr>
+          <w:p>
+            <w:pPr>
+              <w:spacing w:after="0"/>
+              <w:ind w:firstLine="0"/>
+              <w:jc w:val="left"/>
+            </w:pPr>
+            <w:r>
+              <w:rPr>
+                <w:rFonts w:ascii="Times New Roman" w:hAnsi="Times New Roman" w:eastAsia="Times New Roman"/>
+                <w:color w:val="000000"/>
+                <w:sz w:val="20"/>
+              </w:rPr>
+              <w:t>10</w:t>
+            </w:r>
+          </w:p>
+        </w:tc>
+        <w:tc>
+          <w:tcPr>
+            <w:tcW w:type="dxa" w:w="1296"/>
+            <w:shd w:fill="F9FBFD"/>
+            <w:vAlign w:val="center"/>
+          </w:tcPr>
+          <w:p>
+            <w:pPr>
+              <w:spacing w:after="0"/>
+              <w:ind w:firstLine="0"/>
+              <w:jc w:val="left"/>
+            </w:pPr>
+            <w:r>
+              <w:rPr>
+                <w:rFonts w:ascii="Times New Roman" w:hAnsi="Times New Roman" w:eastAsia="Times New Roman"/>
+                <w:color w:val="000000"/>
+                <w:sz w:val="20"/>
+              </w:rPr>
+              <w:t>25%</w:t>
+            </w:r>
+          </w:p>
+        </w:tc>
+        <w:tc>
+          <w:tcPr>
+            <w:tcW w:type="dxa" w:w="3816"/>
+            <w:shd w:fill="F9FBFD"/>
+            <w:vAlign w:val="center"/>
+          </w:tcPr>
+          <w:p>
+            <w:pPr>
+              <w:spacing w:after="0"/>
+              <w:ind w:firstLine="0"/>
+              <w:jc w:val="left"/>
+            </w:pPr>
+            <w:r>
+              <w:rPr>
+                <w:rFonts w:ascii="Times New Roman" w:hAnsi="Times New Roman" w:eastAsia="Times New Roman"/>
+                <w:color w:val="000000"/>
+                <w:sz w:val="20"/>
+              </w:rPr>
+              <w:t>30</w:t>
+            </w:r>
+          </w:p>
+        </w:tc>
+      </w:tr>
+      <w:tr>
+        <w:tc>
+          <w:tcPr>
+            <w:tcW w:type="dxa" w:w="2304"/>
+            <w:vAlign w:val="center"/>
+          </w:tcPr>
+          <w:p>
+            <w:pPr>
+              <w:spacing w:after="0"/>
+              <w:ind w:firstLine="0"/>
+              <w:jc w:val="left"/>
+            </w:pPr>
+            <w:r>
+              <w:rPr>
+                <w:rFonts w:ascii="Times New Roman" w:hAnsi="Times New Roman" w:eastAsia="Times New Roman"/>
+                <w:color w:val="000000"/>
+                <w:sz w:val="20"/>
+              </w:rPr>
+              <w:t>REJECTED</w:t>
+            </w:r>
+          </w:p>
+        </w:tc>
+        <w:tc>
+          <w:tcPr>
+            <w:tcW w:type="dxa" w:w="1440"/>
+            <w:vAlign w:val="center"/>
+          </w:tcPr>
+          <w:p>
+            <w:pPr>
+              <w:spacing w:after="0"/>
+              <w:ind w:firstLine="0"/>
+              <w:jc w:val="left"/>
+            </w:pPr>
+            <w:r>
+              <w:rPr>
+                <w:rFonts w:ascii="Times New Roman" w:hAnsi="Times New Roman" w:eastAsia="Times New Roman"/>
+                <w:color w:val="000000"/>
+                <w:sz w:val="20"/>
+              </w:rPr>
+              <w:t>2</w:t>
+            </w:r>
+          </w:p>
+        </w:tc>
+        <w:tc>
+          <w:tcPr>
+            <w:tcW w:type="dxa" w:w="1296"/>
+            <w:vAlign w:val="center"/>
+          </w:tcPr>
+          <w:p>
+            <w:pPr>
+              <w:spacing w:after="0"/>
+              <w:ind w:firstLine="0"/>
+              <w:jc w:val="left"/>
+            </w:pPr>
+            <w:r>
+              <w:rPr>
+                <w:rFonts w:ascii="Times New Roman" w:hAnsi="Times New Roman" w:eastAsia="Times New Roman"/>
+                <w:color w:val="000000"/>
+                <w:sz w:val="20"/>
+              </w:rPr>
+              <w:t>5%</w:t>
+            </w:r>
+          </w:p>
+        </w:tc>
+        <w:tc>
+          <w:tcPr>
+            <w:tcW w:type="dxa" w:w="3816"/>
+            <w:vAlign w:val="center"/>
+          </w:tcPr>
+          <w:p>
+            <w:pPr>
+              <w:spacing w:after="0"/>
+              <w:ind w:firstLine="0"/>
+              <w:jc w:val="left"/>
+            </w:pPr>
+            <w:r>
+              <w:rPr>
+                <w:rFonts w:ascii="Times New Roman" w:hAnsi="Times New Roman" w:eastAsia="Times New Roman"/>
+                <w:color w:val="000000"/>
+                <w:sz w:val="20"/>
+              </w:rPr>
+              <w:t>7</w:t>
+            </w:r>
+          </w:p>
+        </w:tc>
+      </w:tr>
+      <w:tr>
+        <w:tc>
+          <w:tcPr>
+            <w:tcW w:type="dxa" w:w="2304"/>
+            <w:shd w:fill="F9FBFD"/>
+            <w:vAlign w:val="center"/>
+          </w:tcPr>
+          <w:p>
+            <w:pPr>
+              <w:spacing w:after="0"/>
+              <w:ind w:firstLine="0"/>
+              <w:jc w:val="left"/>
+            </w:pPr>
+            <w:r>
+              <w:rPr>
+                <w:rFonts w:ascii="Times New Roman" w:hAnsi="Times New Roman" w:eastAsia="Times New Roman"/>
+                <w:color w:val="000000"/>
+                <w:sz w:val="20"/>
+              </w:rPr>
+              <w:t>Tổng</w:t>
+            </w:r>
+          </w:p>
+        </w:tc>
+        <w:tc>
+          <w:tcPr>
+            <w:tcW w:type="dxa" w:w="1440"/>
+            <w:shd w:fill="F9FBFD"/>
+            <w:vAlign w:val="center"/>
+          </w:tcPr>
+          <w:p>
+            <w:pPr>
+              <w:spacing w:after="0"/>
+              <w:ind w:firstLine="0"/>
+              <w:jc w:val="left"/>
+            </w:pPr>
+            <w:r>
+              <w:rPr>
+                <w:rFonts w:ascii="Times New Roman" w:hAnsi="Times New Roman" w:eastAsia="Times New Roman"/>
+                <w:color w:val="000000"/>
+                <w:sz w:val="20"/>
+              </w:rPr>
+              <w:t>40</w:t>
+            </w:r>
+          </w:p>
+        </w:tc>
+        <w:tc>
+          <w:tcPr>
+            <w:tcW w:type="dxa" w:w="1296"/>
+            <w:shd w:fill="F9FBFD"/>
+            <w:vAlign w:val="center"/>
+          </w:tcPr>
+          <w:p>
+            <w:pPr>
+              <w:spacing w:after="0"/>
+              <w:ind w:firstLine="0"/>
+              <w:jc w:val="left"/>
+            </w:pPr>
+            <w:r>
+              <w:rPr>
+                <w:rFonts w:ascii="Times New Roman" w:hAnsi="Times New Roman" w:eastAsia="Times New Roman"/>
+                <w:color w:val="000000"/>
+                <w:sz w:val="20"/>
+              </w:rPr>
+              <w:t>100%</w:t>
+            </w:r>
+          </w:p>
+        </w:tc>
+        <w:tc>
+          <w:tcPr>
+            <w:tcW w:type="dxa" w:w="3816"/>
+            <w:shd w:fill="F9FBFD"/>
+            <w:vAlign w:val="center"/>
+          </w:tcPr>
+          <w:p>
+            <w:pPr>
+              <w:spacing w:after="0"/>
+              <w:ind w:firstLine="0"/>
+              <w:jc w:val="left"/>
+            </w:pPr>
+            <w:r>
+              <w:rPr>
+                <w:rFonts w:ascii="Times New Roman" w:hAnsi="Times New Roman" w:eastAsia="Times New Roman"/>
+                <w:color w:val="000000"/>
+                <w:sz w:val="20"/>
+              </w:rPr>
+              <w:t>66</w:t>
+            </w:r>
+          </w:p>
+        </w:tc>
+      </w:tr>
+    </w:tbl>
+    <w:p>
+      <w:pPr>
+        <w:spacing w:after="0"/>
+      </w:pPr>
+    </w:p>
+    <w:tbl>
+      <w:tblPr>
+        <w:tblW w:type="dxa" w:w="8856"/>
+        <w:jc w:val="center"/>
+        <w:tblLayout w:type="fixed"/>
+        <w:tblLook w:firstColumn="1" w:firstRow="1" w:lastColumn="0" w:lastRow="0" w:noHBand="0" w:noVBand="1" w:val="04A0"/>
+        <w:tblBorders>
+          <w:top w:val="single" w:sz="6" w:color="B7C9DB"/>
+          <w:left w:val="single" w:sz="6" w:color="B7C9DB"/>
+          <w:bottom w:val="single" w:sz="6" w:color="B7C9DB"/>
+          <w:right w:val="single" w:sz="6" w:color="B7C9DB"/>
+          <w:insideH w:val="single" w:sz="6" w:color="B7C9DB"/>
+          <w:insideV w:val="single" w:sz="6" w:color="B7C9DB"/>
+        </w:tblBorders>
+      </w:tblPr>
+      <w:tblGrid>
+        <w:gridCol w:w="3168"/>
+        <w:gridCol w:w="2592"/>
+        <w:gridCol w:w="3096"/>
+      </w:tblGrid>
+      <w:tr>
+        <w:trPr>
+          <w:tblHeader w:val="true"/>
+        </w:trPr>
+        <w:tc>
+          <w:tcPr>
+            <w:tcW w:type="dxa" w:w="3168"/>
+            <w:tcMar>
+              <w:top w:w="90" w:type="dxa"/>
+              <w:start w:w="120" w:type="dxa"/>
+              <w:bottom w:w="90" w:type="dxa"/>
+              <w:end w:w="120" w:type="dxa"/>
+            </w:tcMar>
+            <w:shd w:fill="DCE6F1"/>
+            <w:vAlign w:val="center"/>
+          </w:tcPr>
+          <w:p>
+            <w:pPr>
+              <w:spacing w:after="0"/>
+              <w:ind w:firstLine="0"/>
+              <w:jc w:val="center"/>
+            </w:pPr>
+            <w:r>
+              <w:rPr>
+                <w:rFonts w:ascii="Times New Roman" w:hAnsi="Times New Roman" w:eastAsia="Times New Roman"/>
+                <w:b/>
+                <w:color w:val="17365D"/>
+                <w:sz w:val="21"/>
+              </w:rPr>
+              <w:t>Tháng</w:t>
+            </w:r>
+          </w:p>
+        </w:tc>
+        <w:tc>
+          <w:tcPr>
+            <w:tcW w:type="dxa" w:w="2592"/>
+            <w:tcMar>
+              <w:top w:w="90" w:type="dxa"/>
+              <w:start w:w="120" w:type="dxa"/>
+              <w:bottom w:w="90" w:type="dxa"/>
+              <w:end w:w="120" w:type="dxa"/>
+            </w:tcMar>
+            <w:shd w:fill="DCE6F1"/>
+            <w:vAlign w:val="center"/>
+          </w:tcPr>
+          <w:p>
+            <w:pPr>
+              <w:spacing w:after="0"/>
+              <w:ind w:firstLine="0"/>
+              <w:jc w:val="center"/>
+            </w:pPr>
+            <w:r>
+              <w:rPr>
+                <w:rFonts w:ascii="Times New Roman" w:hAnsi="Times New Roman" w:eastAsia="Times New Roman"/>
+                <w:b/>
+                <w:color w:val="17365D"/>
+                <w:sz w:val="21"/>
+              </w:rPr>
+              <w:t>Số phiếu</w:t>
+            </w:r>
+          </w:p>
+        </w:tc>
+        <w:tc>
+          <w:tcPr>
+            <w:tcW w:type="dxa" w:w="3096"/>
+            <w:tcMar>
+              <w:top w:w="90" w:type="dxa"/>
+              <w:start w:w="120" w:type="dxa"/>
+              <w:bottom w:w="90" w:type="dxa"/>
+              <w:end w:w="120" w:type="dxa"/>
+            </w:tcMar>
+            <w:shd w:fill="DCE6F1"/>
+            <w:vAlign w:val="center"/>
+          </w:tcPr>
+          <w:p>
+            <w:pPr>
+              <w:spacing w:after="0"/>
+              <w:ind w:firstLine="0"/>
+              <w:jc w:val="center"/>
+            </w:pPr>
+            <w:r>
+              <w:rPr>
+                <w:rFonts w:ascii="Times New Roman" w:hAnsi="Times New Roman" w:eastAsia="Times New Roman"/>
+                <w:b/>
+                <w:color w:val="17365D"/>
+                <w:sz w:val="21"/>
+              </w:rPr>
+              <w:t>Số lượng thiết bị</w:t>
+            </w:r>
+          </w:p>
+        </w:tc>
+      </w:tr>
+      <w:tr>
+        <w:tc>
+          <w:tcPr>
+            <w:tcW w:type="dxa" w:w="3168"/>
+            <w:vAlign w:val="center"/>
+          </w:tcPr>
+          <w:p>
+            <w:pPr>
+              <w:spacing w:after="0"/>
+              <w:ind w:firstLine="0"/>
+              <w:jc w:val="left"/>
+            </w:pPr>
+            <w:r>
+              <w:rPr>
+                <w:rFonts w:ascii="Times New Roman" w:hAnsi="Times New Roman" w:eastAsia="Times New Roman"/>
+                <w:color w:val="000000"/>
+                <w:sz w:val="21"/>
+              </w:rPr>
+              <w:t>04/2026</w:t>
+            </w:r>
+          </w:p>
+        </w:tc>
+        <w:tc>
+          <w:tcPr>
+            <w:tcW w:type="dxa" w:w="2592"/>
+            <w:vAlign w:val="center"/>
+          </w:tcPr>
+          <w:p>
+            <w:pPr>
+              <w:spacing w:after="0"/>
+              <w:ind w:firstLine="0"/>
+              <w:jc w:val="left"/>
+            </w:pPr>
+            <w:r>
+              <w:rPr>
+                <w:rFonts w:ascii="Times New Roman" w:hAnsi="Times New Roman" w:eastAsia="Times New Roman"/>
+                <w:color w:val="000000"/>
+                <w:sz w:val="21"/>
+              </w:rPr>
+              <w:t>9</w:t>
+            </w:r>
+          </w:p>
+        </w:tc>
+        <w:tc>
+          <w:tcPr>
+            <w:tcW w:type="dxa" w:w="3096"/>
+            <w:vAlign w:val="center"/>
+          </w:tcPr>
+          <w:p>
+            <w:pPr>
+              <w:spacing w:after="0"/>
+              <w:ind w:firstLine="0"/>
+              <w:jc w:val="left"/>
+            </w:pPr>
+            <w:r>
+              <w:rPr>
+                <w:rFonts w:ascii="Times New Roman" w:hAnsi="Times New Roman" w:eastAsia="Times New Roman"/>
+                <w:color w:val="000000"/>
+                <w:sz w:val="21"/>
+              </w:rPr>
+              <w:t>10</w:t>
+            </w:r>
+          </w:p>
+        </w:tc>
+      </w:tr>
+      <w:tr>
+        <w:tc>
+          <w:tcPr>
+            <w:tcW w:type="dxa" w:w="3168"/>
+            <w:shd w:fill="F9FBFD"/>
+            <w:vAlign w:val="center"/>
+          </w:tcPr>
+          <w:p>
+            <w:pPr>
+              <w:spacing w:after="0"/>
+              <w:ind w:firstLine="0"/>
+              <w:jc w:val="left"/>
+            </w:pPr>
+            <w:r>
+              <w:rPr>
+                <w:rFonts w:ascii="Times New Roman" w:hAnsi="Times New Roman" w:eastAsia="Times New Roman"/>
+                <w:color w:val="000000"/>
+                <w:sz w:val="21"/>
+              </w:rPr>
+              <w:t>05/2026</w:t>
+            </w:r>
+          </w:p>
+        </w:tc>
+        <w:tc>
+          <w:tcPr>
+            <w:tcW w:type="dxa" w:w="2592"/>
+            <w:shd w:fill="F9FBFD"/>
+            <w:vAlign w:val="center"/>
+          </w:tcPr>
+          <w:p>
+            <w:pPr>
+              <w:spacing w:after="0"/>
+              <w:ind w:firstLine="0"/>
+              <w:jc w:val="left"/>
+            </w:pPr>
+            <w:r>
+              <w:rPr>
+                <w:rFonts w:ascii="Times New Roman" w:hAnsi="Times New Roman" w:eastAsia="Times New Roman"/>
+                <w:color w:val="000000"/>
+                <w:sz w:val="21"/>
+              </w:rPr>
+              <w:t>15</w:t>
+            </w:r>
+          </w:p>
+        </w:tc>
+        <w:tc>
+          <w:tcPr>
+            <w:tcW w:type="dxa" w:w="3096"/>
+            <w:shd w:fill="F9FBFD"/>
+            <w:vAlign w:val="center"/>
+          </w:tcPr>
+          <w:p>
+            <w:pPr>
+              <w:spacing w:after="0"/>
+              <w:ind w:firstLine="0"/>
+              <w:jc w:val="left"/>
+            </w:pPr>
+            <w:r>
+              <w:rPr>
+                <w:rFonts w:ascii="Times New Roman" w:hAnsi="Times New Roman" w:eastAsia="Times New Roman"/>
+                <w:color w:val="000000"/>
+                <w:sz w:val="21"/>
+              </w:rPr>
+              <w:t>19</w:t>
+            </w:r>
+          </w:p>
+        </w:tc>
+      </w:tr>
+      <w:tr>
+        <w:tc>
+          <w:tcPr>
+            <w:tcW w:type="dxa" w:w="3168"/>
+            <w:vAlign w:val="center"/>
+          </w:tcPr>
+          <w:p>
+            <w:pPr>
+              <w:spacing w:after="0"/>
+              <w:ind w:firstLine="0"/>
+              <w:jc w:val="left"/>
+            </w:pPr>
+            <w:r>
+              <w:rPr>
+                <w:rFonts w:ascii="Times New Roman" w:hAnsi="Times New Roman" w:eastAsia="Times New Roman"/>
+                <w:color w:val="000000"/>
+                <w:sz w:val="21"/>
+              </w:rPr>
+              <w:t>06/2026</w:t>
+            </w:r>
+          </w:p>
+        </w:tc>
+        <w:tc>
+          <w:tcPr>
+            <w:tcW w:type="dxa" w:w="2592"/>
+            <w:vAlign w:val="center"/>
+          </w:tcPr>
+          <w:p>
+            <w:pPr>
+              <w:spacing w:after="0"/>
+              <w:ind w:firstLine="0"/>
+              <w:jc w:val="left"/>
+            </w:pPr>
+            <w:r>
+              <w:rPr>
+                <w:rFonts w:ascii="Times New Roman" w:hAnsi="Times New Roman" w:eastAsia="Times New Roman"/>
+                <w:color w:val="000000"/>
+                <w:sz w:val="21"/>
+              </w:rPr>
+              <w:t>16</w:t>
+            </w:r>
+          </w:p>
+        </w:tc>
+        <w:tc>
+          <w:tcPr>
+            <w:tcW w:type="dxa" w:w="3096"/>
+            <w:vAlign w:val="center"/>
+          </w:tcPr>
+          <w:p>
+            <w:pPr>
+              <w:spacing w:after="0"/>
+              <w:ind w:firstLine="0"/>
+              <w:jc w:val="left"/>
+            </w:pPr>
+            <w:r>
+              <w:rPr>
+                <w:rFonts w:ascii="Times New Roman" w:hAnsi="Times New Roman" w:eastAsia="Times New Roman"/>
+                <w:color w:val="000000"/>
+                <w:sz w:val="21"/>
+              </w:rPr>
+              <w:t>37</w:t>
+            </w:r>
+          </w:p>
+        </w:tc>
+      </w:tr>
+    </w:tbl>
+    <w:p>
+      <w:pPr>
+        <w:spacing w:after="0"/>
+      </w:pPr>
+    </w:p>
+    <w:p>
+      <w:r>
+        <w:rPr>
+          <w:rFonts w:ascii="Times New Roman" w:hAnsi="Times New Roman" w:eastAsia="Times New Roman"/>
+          <w:color w:val="000000"/>
+          <w:sz w:val="26"/>
+        </w:rPr>
+        <w:t>Số phiếu tăng từ 9 lên 16 trong ba tháng, còn số thiết bị trên phiếu tăng từ 10 lên 37. Dữ liệu này cho thấy mức sử dụng hệ thống đang tăng, nhưng khoảng thời gian quan sát còn ngắn nên chưa đủ để kết luận xu hướng dài hạn hoặc mùa vụ.</w:t>
+      </w:r>
+    </w:p>
+    <w:p>
+      <w:pPr>
+        <w:pStyle w:val="Heading2"/>
+        <w:ind w:firstLine="0"/>
+      </w:pPr>
+      <w:r>
+        <w:t>4.10. Thiết bị được mượn nhiều</w:t>
+      </w:r>
+    </w:p>
+    <w:tbl>
+      <w:tblPr>
+        <w:tblW w:type="dxa" w:w="8856"/>
+        <w:jc w:val="center"/>
+        <w:tblLayout w:type="fixed"/>
+        <w:tblLook w:firstColumn="1" w:firstRow="1" w:lastColumn="0" w:lastRow="0" w:noHBand="0" w:noVBand="1" w:val="04A0"/>
+        <w:tblBorders>
+          <w:top w:val="single" w:sz="6" w:color="B7C9DB"/>
+          <w:left w:val="single" w:sz="6" w:color="B7C9DB"/>
+          <w:bottom w:val="single" w:sz="6" w:color="B7C9DB"/>
+          <w:right w:val="single" w:sz="6" w:color="B7C9DB"/>
+          <w:insideH w:val="single" w:sz="6" w:color="B7C9DB"/>
+          <w:insideV w:val="single" w:sz="6" w:color="B7C9DB"/>
+        </w:tblBorders>
+      </w:tblPr>
+      <w:tblGrid>
+        <w:gridCol w:w="792"/>
+        <w:gridCol w:w="1080"/>
+        <w:gridCol w:w="4104"/>
+        <w:gridCol w:w="1296"/>
+        <w:gridCol w:w="1584"/>
+      </w:tblGrid>
+      <w:tr>
+        <w:trPr>
+          <w:tblHeader w:val="true"/>
+        </w:trPr>
+        <w:tc>
+          <w:tcPr>
+            <w:tcW w:type="dxa" w:w="792"/>
+            <w:tcMar>
+              <w:top w:w="90" w:type="dxa"/>
+              <w:start w:w="120" w:type="dxa"/>
+              <w:bottom w:w="90" w:type="dxa"/>
+              <w:end w:w="120" w:type="dxa"/>
+            </w:tcMar>
+            <w:shd w:fill="DCE6F1"/>
+            <w:vAlign w:val="center"/>
+          </w:tcPr>
+          <w:p>
+            <w:pPr>
+              <w:spacing w:after="0"/>
+              <w:ind w:firstLine="0"/>
+              <w:jc w:val="center"/>
+            </w:pPr>
+            <w:r>
+              <w:rPr>
+                <w:rFonts w:ascii="Times New Roman" w:hAnsi="Times New Roman" w:eastAsia="Times New Roman"/>
+                <w:b/>
+                <w:color w:val="17365D"/>
+                <w:sz w:val="18"/>
+              </w:rPr>
+              <w:t>Hạng</w:t>
+            </w:r>
+          </w:p>
+        </w:tc>
+        <w:tc>
+          <w:tcPr>
+            <w:tcW w:type="dxa" w:w="1080"/>
+            <w:tcMar>
+              <w:top w:w="90" w:type="dxa"/>
+              <w:start w:w="120" w:type="dxa"/>
+              <w:bottom w:w="90" w:type="dxa"/>
+              <w:end w:w="120" w:type="dxa"/>
+            </w:tcMar>
+            <w:shd w:fill="DCE6F1"/>
+            <w:vAlign w:val="center"/>
+          </w:tcPr>
+          <w:p>
+            <w:pPr>
+              <w:spacing w:after="0"/>
+              <w:ind w:firstLine="0"/>
+              <w:jc w:val="center"/>
+            </w:pPr>
+            <w:r>
+              <w:rPr>
+                <w:rFonts w:ascii="Times New Roman" w:hAnsi="Times New Roman" w:eastAsia="Times New Roman"/>
+                <w:b/>
+                <w:color w:val="17365D"/>
+                <w:sz w:val="18"/>
+              </w:rPr>
+              <w:t>Mã</w:t>
+            </w:r>
+          </w:p>
+        </w:tc>
+        <w:tc>
+          <w:tcPr>
+            <w:tcW w:type="dxa" w:w="4104"/>
+            <w:tcMar>
+              <w:top w:w="90" w:type="dxa"/>
+              <w:start w:w="120" w:type="dxa"/>
+              <w:bottom w:w="90" w:type="dxa"/>
+              <w:end w:w="120" w:type="dxa"/>
+            </w:tcMar>
+            <w:shd w:fill="DCE6F1"/>
+            <w:vAlign w:val="center"/>
+          </w:tcPr>
+          <w:p>
+            <w:pPr>
+              <w:spacing w:after="0"/>
+              <w:ind w:firstLine="0"/>
+              <w:jc w:val="center"/>
+            </w:pPr>
+            <w:r>
+              <w:rPr>
+                <w:rFonts w:ascii="Times New Roman" w:hAnsi="Times New Roman" w:eastAsia="Times New Roman"/>
+                <w:b/>
+                <w:color w:val="17365D"/>
+                <w:sz w:val="18"/>
+              </w:rPr>
+              <w:t>Tên thiết bị</w:t>
+            </w:r>
+          </w:p>
+        </w:tc>
+        <w:tc>
+          <w:tcPr>
+            <w:tcW w:type="dxa" w:w="1296"/>
+            <w:tcMar>
+              <w:top w:w="90" w:type="dxa"/>
+              <w:start w:w="120" w:type="dxa"/>
+              <w:bottom w:w="90" w:type="dxa"/>
+              <w:end w:w="120" w:type="dxa"/>
+            </w:tcMar>
+            <w:shd w:fill="DCE6F1"/>
+            <w:vAlign w:val="center"/>
+          </w:tcPr>
+          <w:p>
+            <w:pPr>
+              <w:spacing w:after="0"/>
+              <w:ind w:firstLine="0"/>
+              <w:jc w:val="center"/>
+            </w:pPr>
+            <w:r>
+              <w:rPr>
+                <w:rFonts w:ascii="Times New Roman" w:hAnsi="Times New Roman" w:eastAsia="Times New Roman"/>
+                <w:b/>
+                <w:color w:val="17365D"/>
+                <w:sz w:val="18"/>
+              </w:rPr>
+              <w:t>Số lượt</w:t>
+            </w:r>
+          </w:p>
+        </w:tc>
+        <w:tc>
+          <w:tcPr>
+            <w:tcW w:type="dxa" w:w="1584"/>
+            <w:tcMar>
+              <w:top w:w="90" w:type="dxa"/>
+              <w:start w:w="120" w:type="dxa"/>
+              <w:bottom w:w="90" w:type="dxa"/>
+              <w:end w:w="120" w:type="dxa"/>
+            </w:tcMar>
+            <w:shd w:fill="DCE6F1"/>
+            <w:vAlign w:val="center"/>
+          </w:tcPr>
+          <w:p>
+            <w:pPr>
+              <w:spacing w:after="0"/>
+              <w:ind w:firstLine="0"/>
+              <w:jc w:val="center"/>
+            </w:pPr>
+            <w:r>
+              <w:rPr>
+                <w:rFonts w:ascii="Times New Roman" w:hAnsi="Times New Roman" w:eastAsia="Times New Roman"/>
+                <w:b/>
+                <w:color w:val="17365D"/>
+                <w:sz w:val="18"/>
+              </w:rPr>
+              <w:t>Số phiếu</w:t>
+            </w:r>
+          </w:p>
+        </w:tc>
+      </w:tr>
+      <w:tr>
+        <w:tc>
+          <w:tcPr>
+            <w:tcW w:type="dxa" w:w="792"/>
+            <w:vAlign w:val="center"/>
+          </w:tcPr>
+          <w:p>
+            <w:pPr>
+              <w:spacing w:after="0"/>
+              <w:ind w:firstLine="0"/>
+              <w:jc w:val="left"/>
+            </w:pPr>
+            <w:r>
+              <w:rPr>
+                <w:rFonts w:ascii="Times New Roman" w:hAnsi="Times New Roman" w:eastAsia="Times New Roman"/>
+                <w:color w:val="000000"/>
+                <w:sz w:val="18"/>
+              </w:rPr>
+              <w:t>1</w:t>
+            </w:r>
+          </w:p>
+        </w:tc>
+        <w:tc>
+          <w:tcPr>
+            <w:tcW w:type="dxa" w:w="1080"/>
+            <w:vAlign w:val="center"/>
+          </w:tcPr>
+          <w:p>
+            <w:pPr>
+              <w:spacing w:after="0"/>
+              <w:ind w:firstLine="0"/>
+              <w:jc w:val="left"/>
+            </w:pPr>
+            <w:r>
+              <w:rPr>
+                <w:rFonts w:ascii="Times New Roman" w:hAnsi="Times New Roman" w:eastAsia="Times New Roman"/>
+                <w:color w:val="000000"/>
+                <w:sz w:val="18"/>
+              </w:rPr>
+              <w:t>TB09</w:t>
+            </w:r>
+          </w:p>
+        </w:tc>
+        <w:tc>
+          <w:tcPr>
+            <w:tcW w:type="dxa" w:w="4104"/>
+            <w:vAlign w:val="center"/>
+          </w:tcPr>
+          <w:p>
+            <w:pPr>
+              <w:spacing w:after="0"/>
+              <w:ind w:firstLine="0"/>
+              <w:jc w:val="left"/>
+            </w:pPr>
+            <w:r>
+              <w:rPr>
+                <w:rFonts w:ascii="Times New Roman" w:hAnsi="Times New Roman" w:eastAsia="Times New Roman"/>
+                <w:color w:val="000000"/>
+                <w:sz w:val="18"/>
+              </w:rPr>
+              <w:t>Bàn phím Logitech K120</w:t>
+            </w:r>
+          </w:p>
+        </w:tc>
+        <w:tc>
+          <w:tcPr>
+            <w:tcW w:type="dxa" w:w="1296"/>
+            <w:vAlign w:val="center"/>
+          </w:tcPr>
+          <w:p>
+            <w:pPr>
+              <w:spacing w:after="0"/>
+              <w:ind w:firstLine="0"/>
+              <w:jc w:val="left"/>
+            </w:pPr>
+            <w:r>
+              <w:rPr>
+                <w:rFonts w:ascii="Times New Roman" w:hAnsi="Times New Roman" w:eastAsia="Times New Roman"/>
+                <w:color w:val="000000"/>
+                <w:sz w:val="18"/>
+              </w:rPr>
+              <w:t>23</w:t>
+            </w:r>
+          </w:p>
+        </w:tc>
+        <w:tc>
+          <w:tcPr>
+            <w:tcW w:type="dxa" w:w="1584"/>
+            <w:vAlign w:val="center"/>
+          </w:tcPr>
+          <w:p>
+            <w:pPr>
+              <w:spacing w:after="0"/>
+              <w:ind w:firstLine="0"/>
+              <w:jc w:val="left"/>
+            </w:pPr>
+            <w:r>
+              <w:rPr>
+                <w:rFonts w:ascii="Times New Roman" w:hAnsi="Times New Roman" w:eastAsia="Times New Roman"/>
+                <w:color w:val="000000"/>
+                <w:sz w:val="18"/>
+              </w:rPr>
+              <w:t>15</w:t>
+            </w:r>
+          </w:p>
+        </w:tc>
+      </w:tr>
+      <w:tr>
+        <w:tc>
+          <w:tcPr>
+            <w:tcW w:type="dxa" w:w="792"/>
+            <w:shd w:fill="F9FBFD"/>
+            <w:vAlign w:val="center"/>
+          </w:tcPr>
+          <w:p>
+            <w:pPr>
+              <w:spacing w:after="0"/>
+              <w:ind w:firstLine="0"/>
+              <w:jc w:val="left"/>
+            </w:pPr>
+            <w:r>
+              <w:rPr>
+                <w:rFonts w:ascii="Times New Roman" w:hAnsi="Times New Roman" w:eastAsia="Times New Roman"/>
+                <w:color w:val="000000"/>
+                <w:sz w:val="18"/>
+              </w:rPr>
+              <w:t>2</w:t>
+            </w:r>
+          </w:p>
+        </w:tc>
+        <w:tc>
+          <w:tcPr>
+            <w:tcW w:type="dxa" w:w="1080"/>
+            <w:shd w:fill="F9FBFD"/>
+            <w:vAlign w:val="center"/>
+          </w:tcPr>
+          <w:p>
+            <w:pPr>
+              <w:spacing w:after="0"/>
+              <w:ind w:firstLine="0"/>
+              <w:jc w:val="left"/>
+            </w:pPr>
+            <w:r>
+              <w:rPr>
+                <w:rFonts w:ascii="Times New Roman" w:hAnsi="Times New Roman" w:eastAsia="Times New Roman"/>
+                <w:color w:val="000000"/>
+                <w:sz w:val="18"/>
+              </w:rPr>
+              <w:t>TB33</w:t>
+            </w:r>
+          </w:p>
+        </w:tc>
+        <w:tc>
+          <w:tcPr>
+            <w:tcW w:type="dxa" w:w="4104"/>
+            <w:shd w:fill="F9FBFD"/>
+            <w:vAlign w:val="center"/>
+          </w:tcPr>
+          <w:p>
+            <w:pPr>
+              <w:spacing w:after="0"/>
+              <w:ind w:firstLine="0"/>
+              <w:jc w:val="left"/>
+            </w:pPr>
+            <w:r>
+              <w:rPr>
+                <w:rFonts w:ascii="Times New Roman" w:hAnsi="Times New Roman" w:eastAsia="Times New Roman"/>
+                <w:color w:val="000000"/>
+                <w:sz w:val="18"/>
+              </w:rPr>
+              <w:t>Bàn phím Dell KB216</w:t>
+            </w:r>
+          </w:p>
+        </w:tc>
+        <w:tc>
+          <w:tcPr>
+            <w:tcW w:type="dxa" w:w="1296"/>
+            <w:shd w:fill="F9FBFD"/>
+            <w:vAlign w:val="center"/>
+          </w:tcPr>
+          <w:p>
+            <w:pPr>
+              <w:spacing w:after="0"/>
+              <w:ind w:firstLine="0"/>
+              <w:jc w:val="left"/>
+            </w:pPr>
+            <w:r>
+              <w:rPr>
+                <w:rFonts w:ascii="Times New Roman" w:hAnsi="Times New Roman" w:eastAsia="Times New Roman"/>
+                <w:color w:val="000000"/>
+                <w:sz w:val="18"/>
+              </w:rPr>
+              <w:t>6</w:t>
+            </w:r>
+          </w:p>
+        </w:tc>
+        <w:tc>
+          <w:tcPr>
+            <w:tcW w:type="dxa" w:w="1584"/>
+            <w:shd w:fill="F9FBFD"/>
+            <w:vAlign w:val="center"/>
+          </w:tcPr>
+          <w:p>
+            <w:pPr>
+              <w:spacing w:after="0"/>
+              <w:ind w:firstLine="0"/>
+              <w:jc w:val="left"/>
+            </w:pPr>
+            <w:r>
+              <w:rPr>
+                <w:rFonts w:ascii="Times New Roman" w:hAnsi="Times New Roman" w:eastAsia="Times New Roman"/>
+                <w:color w:val="000000"/>
+                <w:sz w:val="18"/>
+              </w:rPr>
+              <w:t>3</w:t>
+            </w:r>
+          </w:p>
+        </w:tc>
+      </w:tr>
+      <w:tr>
+        <w:tc>
+          <w:tcPr>
+            <w:tcW w:type="dxa" w:w="792"/>
+            <w:vAlign w:val="center"/>
+          </w:tcPr>
+          <w:p>
+            <w:pPr>
+              <w:spacing w:after="0"/>
+              <w:ind w:firstLine="0"/>
+              <w:jc w:val="left"/>
+            </w:pPr>
+            <w:r>
+              <w:rPr>
+                <w:rFonts w:ascii="Times New Roman" w:hAnsi="Times New Roman" w:eastAsia="Times New Roman"/>
+                <w:color w:val="000000"/>
+                <w:sz w:val="18"/>
+              </w:rPr>
+              <w:t>3</w:t>
+            </w:r>
+          </w:p>
+        </w:tc>
+        <w:tc>
+          <w:tcPr>
+            <w:tcW w:type="dxa" w:w="1080"/>
+            <w:vAlign w:val="center"/>
+          </w:tcPr>
+          <w:p>
+            <w:pPr>
+              <w:spacing w:after="0"/>
+              <w:ind w:firstLine="0"/>
+              <w:jc w:val="left"/>
+            </w:pPr>
+            <w:r>
+              <w:rPr>
+                <w:rFonts w:ascii="Times New Roman" w:hAnsi="Times New Roman" w:eastAsia="Times New Roman"/>
+                <w:color w:val="000000"/>
+                <w:sz w:val="18"/>
+              </w:rPr>
+              <w:t>TB24</w:t>
+            </w:r>
+          </w:p>
+        </w:tc>
+        <w:tc>
+          <w:tcPr>
+            <w:tcW w:type="dxa" w:w="4104"/>
+            <w:vAlign w:val="center"/>
+          </w:tcPr>
+          <w:p>
+            <w:pPr>
+              <w:spacing w:after="0"/>
+              <w:ind w:firstLine="0"/>
+              <w:jc w:val="left"/>
+            </w:pPr>
+            <w:r>
+              <w:rPr>
+                <w:rFonts w:ascii="Times New Roman" w:hAnsi="Times New Roman" w:eastAsia="Times New Roman"/>
+                <w:color w:val="000000"/>
+                <w:sz w:val="18"/>
+              </w:rPr>
+              <w:t>Camera Logitech C920</w:t>
+            </w:r>
+          </w:p>
+        </w:tc>
+        <w:tc>
+          <w:tcPr>
+            <w:tcW w:type="dxa" w:w="1296"/>
+            <w:vAlign w:val="center"/>
+          </w:tcPr>
+          <w:p>
+            <w:pPr>
+              <w:spacing w:after="0"/>
+              <w:ind w:firstLine="0"/>
+              <w:jc w:val="left"/>
+            </w:pPr>
+            <w:r>
+              <w:rPr>
+                <w:rFonts w:ascii="Times New Roman" w:hAnsi="Times New Roman" w:eastAsia="Times New Roman"/>
+                <w:color w:val="000000"/>
+                <w:sz w:val="18"/>
+              </w:rPr>
+              <w:t>4</w:t>
+            </w:r>
+          </w:p>
+        </w:tc>
+        <w:tc>
+          <w:tcPr>
+            <w:tcW w:type="dxa" w:w="1584"/>
+            <w:vAlign w:val="center"/>
+          </w:tcPr>
+          <w:p>
+            <w:pPr>
+              <w:spacing w:after="0"/>
+              <w:ind w:firstLine="0"/>
+              <w:jc w:val="left"/>
+            </w:pPr>
+            <w:r>
+              <w:rPr>
+                <w:rFonts w:ascii="Times New Roman" w:hAnsi="Times New Roman" w:eastAsia="Times New Roman"/>
+                <w:color w:val="000000"/>
+                <w:sz w:val="18"/>
+              </w:rPr>
+              <w:t>4</w:t>
+            </w:r>
+          </w:p>
+        </w:tc>
+      </w:tr>
+      <w:tr>
+        <w:tc>
+          <w:tcPr>
+            <w:tcW w:type="dxa" w:w="792"/>
+            <w:shd w:fill="F9FBFD"/>
+            <w:vAlign w:val="center"/>
+          </w:tcPr>
+          <w:p>
+            <w:pPr>
+              <w:spacing w:after="0"/>
+              <w:ind w:firstLine="0"/>
+              <w:jc w:val="left"/>
+            </w:pPr>
+            <w:r>
+              <w:rPr>
+                <w:rFonts w:ascii="Times New Roman" w:hAnsi="Times New Roman" w:eastAsia="Times New Roman"/>
+                <w:color w:val="000000"/>
+                <w:sz w:val="18"/>
+              </w:rPr>
+              <w:t>4</w:t>
+            </w:r>
+          </w:p>
+        </w:tc>
+        <w:tc>
+          <w:tcPr>
+            <w:tcW w:type="dxa" w:w="1080"/>
+            <w:shd w:fill="F9FBFD"/>
+            <w:vAlign w:val="center"/>
+          </w:tcPr>
+          <w:p>
+            <w:pPr>
+              <w:spacing w:after="0"/>
+              <w:ind w:firstLine="0"/>
+              <w:jc w:val="left"/>
+            </w:pPr>
+            <w:r>
+              <w:rPr>
+                <w:rFonts w:ascii="Times New Roman" w:hAnsi="Times New Roman" w:eastAsia="Times New Roman"/>
+                <w:color w:val="000000"/>
+                <w:sz w:val="18"/>
+              </w:rPr>
+              <w:t>TB37</w:t>
+            </w:r>
+          </w:p>
+        </w:tc>
+        <w:tc>
+          <w:tcPr>
+            <w:tcW w:type="dxa" w:w="4104"/>
+            <w:shd w:fill="F9FBFD"/>
+            <w:vAlign w:val="center"/>
+          </w:tcPr>
+          <w:p>
+            <w:pPr>
+              <w:spacing w:after="0"/>
+              <w:ind w:firstLine="0"/>
+              <w:jc w:val="left"/>
+            </w:pPr>
+            <w:r>
+              <w:rPr>
+                <w:rFonts w:ascii="Times New Roman" w:hAnsi="Times New Roman" w:eastAsia="Times New Roman"/>
+                <w:color w:val="000000"/>
+                <w:sz w:val="18"/>
+              </w:rPr>
+              <w:t>Bộ dụng cụ Arduino Uno</w:t>
+            </w:r>
+          </w:p>
+        </w:tc>
+        <w:tc>
+          <w:tcPr>
+            <w:tcW w:type="dxa" w:w="1296"/>
+            <w:shd w:fill="F9FBFD"/>
+            <w:vAlign w:val="center"/>
+          </w:tcPr>
+          <w:p>
+            <w:pPr>
+              <w:spacing w:after="0"/>
+              <w:ind w:firstLine="0"/>
+              <w:jc w:val="left"/>
+            </w:pPr>
+            <w:r>
+              <w:rPr>
+                <w:rFonts w:ascii="Times New Roman" w:hAnsi="Times New Roman" w:eastAsia="Times New Roman"/>
+                <w:color w:val="000000"/>
+                <w:sz w:val="18"/>
+              </w:rPr>
+              <w:t>3</w:t>
+            </w:r>
+          </w:p>
+        </w:tc>
+        <w:tc>
+          <w:tcPr>
+            <w:tcW w:type="dxa" w:w="1584"/>
+            <w:shd w:fill="F9FBFD"/>
+            <w:vAlign w:val="center"/>
+          </w:tcPr>
+          <w:p>
+            <w:pPr>
+              <w:spacing w:after="0"/>
+              <w:ind w:firstLine="0"/>
+              <w:jc w:val="left"/>
+            </w:pPr>
+            <w:r>
+              <w:rPr>
+                <w:rFonts w:ascii="Times New Roman" w:hAnsi="Times New Roman" w:eastAsia="Times New Roman"/>
+                <w:color w:val="000000"/>
+                <w:sz w:val="18"/>
+              </w:rPr>
+              <w:t>3</w:t>
+            </w:r>
+          </w:p>
+        </w:tc>
+      </w:tr>
+      <w:tr>
+        <w:tc>
+          <w:tcPr>
+            <w:tcW w:type="dxa" w:w="792"/>
+            <w:vAlign w:val="center"/>
+          </w:tcPr>
+          <w:p>
+            <w:pPr>
+              <w:spacing w:after="0"/>
+              <w:ind w:firstLine="0"/>
+              <w:jc w:val="left"/>
+            </w:pPr>
+            <w:r>
+              <w:rPr>
+                <w:rFonts w:ascii="Times New Roman" w:hAnsi="Times New Roman" w:eastAsia="Times New Roman"/>
+                <w:color w:val="000000"/>
+                <w:sz w:val="18"/>
+              </w:rPr>
+              <w:t>5</w:t>
+            </w:r>
+          </w:p>
+        </w:tc>
+        <w:tc>
+          <w:tcPr>
+            <w:tcW w:type="dxa" w:w="1080"/>
+            <w:vAlign w:val="center"/>
+          </w:tcPr>
+          <w:p>
+            <w:pPr>
+              <w:spacing w:after="0"/>
+              <w:ind w:firstLine="0"/>
+              <w:jc w:val="left"/>
+            </w:pPr>
+            <w:r>
+              <w:rPr>
+                <w:rFonts w:ascii="Times New Roman" w:hAnsi="Times New Roman" w:eastAsia="Times New Roman"/>
+                <w:color w:val="000000"/>
+                <w:sz w:val="18"/>
+              </w:rPr>
+              <w:t>TB12</w:t>
+            </w:r>
+          </w:p>
+        </w:tc>
+        <w:tc>
+          <w:tcPr>
+            <w:tcW w:type="dxa" w:w="4104"/>
+            <w:vAlign w:val="center"/>
+          </w:tcPr>
+          <w:p>
+            <w:pPr>
+              <w:spacing w:after="0"/>
+              <w:ind w:firstLine="0"/>
+              <w:jc w:val="left"/>
+            </w:pPr>
+            <w:r>
+              <w:rPr>
+                <w:rFonts w:ascii="Times New Roman" w:hAnsi="Times New Roman" w:eastAsia="Times New Roman"/>
+                <w:color w:val="000000"/>
+                <w:sz w:val="18"/>
+              </w:rPr>
+              <w:t>Bộ thí nghiệm Arduino Starter Kit</w:t>
+            </w:r>
+          </w:p>
+        </w:tc>
+        <w:tc>
+          <w:tcPr>
+            <w:tcW w:type="dxa" w:w="1296"/>
+            <w:vAlign w:val="center"/>
+          </w:tcPr>
+          <w:p>
+            <w:pPr>
+              <w:spacing w:after="0"/>
+              <w:ind w:firstLine="0"/>
+              <w:jc w:val="left"/>
+            </w:pPr>
+            <w:r>
+              <w:rPr>
+                <w:rFonts w:ascii="Times New Roman" w:hAnsi="Times New Roman" w:eastAsia="Times New Roman"/>
+                <w:color w:val="000000"/>
+                <w:sz w:val="18"/>
+              </w:rPr>
+              <w:t>3</w:t>
+            </w:r>
+          </w:p>
+        </w:tc>
+        <w:tc>
+          <w:tcPr>
+            <w:tcW w:type="dxa" w:w="1584"/>
+            <w:vAlign w:val="center"/>
+          </w:tcPr>
+          <w:p>
+            <w:pPr>
+              <w:spacing w:after="0"/>
+              <w:ind w:firstLine="0"/>
+              <w:jc w:val="left"/>
+            </w:pPr>
+            <w:r>
+              <w:rPr>
+                <w:rFonts w:ascii="Times New Roman" w:hAnsi="Times New Roman" w:eastAsia="Times New Roman"/>
+                <w:color w:val="000000"/>
+                <w:sz w:val="18"/>
+              </w:rPr>
+              <w:t>2</w:t>
+            </w:r>
+          </w:p>
+        </w:tc>
+      </w:tr>
+      <w:tr>
+        <w:tc>
+          <w:tcPr>
+            <w:tcW w:type="dxa" w:w="792"/>
+            <w:shd w:fill="F9FBFD"/>
+            <w:vAlign w:val="center"/>
+          </w:tcPr>
+          <w:p>
+            <w:pPr>
+              <w:spacing w:after="0"/>
+              <w:ind w:firstLine="0"/>
+              <w:jc w:val="left"/>
+            </w:pPr>
+            <w:r>
+              <w:rPr>
+                <w:rFonts w:ascii="Times New Roman" w:hAnsi="Times New Roman" w:eastAsia="Times New Roman"/>
+                <w:color w:val="000000"/>
+                <w:sz w:val="18"/>
+              </w:rPr>
+              <w:t>6</w:t>
+            </w:r>
+          </w:p>
+        </w:tc>
+        <w:tc>
+          <w:tcPr>
+            <w:tcW w:type="dxa" w:w="1080"/>
+            <w:shd w:fill="F9FBFD"/>
+            <w:vAlign w:val="center"/>
+          </w:tcPr>
+          <w:p>
+            <w:pPr>
+              <w:spacing w:after="0"/>
+              <w:ind w:firstLine="0"/>
+              <w:jc w:val="left"/>
+            </w:pPr>
+            <w:r>
+              <w:rPr>
+                <w:rFonts w:ascii="Times New Roman" w:hAnsi="Times New Roman" w:eastAsia="Times New Roman"/>
+                <w:color w:val="000000"/>
+                <w:sz w:val="18"/>
+              </w:rPr>
+              <w:t>TB02</w:t>
+            </w:r>
+          </w:p>
+        </w:tc>
+        <w:tc>
+          <w:tcPr>
+            <w:tcW w:type="dxa" w:w="4104"/>
+            <w:shd w:fill="F9FBFD"/>
+            <w:vAlign w:val="center"/>
+          </w:tcPr>
+          <w:p>
+            <w:pPr>
+              <w:spacing w:after="0"/>
+              <w:ind w:firstLine="0"/>
+              <w:jc w:val="left"/>
+            </w:pPr>
+            <w:r>
+              <w:rPr>
+                <w:rFonts w:ascii="Times New Roman" w:hAnsi="Times New Roman" w:eastAsia="Times New Roman"/>
+                <w:color w:val="000000"/>
+                <w:sz w:val="18"/>
+              </w:rPr>
+              <w:t>Laptop Acer Aspire 5 A515</w:t>
+            </w:r>
+          </w:p>
+        </w:tc>
+        <w:tc>
+          <w:tcPr>
+            <w:tcW w:type="dxa" w:w="1296"/>
+            <w:shd w:fill="F9FBFD"/>
+            <w:vAlign w:val="center"/>
+          </w:tcPr>
+          <w:p>
+            <w:pPr>
+              <w:spacing w:after="0"/>
+              <w:ind w:firstLine="0"/>
+              <w:jc w:val="left"/>
+            </w:pPr>
+            <w:r>
+              <w:rPr>
+                <w:rFonts w:ascii="Times New Roman" w:hAnsi="Times New Roman" w:eastAsia="Times New Roman"/>
+                <w:color w:val="000000"/>
+                <w:sz w:val="18"/>
+              </w:rPr>
+              <w:t>3</w:t>
+            </w:r>
+          </w:p>
+        </w:tc>
+        <w:tc>
+          <w:tcPr>
+            <w:tcW w:type="dxa" w:w="1584"/>
+            <w:shd w:fill="F9FBFD"/>
+            <w:vAlign w:val="center"/>
+          </w:tcPr>
+          <w:p>
+            <w:pPr>
+              <w:spacing w:after="0"/>
+              <w:ind w:firstLine="0"/>
+              <w:jc w:val="left"/>
+            </w:pPr>
+            <w:r>
+              <w:rPr>
+                <w:rFonts w:ascii="Times New Roman" w:hAnsi="Times New Roman" w:eastAsia="Times New Roman"/>
+                <w:color w:val="000000"/>
+                <w:sz w:val="18"/>
+              </w:rPr>
+              <w:t>3</w:t>
+            </w:r>
+          </w:p>
+        </w:tc>
+      </w:tr>
+      <w:tr>
+        <w:tc>
+          <w:tcPr>
+            <w:tcW w:type="dxa" w:w="792"/>
+            <w:vAlign w:val="center"/>
+          </w:tcPr>
+          <w:p>
+            <w:pPr>
+              <w:spacing w:after="0"/>
+              <w:ind w:firstLine="0"/>
+              <w:jc w:val="left"/>
+            </w:pPr>
+            <w:r>
+              <w:rPr>
+                <w:rFonts w:ascii="Times New Roman" w:hAnsi="Times New Roman" w:eastAsia="Times New Roman"/>
+                <w:color w:val="000000"/>
+                <w:sz w:val="18"/>
+              </w:rPr>
+              <w:t>7</w:t>
+            </w:r>
+          </w:p>
+        </w:tc>
+        <w:tc>
+          <w:tcPr>
+            <w:tcW w:type="dxa" w:w="1080"/>
+            <w:vAlign w:val="center"/>
+          </w:tcPr>
+          <w:p>
+            <w:pPr>
+              <w:spacing w:after="0"/>
+              <w:ind w:firstLine="0"/>
+              <w:jc w:val="left"/>
+            </w:pPr>
+            <w:r>
+              <w:rPr>
+                <w:rFonts w:ascii="Times New Roman" w:hAnsi="Times New Roman" w:eastAsia="Times New Roman"/>
+                <w:color w:val="000000"/>
+                <w:sz w:val="18"/>
+              </w:rPr>
+              <w:t>TB25</w:t>
+            </w:r>
+          </w:p>
+        </w:tc>
+        <w:tc>
+          <w:tcPr>
+            <w:tcW w:type="dxa" w:w="4104"/>
+            <w:vAlign w:val="center"/>
+          </w:tcPr>
+          <w:p>
+            <w:pPr>
+              <w:spacing w:after="0"/>
+              <w:ind w:firstLine="0"/>
+              <w:jc w:val="left"/>
+            </w:pPr>
+            <w:r>
+              <w:rPr>
+                <w:rFonts w:ascii="Times New Roman" w:hAnsi="Times New Roman" w:eastAsia="Times New Roman"/>
+                <w:color w:val="000000"/>
+                <w:sz w:val="18"/>
+              </w:rPr>
+              <w:t>Camera Hikvision DS-2CD</w:t>
+            </w:r>
+          </w:p>
+        </w:tc>
+        <w:tc>
+          <w:tcPr>
+            <w:tcW w:type="dxa" w:w="1296"/>
+            <w:vAlign w:val="center"/>
+          </w:tcPr>
+          <w:p>
+            <w:pPr>
+              <w:spacing w:after="0"/>
+              <w:ind w:firstLine="0"/>
+              <w:jc w:val="left"/>
+            </w:pPr>
+            <w:r>
+              <w:rPr>
+                <w:rFonts w:ascii="Times New Roman" w:hAnsi="Times New Roman" w:eastAsia="Times New Roman"/>
+                <w:color w:val="000000"/>
+                <w:sz w:val="18"/>
+              </w:rPr>
+              <w:t>2</w:t>
+            </w:r>
+          </w:p>
+        </w:tc>
+        <w:tc>
+          <w:tcPr>
+            <w:tcW w:type="dxa" w:w="1584"/>
+            <w:vAlign w:val="center"/>
+          </w:tcPr>
+          <w:p>
+            <w:pPr>
+              <w:spacing w:after="0"/>
+              <w:ind w:firstLine="0"/>
+              <w:jc w:val="left"/>
+            </w:pPr>
+            <w:r>
+              <w:rPr>
+                <w:rFonts w:ascii="Times New Roman" w:hAnsi="Times New Roman" w:eastAsia="Times New Roman"/>
+                <w:color w:val="000000"/>
+                <w:sz w:val="18"/>
+              </w:rPr>
+              <w:t>2</w:t>
+            </w:r>
+          </w:p>
+        </w:tc>
+      </w:tr>
+      <w:tr>
+        <w:tc>
+          <w:tcPr>
+            <w:tcW w:type="dxa" w:w="792"/>
+            <w:shd w:fill="F9FBFD"/>
+            <w:vAlign w:val="center"/>
+          </w:tcPr>
+          <w:p>
+            <w:pPr>
+              <w:spacing w:after="0"/>
+              <w:ind w:firstLine="0"/>
+              <w:jc w:val="left"/>
+            </w:pPr>
+            <w:r>
+              <w:rPr>
+                <w:rFonts w:ascii="Times New Roman" w:hAnsi="Times New Roman" w:eastAsia="Times New Roman"/>
+                <w:color w:val="000000"/>
+                <w:sz w:val="18"/>
+              </w:rPr>
+              <w:t>8</w:t>
+            </w:r>
+          </w:p>
+        </w:tc>
+        <w:tc>
+          <w:tcPr>
+            <w:tcW w:type="dxa" w:w="1080"/>
+            <w:shd w:fill="F9FBFD"/>
+            <w:vAlign w:val="center"/>
+          </w:tcPr>
+          <w:p>
+            <w:pPr>
+              <w:spacing w:after="0"/>
+              <w:ind w:firstLine="0"/>
+              <w:jc w:val="left"/>
+            </w:pPr>
+            <w:r>
+              <w:rPr>
+                <w:rFonts w:ascii="Times New Roman" w:hAnsi="Times New Roman" w:eastAsia="Times New Roman"/>
+                <w:color w:val="000000"/>
+                <w:sz w:val="18"/>
+              </w:rPr>
+              <w:t>TB06</w:t>
+            </w:r>
+          </w:p>
+        </w:tc>
+        <w:tc>
+          <w:tcPr>
+            <w:tcW w:type="dxa" w:w="4104"/>
+            <w:shd w:fill="F9FBFD"/>
+            <w:vAlign w:val="center"/>
+          </w:tcPr>
+          <w:p>
+            <w:pPr>
+              <w:spacing w:after="0"/>
+              <w:ind w:firstLine="0"/>
+              <w:jc w:val="left"/>
+            </w:pPr>
+            <w:r>
+              <w:rPr>
+                <w:rFonts w:ascii="Times New Roman" w:hAnsi="Times New Roman" w:eastAsia="Times New Roman"/>
+                <w:color w:val="000000"/>
+                <w:sz w:val="18"/>
+              </w:rPr>
+              <w:t>Camera Hikvision DS-2CE16D0T</w:t>
+            </w:r>
+          </w:p>
+        </w:tc>
+        <w:tc>
+          <w:tcPr>
+            <w:tcW w:type="dxa" w:w="1296"/>
+            <w:shd w:fill="F9FBFD"/>
+            <w:vAlign w:val="center"/>
+          </w:tcPr>
+          <w:p>
+            <w:pPr>
+              <w:spacing w:after="0"/>
+              <w:ind w:firstLine="0"/>
+              <w:jc w:val="left"/>
+            </w:pPr>
+            <w:r>
+              <w:rPr>
+                <w:rFonts w:ascii="Times New Roman" w:hAnsi="Times New Roman" w:eastAsia="Times New Roman"/>
+                <w:color w:val="000000"/>
+                <w:sz w:val="18"/>
+              </w:rPr>
+              <w:t>2</w:t>
+            </w:r>
+          </w:p>
+        </w:tc>
+        <w:tc>
+          <w:tcPr>
+            <w:tcW w:type="dxa" w:w="1584"/>
+            <w:shd w:fill="F9FBFD"/>
+            <w:vAlign w:val="center"/>
+          </w:tcPr>
+          <w:p>
+            <w:pPr>
+              <w:spacing w:after="0"/>
+              <w:ind w:firstLine="0"/>
+              <w:jc w:val="left"/>
+            </w:pPr>
+            <w:r>
+              <w:rPr>
+                <w:rFonts w:ascii="Times New Roman" w:hAnsi="Times New Roman" w:eastAsia="Times New Roman"/>
+                <w:color w:val="000000"/>
+                <w:sz w:val="18"/>
+              </w:rPr>
+              <w:t>2</w:t>
+            </w:r>
+          </w:p>
+        </w:tc>
+      </w:tr>
+      <w:tr>
+        <w:tc>
+          <w:tcPr>
+            <w:tcW w:type="dxa" w:w="792"/>
+            <w:vAlign w:val="center"/>
+          </w:tcPr>
+          <w:p>
+            <w:pPr>
+              <w:spacing w:after="0"/>
+              <w:ind w:firstLine="0"/>
+              <w:jc w:val="left"/>
+            </w:pPr>
+            <w:r>
+              <w:rPr>
+                <w:rFonts w:ascii="Times New Roman" w:hAnsi="Times New Roman" w:eastAsia="Times New Roman"/>
+                <w:color w:val="000000"/>
+                <w:sz w:val="18"/>
+              </w:rPr>
+              <w:t>9</w:t>
+            </w:r>
+          </w:p>
+        </w:tc>
+        <w:tc>
+          <w:tcPr>
+            <w:tcW w:type="dxa" w:w="1080"/>
+            <w:vAlign w:val="center"/>
+          </w:tcPr>
+          <w:p>
+            <w:pPr>
+              <w:spacing w:after="0"/>
+              <w:ind w:firstLine="0"/>
+              <w:jc w:val="left"/>
+            </w:pPr>
+            <w:r>
+              <w:rPr>
+                <w:rFonts w:ascii="Times New Roman" w:hAnsi="Times New Roman" w:eastAsia="Times New Roman"/>
+                <w:color w:val="000000"/>
+                <w:sz w:val="18"/>
+              </w:rPr>
+              <w:t>TB14</w:t>
+            </w:r>
+          </w:p>
+        </w:tc>
+        <w:tc>
+          <w:tcPr>
+            <w:tcW w:type="dxa" w:w="4104"/>
+            <w:vAlign w:val="center"/>
+          </w:tcPr>
+          <w:p>
+            <w:pPr>
+              <w:spacing w:after="0"/>
+              <w:ind w:firstLine="0"/>
+              <w:jc w:val="left"/>
+            </w:pPr>
+            <w:r>
+              <w:rPr>
+                <w:rFonts w:ascii="Times New Roman" w:hAnsi="Times New Roman" w:eastAsia="Times New Roman"/>
+                <w:color w:val="000000"/>
+                <w:sz w:val="18"/>
+              </w:rPr>
+              <w:t>Laptop Dell Latitude 5420</w:t>
+            </w:r>
+          </w:p>
+        </w:tc>
+        <w:tc>
+          <w:tcPr>
+            <w:tcW w:type="dxa" w:w="1296"/>
+            <w:vAlign w:val="center"/>
+          </w:tcPr>
+          <w:p>
+            <w:pPr>
+              <w:spacing w:after="0"/>
+              <w:ind w:firstLine="0"/>
+              <w:jc w:val="left"/>
+            </w:pPr>
+            <w:r>
+              <w:rPr>
+                <w:rFonts w:ascii="Times New Roman" w:hAnsi="Times New Roman" w:eastAsia="Times New Roman"/>
+                <w:color w:val="000000"/>
+                <w:sz w:val="18"/>
+              </w:rPr>
+              <w:t>2</w:t>
+            </w:r>
+          </w:p>
+        </w:tc>
+        <w:tc>
+          <w:tcPr>
+            <w:tcW w:type="dxa" w:w="1584"/>
+            <w:vAlign w:val="center"/>
+          </w:tcPr>
+          <w:p>
+            <w:pPr>
+              <w:spacing w:after="0"/>
+              <w:ind w:firstLine="0"/>
+              <w:jc w:val="left"/>
+            </w:pPr>
+            <w:r>
+              <w:rPr>
+                <w:rFonts w:ascii="Times New Roman" w:hAnsi="Times New Roman" w:eastAsia="Times New Roman"/>
+                <w:color w:val="000000"/>
+                <w:sz w:val="18"/>
+              </w:rPr>
+              <w:t>2</w:t>
+            </w:r>
+          </w:p>
+        </w:tc>
+      </w:tr>
+      <w:tr>
+        <w:tc>
+          <w:tcPr>
+            <w:tcW w:type="dxa" w:w="792"/>
+            <w:shd w:fill="F9FBFD"/>
+            <w:vAlign w:val="center"/>
+          </w:tcPr>
+          <w:p>
+            <w:pPr>
+              <w:spacing w:after="0"/>
+              <w:ind w:firstLine="0"/>
+              <w:jc w:val="left"/>
+            </w:pPr>
+            <w:r>
+              <w:rPr>
+                <w:rFonts w:ascii="Times New Roman" w:hAnsi="Times New Roman" w:eastAsia="Times New Roman"/>
+                <w:color w:val="000000"/>
+                <w:sz w:val="18"/>
+              </w:rPr>
+              <w:t>10</w:t>
+            </w:r>
+          </w:p>
+        </w:tc>
+        <w:tc>
+          <w:tcPr>
+            <w:tcW w:type="dxa" w:w="1080"/>
+            <w:shd w:fill="F9FBFD"/>
+            <w:vAlign w:val="center"/>
+          </w:tcPr>
+          <w:p>
+            <w:pPr>
+              <w:spacing w:after="0"/>
+              <w:ind w:firstLine="0"/>
+              <w:jc w:val="left"/>
+            </w:pPr>
+            <w:r>
+              <w:rPr>
+                <w:rFonts w:ascii="Times New Roman" w:hAnsi="Times New Roman" w:eastAsia="Times New Roman"/>
+                <w:color w:val="000000"/>
+                <w:sz w:val="18"/>
+              </w:rPr>
+              <w:t>TB22</w:t>
+            </w:r>
+          </w:p>
+        </w:tc>
+        <w:tc>
+          <w:tcPr>
+            <w:tcW w:type="dxa" w:w="4104"/>
+            <w:shd w:fill="F9FBFD"/>
+            <w:vAlign w:val="center"/>
+          </w:tcPr>
+          <w:p>
+            <w:pPr>
+              <w:spacing w:after="0"/>
+              <w:ind w:firstLine="0"/>
+              <w:jc w:val="left"/>
+            </w:pPr>
+            <w:r>
+              <w:rPr>
+                <w:rFonts w:ascii="Times New Roman" w:hAnsi="Times New Roman" w:eastAsia="Times New Roman"/>
+                <w:color w:val="000000"/>
+                <w:sz w:val="18"/>
+              </w:rPr>
+              <w:t>Máy chiếu BenQ MW560</w:t>
+            </w:r>
+          </w:p>
+        </w:tc>
+        <w:tc>
+          <w:tcPr>
+            <w:tcW w:type="dxa" w:w="1296"/>
+            <w:shd w:fill="F9FBFD"/>
+            <w:vAlign w:val="center"/>
+          </w:tcPr>
+          <w:p>
+            <w:pPr>
+              <w:spacing w:after="0"/>
+              <w:ind w:firstLine="0"/>
+              <w:jc w:val="left"/>
+            </w:pPr>
+            <w:r>
+              <w:rPr>
+                <w:rFonts w:ascii="Times New Roman" w:hAnsi="Times New Roman" w:eastAsia="Times New Roman"/>
+                <w:color w:val="000000"/>
+                <w:sz w:val="18"/>
+              </w:rPr>
+              <w:t>2</w:t>
+            </w:r>
+          </w:p>
+        </w:tc>
+        <w:tc>
+          <w:tcPr>
+            <w:tcW w:type="dxa" w:w="1584"/>
+            <w:shd w:fill="F9FBFD"/>
+            <w:vAlign w:val="center"/>
+          </w:tcPr>
+          <w:p>
+            <w:pPr>
+              <w:spacing w:after="0"/>
+              <w:ind w:firstLine="0"/>
+              <w:jc w:val="left"/>
+            </w:pPr>
+            <w:r>
+              <w:rPr>
+                <w:rFonts w:ascii="Times New Roman" w:hAnsi="Times New Roman" w:eastAsia="Times New Roman"/>
+                <w:color w:val="000000"/>
+                <w:sz w:val="18"/>
+              </w:rPr>
+              <w:t>2</w:t>
+            </w:r>
+          </w:p>
+        </w:tc>
+      </w:tr>
+    </w:tbl>
+    <w:p>
+      <w:pPr>
+        <w:spacing w:after="0"/>
+      </w:pPr>
+    </w:p>
+    <w:p>
+      <w:r>
+        <w:rPr>
+          <w:rFonts w:ascii="Times New Roman" w:hAnsi="Times New Roman" w:eastAsia="Times New Roman"/>
+          <w:color w:val="000000"/>
+          <w:sz w:val="26"/>
+        </w:rPr>
+        <w:t>TB09 chiếm 23/66 đơn vị đã ghi nhận trong BorrowDetails, tương đương khoảng 34,8%, và xuất hiện trong 15/40 phiếu. Đây là mức tập trung sử dụng cao, cần ưu tiên kiểm tra hao mòn, chuẩn bị thiết bị thay thế và đánh giá có cần tăng số lượng bàn phím cùng loại hay không.</w:t>
+      </w:r>
+    </w:p>
+    <w:p>
+      <w:pPr>
+        <w:pStyle w:val="Heading2"/>
+        <w:ind w:firstLine="0"/>
+      </w:pPr>
+      <w:r>
+        <w:t>4.11. Đánh giá chất lượng dữ liệu tổng thể</w:t>
+      </w:r>
+    </w:p>
+    <w:tbl>
+      <w:tblPr>
+        <w:tblW w:type="dxa" w:w="8856"/>
+        <w:jc w:val="center"/>
+        <w:tblLayout w:type="fixed"/>
+        <w:tblLook w:firstColumn="1" w:firstRow="1" w:lastColumn="0" w:lastRow="0" w:noHBand="0" w:noVBand="1" w:val="04A0"/>
+        <w:tblBorders>
+          <w:top w:val="single" w:sz="6" w:color="B7C9DB"/>
+          <w:left w:val="single" w:sz="6" w:color="B7C9DB"/>
+          <w:bottom w:val="single" w:sz="6" w:color="B7C9DB"/>
+          <w:right w:val="single" w:sz="6" w:color="B7C9DB"/>
+          <w:insideH w:val="single" w:sz="6" w:color="B7C9DB"/>
+          <w:insideV w:val="single" w:sz="6" w:color="B7C9DB"/>
+        </w:tblBorders>
+      </w:tblPr>
+      <w:tblGrid>
+        <w:gridCol w:w="3744"/>
+        <w:gridCol w:w="2448"/>
+        <w:gridCol w:w="2664"/>
+      </w:tblGrid>
+      <w:tr>
+        <w:trPr>
+          <w:tblHeader w:val="true"/>
+        </w:trPr>
+        <w:tc>
+          <w:tcPr>
+            <w:tcW w:type="dxa" w:w="3744"/>
+            <w:tcMar>
+              <w:top w:w="90" w:type="dxa"/>
+              <w:start w:w="120" w:type="dxa"/>
+              <w:bottom w:w="90" w:type="dxa"/>
+              <w:end w:w="120" w:type="dxa"/>
+            </w:tcMar>
+            <w:shd w:fill="DCE6F1"/>
+            <w:vAlign w:val="center"/>
+          </w:tcPr>
+          <w:p>
+            <w:pPr>
+              <w:spacing w:after="0"/>
+              <w:ind w:firstLine="0"/>
+              <w:jc w:val="center"/>
+            </w:pPr>
+            <w:r>
+              <w:rPr>
+                <w:rFonts w:ascii="Times New Roman" w:hAnsi="Times New Roman" w:eastAsia="Times New Roman"/>
+                <w:b/>
+                <w:color w:val="17365D"/>
+                <w:sz w:val="19"/>
+              </w:rPr>
+              <w:t>Tiêu chí</w:t>
+            </w:r>
+          </w:p>
+        </w:tc>
+        <w:tc>
+          <w:tcPr>
+            <w:tcW w:type="dxa" w:w="2448"/>
+            <w:tcMar>
+              <w:top w:w="90" w:type="dxa"/>
+              <w:start w:w="120" w:type="dxa"/>
+              <w:bottom w:w="90" w:type="dxa"/>
+              <w:end w:w="120" w:type="dxa"/>
+            </w:tcMar>
+            <w:shd w:fill="DCE6F1"/>
+            <w:vAlign w:val="center"/>
+          </w:tcPr>
+          <w:p>
+            <w:pPr>
+              <w:spacing w:after="0"/>
+              <w:ind w:firstLine="0"/>
+              <w:jc w:val="center"/>
+            </w:pPr>
+            <w:r>
+              <w:rPr>
+                <w:rFonts w:ascii="Times New Roman" w:hAnsi="Times New Roman" w:eastAsia="Times New Roman"/>
+                <w:b/>
+                <w:color w:val="17365D"/>
+                <w:sz w:val="19"/>
+              </w:rPr>
+              <w:t>Kết quả</w:t>
+            </w:r>
+          </w:p>
+        </w:tc>
+        <w:tc>
+          <w:tcPr>
+            <w:tcW w:type="dxa" w:w="2664"/>
+            <w:tcMar>
+              <w:top w:w="90" w:type="dxa"/>
+              <w:start w:w="120" w:type="dxa"/>
+              <w:bottom w:w="90" w:type="dxa"/>
+              <w:end w:w="120" w:type="dxa"/>
+            </w:tcMar>
+            <w:shd w:fill="DCE6F1"/>
+            <w:vAlign w:val="center"/>
+          </w:tcPr>
+          <w:p>
+            <w:pPr>
+              <w:spacing w:after="0"/>
+              <w:ind w:firstLine="0"/>
+              <w:jc w:val="center"/>
+            </w:pPr>
+            <w:r>
+              <w:rPr>
+                <w:rFonts w:ascii="Times New Roman" w:hAnsi="Times New Roman" w:eastAsia="Times New Roman"/>
+                <w:b/>
+                <w:color w:val="17365D"/>
+                <w:sz w:val="19"/>
+              </w:rPr>
+              <w:t>Đánh giá</w:t>
+            </w:r>
+          </w:p>
+        </w:tc>
+      </w:tr>
+      <w:tr>
+        <w:tc>
+          <w:tcPr>
+            <w:tcW w:type="dxa" w:w="3744"/>
+            <w:vAlign w:val="center"/>
+          </w:tcPr>
+          <w:p>
+            <w:pPr>
+              <w:spacing w:after="0"/>
+              <w:ind w:firstLine="0"/>
+              <w:jc w:val="left"/>
+            </w:pPr>
+            <w:r>
+              <w:rPr>
+                <w:rFonts w:ascii="Times New Roman" w:hAnsi="Times New Roman" w:eastAsia="Times New Roman"/>
+                <w:color w:val="000000"/>
+                <w:sz w:val="19"/>
+              </w:rPr>
+              <w:t>Khóa ngoại mồ côi</w:t>
+            </w:r>
+          </w:p>
+        </w:tc>
+        <w:tc>
+          <w:tcPr>
+            <w:tcW w:type="dxa" w:w="2448"/>
+            <w:vAlign w:val="center"/>
+          </w:tcPr>
+          <w:p>
+            <w:pPr>
+              <w:spacing w:after="0"/>
+              <w:ind w:firstLine="0"/>
+              <w:jc w:val="left"/>
+            </w:pPr>
+            <w:r>
+              <w:rPr>
+                <w:rFonts w:ascii="Times New Roman" w:hAnsi="Times New Roman" w:eastAsia="Times New Roman"/>
+                <w:color w:val="000000"/>
+                <w:sz w:val="19"/>
+              </w:rPr>
+              <w:t>Không phát hiện</w:t>
+            </w:r>
+          </w:p>
+        </w:tc>
+        <w:tc>
+          <w:tcPr>
+            <w:tcW w:type="dxa" w:w="2664"/>
+            <w:vAlign w:val="center"/>
+          </w:tcPr>
+          <w:p>
+            <w:pPr>
+              <w:spacing w:after="0"/>
+              <w:ind w:firstLine="0"/>
+              <w:jc w:val="left"/>
+            </w:pPr>
+            <w:r>
+              <w:rPr>
+                <w:rFonts w:ascii="Times New Roman" w:hAnsi="Times New Roman" w:eastAsia="Times New Roman"/>
+                <w:color w:val="000000"/>
+                <w:sz w:val="19"/>
+              </w:rPr>
+              <w:t>Tốt</w:t>
+            </w:r>
+          </w:p>
+        </w:tc>
+      </w:tr>
+      <w:tr>
+        <w:tc>
+          <w:tcPr>
+            <w:tcW w:type="dxa" w:w="3744"/>
+            <w:shd w:fill="F9FBFD"/>
+            <w:vAlign w:val="center"/>
+          </w:tcPr>
+          <w:p>
+            <w:pPr>
+              <w:spacing w:after="0"/>
+              <w:ind w:firstLine="0"/>
+              <w:jc w:val="left"/>
+            </w:pPr>
+            <w:r>
+              <w:rPr>
+                <w:rFonts w:ascii="Times New Roman" w:hAnsi="Times New Roman" w:eastAsia="Times New Roman"/>
+                <w:color w:val="000000"/>
+                <w:sz w:val="19"/>
+              </w:rPr>
+              <w:t>Mã thiết bị/cá thể trùng</w:t>
+            </w:r>
+          </w:p>
+        </w:tc>
+        <w:tc>
+          <w:tcPr>
+            <w:tcW w:type="dxa" w:w="2448"/>
+            <w:shd w:fill="F9FBFD"/>
+            <w:vAlign w:val="center"/>
+          </w:tcPr>
+          <w:p>
+            <w:pPr>
+              <w:spacing w:after="0"/>
+              <w:ind w:firstLine="0"/>
+              <w:jc w:val="left"/>
+            </w:pPr>
+            <w:r>
+              <w:rPr>
+                <w:rFonts w:ascii="Times New Roman" w:hAnsi="Times New Roman" w:eastAsia="Times New Roman"/>
+                <w:color w:val="000000"/>
+                <w:sz w:val="19"/>
+              </w:rPr>
+              <w:t>Không phát hiện</w:t>
+            </w:r>
+          </w:p>
+        </w:tc>
+        <w:tc>
+          <w:tcPr>
+            <w:tcW w:type="dxa" w:w="2664"/>
+            <w:shd w:fill="F9FBFD"/>
+            <w:vAlign w:val="center"/>
+          </w:tcPr>
+          <w:p>
+            <w:pPr>
+              <w:spacing w:after="0"/>
+              <w:ind w:firstLine="0"/>
+              <w:jc w:val="left"/>
+            </w:pPr>
+            <w:r>
+              <w:rPr>
+                <w:rFonts w:ascii="Times New Roman" w:hAnsi="Times New Roman" w:eastAsia="Times New Roman"/>
+                <w:color w:val="000000"/>
+                <w:sz w:val="19"/>
+              </w:rPr>
+              <w:t>Tốt</w:t>
+            </w:r>
+          </w:p>
+        </w:tc>
+      </w:tr>
+      <w:tr>
+        <w:tc>
+          <w:tcPr>
+            <w:tcW w:type="dxa" w:w="3744"/>
+            <w:vAlign w:val="center"/>
+          </w:tcPr>
+          <w:p>
+            <w:pPr>
+              <w:spacing w:after="0"/>
+              <w:ind w:firstLine="0"/>
+              <w:jc w:val="left"/>
+            </w:pPr>
+            <w:r>
+              <w:rPr>
+                <w:rFonts w:ascii="Times New Roman" w:hAnsi="Times New Roman" w:eastAsia="Times New Roman"/>
+                <w:color w:val="000000"/>
+                <w:sz w:val="19"/>
+              </w:rPr>
+              <w:t>Số lượng âm hoặc vượt tổng</w:t>
+            </w:r>
+          </w:p>
+        </w:tc>
+        <w:tc>
+          <w:tcPr>
+            <w:tcW w:type="dxa" w:w="2448"/>
+            <w:vAlign w:val="center"/>
+          </w:tcPr>
+          <w:p>
+            <w:pPr>
+              <w:spacing w:after="0"/>
+              <w:ind w:firstLine="0"/>
+              <w:jc w:val="left"/>
+            </w:pPr>
+            <w:r>
+              <w:rPr>
+                <w:rFonts w:ascii="Times New Roman" w:hAnsi="Times New Roman" w:eastAsia="Times New Roman"/>
+                <w:color w:val="000000"/>
+                <w:sz w:val="19"/>
+              </w:rPr>
+              <w:t>Không phát hiện</w:t>
+            </w:r>
+          </w:p>
+        </w:tc>
+        <w:tc>
+          <w:tcPr>
+            <w:tcW w:type="dxa" w:w="2664"/>
+            <w:vAlign w:val="center"/>
+          </w:tcPr>
+          <w:p>
+            <w:pPr>
+              <w:spacing w:after="0"/>
+              <w:ind w:firstLine="0"/>
+              <w:jc w:val="left"/>
+            </w:pPr>
+            <w:r>
+              <w:rPr>
+                <w:rFonts w:ascii="Times New Roman" w:hAnsi="Times New Roman" w:eastAsia="Times New Roman"/>
+                <w:color w:val="000000"/>
+                <w:sz w:val="19"/>
+              </w:rPr>
+              <w:t>Tốt</w:t>
+            </w:r>
+          </w:p>
+        </w:tc>
+      </w:tr>
+      <w:tr>
+        <w:tc>
+          <w:tcPr>
+            <w:tcW w:type="dxa" w:w="3744"/>
+            <w:shd w:fill="F9FBFD"/>
+            <w:vAlign w:val="center"/>
+          </w:tcPr>
+          <w:p>
+            <w:pPr>
+              <w:spacing w:after="0"/>
+              <w:ind w:firstLine="0"/>
+              <w:jc w:val="left"/>
+            </w:pPr>
+            <w:r>
+              <w:rPr>
+                <w:rFonts w:ascii="Times New Roman" w:hAnsi="Times New Roman" w:eastAsia="Times New Roman"/>
+                <w:color w:val="000000"/>
+                <w:sz w:val="19"/>
+              </w:rPr>
+              <w:t>Thiết bị thiếu mã/phòng</w:t>
+            </w:r>
+          </w:p>
+        </w:tc>
+        <w:tc>
+          <w:tcPr>
+            <w:tcW w:type="dxa" w:w="2448"/>
+            <w:shd w:fill="F9FBFD"/>
+            <w:vAlign w:val="center"/>
+          </w:tcPr>
+          <w:p>
+            <w:pPr>
+              <w:spacing w:after="0"/>
+              <w:ind w:firstLine="0"/>
+              <w:jc w:val="left"/>
+            </w:pPr>
+            <w:r>
+              <w:rPr>
+                <w:rFonts w:ascii="Times New Roman" w:hAnsi="Times New Roman" w:eastAsia="Times New Roman"/>
+                <w:color w:val="000000"/>
+                <w:sz w:val="19"/>
+              </w:rPr>
+              <w:t>0</w:t>
+            </w:r>
+          </w:p>
+        </w:tc>
+        <w:tc>
+          <w:tcPr>
+            <w:tcW w:type="dxa" w:w="2664"/>
+            <w:shd w:fill="F9FBFD"/>
+            <w:vAlign w:val="center"/>
+          </w:tcPr>
+          <w:p>
+            <w:pPr>
+              <w:spacing w:after="0"/>
+              <w:ind w:firstLine="0"/>
+              <w:jc w:val="left"/>
+            </w:pPr>
+            <w:r>
+              <w:rPr>
+                <w:rFonts w:ascii="Times New Roman" w:hAnsi="Times New Roman" w:eastAsia="Times New Roman"/>
+                <w:color w:val="000000"/>
+                <w:sz w:val="19"/>
+              </w:rPr>
+              <w:t>Tốt</w:t>
+            </w:r>
+          </w:p>
+        </w:tc>
+      </w:tr>
+      <w:tr>
+        <w:tc>
+          <w:tcPr>
+            <w:tcW w:type="dxa" w:w="3744"/>
+            <w:vAlign w:val="center"/>
+          </w:tcPr>
+          <w:p>
+            <w:pPr>
+              <w:spacing w:after="0"/>
+              <w:ind w:firstLine="0"/>
+              <w:jc w:val="left"/>
+            </w:pPr>
+            <w:r>
+              <w:rPr>
+                <w:rFonts w:ascii="Times New Roman" w:hAnsi="Times New Roman" w:eastAsia="Times New Roman"/>
+                <w:color w:val="000000"/>
+                <w:sz w:val="19"/>
+              </w:rPr>
+              <w:t>Người dùng thiếu email/điện thoại</w:t>
+            </w:r>
+          </w:p>
+        </w:tc>
+        <w:tc>
+          <w:tcPr>
+            <w:tcW w:type="dxa" w:w="2448"/>
+            <w:vAlign w:val="center"/>
+          </w:tcPr>
+          <w:p>
+            <w:pPr>
+              <w:spacing w:after="0"/>
+              <w:ind w:firstLine="0"/>
+              <w:jc w:val="left"/>
+            </w:pPr>
+            <w:r>
+              <w:rPr>
+                <w:rFonts w:ascii="Times New Roman" w:hAnsi="Times New Roman" w:eastAsia="Times New Roman"/>
+                <w:color w:val="000000"/>
+                <w:sz w:val="19"/>
+              </w:rPr>
+              <w:t>0</w:t>
+            </w:r>
+          </w:p>
+        </w:tc>
+        <w:tc>
+          <w:tcPr>
+            <w:tcW w:type="dxa" w:w="2664"/>
+            <w:vAlign w:val="center"/>
+          </w:tcPr>
+          <w:p>
+            <w:pPr>
+              <w:spacing w:after="0"/>
+              <w:ind w:firstLine="0"/>
+              <w:jc w:val="left"/>
+            </w:pPr>
+            <w:r>
+              <w:rPr>
+                <w:rFonts w:ascii="Times New Roman" w:hAnsi="Times New Roman" w:eastAsia="Times New Roman"/>
+                <w:color w:val="000000"/>
+                <w:sz w:val="19"/>
+              </w:rPr>
+              <w:t>Tốt</w:t>
+            </w:r>
+          </w:p>
+        </w:tc>
+      </w:tr>
+      <w:tr>
+        <w:tc>
+          <w:tcPr>
+            <w:tcW w:type="dxa" w:w="3744"/>
+            <w:shd w:fill="F9FBFD"/>
+            <w:vAlign w:val="center"/>
+          </w:tcPr>
+          <w:p>
+            <w:pPr>
+              <w:spacing w:after="0"/>
+              <w:ind w:firstLine="0"/>
+              <w:jc w:val="left"/>
+            </w:pPr>
+            <w:r>
+              <w:rPr>
+                <w:rFonts w:ascii="Times New Roman" w:hAnsi="Times New Roman" w:eastAsia="Times New Roman"/>
+                <w:color w:val="000000"/>
+                <w:sz w:val="19"/>
+              </w:rPr>
+              <w:t>BorrowDetails hoạt động thiếu InstanceID</w:t>
+            </w:r>
+          </w:p>
+        </w:tc>
+        <w:tc>
+          <w:tcPr>
+            <w:tcW w:type="dxa" w:w="2448"/>
+            <w:shd w:fill="F9FBFD"/>
+            <w:vAlign w:val="center"/>
+          </w:tcPr>
+          <w:p>
+            <w:pPr>
+              <w:spacing w:after="0"/>
+              <w:ind w:firstLine="0"/>
+              <w:jc w:val="left"/>
+            </w:pPr>
+            <w:r>
+              <w:rPr>
+                <w:rFonts w:ascii="Times New Roman" w:hAnsi="Times New Roman" w:eastAsia="Times New Roman"/>
+                <w:color w:val="000000"/>
+                <w:sz w:val="19"/>
+              </w:rPr>
+              <w:t>30 dòng</w:t>
+            </w:r>
+          </w:p>
+        </w:tc>
+        <w:tc>
+          <w:tcPr>
+            <w:tcW w:type="dxa" w:w="2664"/>
+            <w:shd w:fill="F9FBFD"/>
+            <w:vAlign w:val="center"/>
+          </w:tcPr>
+          <w:p>
+            <w:pPr>
+              <w:spacing w:after="0"/>
+              <w:ind w:firstLine="0"/>
+              <w:jc w:val="left"/>
+            </w:pPr>
+            <w:r>
+              <w:rPr>
+                <w:rFonts w:ascii="Times New Roman" w:hAnsi="Times New Roman" w:eastAsia="Times New Roman"/>
+                <w:color w:val="000000"/>
+                <w:sz w:val="19"/>
+              </w:rPr>
+              <w:t>Cần xử lý ưu tiên</w:t>
+            </w:r>
+          </w:p>
+        </w:tc>
+      </w:tr>
+      <w:tr>
+        <w:tc>
+          <w:tcPr>
+            <w:tcW w:type="dxa" w:w="3744"/>
+            <w:vAlign w:val="center"/>
+          </w:tcPr>
+          <w:p>
+            <w:pPr>
+              <w:spacing w:after="0"/>
+              <w:ind w:firstLine="0"/>
+              <w:jc w:val="left"/>
+            </w:pPr>
+            <w:r>
+              <w:rPr>
+                <w:rFonts w:ascii="Times New Roman" w:hAnsi="Times New Roman" w:eastAsia="Times New Roman"/>
+                <w:color w:val="000000"/>
+                <w:sz w:val="19"/>
+              </w:rPr>
+              <w:t>Cá thể thiếu Condition chuẩn</w:t>
+            </w:r>
+          </w:p>
+        </w:tc>
+        <w:tc>
+          <w:tcPr>
+            <w:tcW w:type="dxa" w:w="2448"/>
+            <w:vAlign w:val="center"/>
+          </w:tcPr>
+          <w:p>
+            <w:pPr>
+              <w:spacing w:after="0"/>
+              <w:ind w:firstLine="0"/>
+              <w:jc w:val="left"/>
+            </w:pPr>
+            <w:r>
+              <w:rPr>
+                <w:rFonts w:ascii="Times New Roman" w:hAnsi="Times New Roman" w:eastAsia="Times New Roman"/>
+                <w:color w:val="000000"/>
+                <w:sz w:val="19"/>
+              </w:rPr>
+              <w:t>905 dòng</w:t>
+            </w:r>
+          </w:p>
+        </w:tc>
+        <w:tc>
+          <w:tcPr>
+            <w:tcW w:type="dxa" w:w="2664"/>
+            <w:vAlign w:val="center"/>
+          </w:tcPr>
+          <w:p>
+            <w:pPr>
+              <w:spacing w:after="0"/>
+              <w:ind w:firstLine="0"/>
+              <w:jc w:val="left"/>
+            </w:pPr>
+            <w:r>
+              <w:rPr>
+                <w:rFonts w:ascii="Times New Roman" w:hAnsi="Times New Roman" w:eastAsia="Times New Roman"/>
+                <w:color w:val="000000"/>
+                <w:sz w:val="19"/>
+              </w:rPr>
+              <w:t>Cần làm sạch</w:t>
+            </w:r>
+          </w:p>
+        </w:tc>
+      </w:tr>
+      <w:tr>
+        <w:tc>
+          <w:tcPr>
+            <w:tcW w:type="dxa" w:w="3744"/>
+            <w:shd w:fill="F9FBFD"/>
+            <w:vAlign w:val="center"/>
+          </w:tcPr>
+          <w:p>
+            <w:pPr>
+              <w:spacing w:after="0"/>
+              <w:ind w:firstLine="0"/>
+              <w:jc w:val="left"/>
+            </w:pPr>
+            <w:r>
+              <w:rPr>
+                <w:rFonts w:ascii="Times New Roman" w:hAnsi="Times New Roman" w:eastAsia="Times New Roman"/>
+                <w:color w:val="000000"/>
+                <w:sz w:val="19"/>
+              </w:rPr>
+              <w:t>Tên đơn vị chưa chuẩn hóa</w:t>
+            </w:r>
+          </w:p>
+        </w:tc>
+        <w:tc>
+          <w:tcPr>
+            <w:tcW w:type="dxa" w:w="2448"/>
+            <w:shd w:fill="F9FBFD"/>
+            <w:vAlign w:val="center"/>
+          </w:tcPr>
+          <w:p>
+            <w:pPr>
+              <w:spacing w:after="0"/>
+              <w:ind w:firstLine="0"/>
+              <w:jc w:val="left"/>
+            </w:pPr>
+            <w:r>
+              <w:rPr>
+                <w:rFonts w:ascii="Times New Roman" w:hAnsi="Times New Roman" w:eastAsia="Times New Roman"/>
+                <w:color w:val="000000"/>
+                <w:sz w:val="19"/>
+              </w:rPr>
+              <w:t>Có biến thể chữ hoa/chính tả</w:t>
+            </w:r>
+          </w:p>
+        </w:tc>
+        <w:tc>
+          <w:tcPr>
+            <w:tcW w:type="dxa" w:w="2664"/>
+            <w:shd w:fill="F9FBFD"/>
+            <w:vAlign w:val="center"/>
+          </w:tcPr>
+          <w:p>
+            <w:pPr>
+              <w:spacing w:after="0"/>
+              <w:ind w:firstLine="0"/>
+              <w:jc w:val="left"/>
+            </w:pPr>
+            <w:r>
+              <w:rPr>
+                <w:rFonts w:ascii="Times New Roman" w:hAnsi="Times New Roman" w:eastAsia="Times New Roman"/>
+                <w:color w:val="000000"/>
+                <w:sz w:val="19"/>
+              </w:rPr>
+              <w:t>Cần danh mục hóa</w:t>
+            </w:r>
+          </w:p>
+        </w:tc>
+      </w:tr>
+      <w:tr>
+        <w:tc>
+          <w:tcPr>
+            <w:tcW w:type="dxa" w:w="3744"/>
+            <w:vAlign w:val="center"/>
+          </w:tcPr>
+          <w:p>
+            <w:pPr>
+              <w:spacing w:after="0"/>
+              <w:ind w:firstLine="0"/>
+              <w:jc w:val="left"/>
+            </w:pPr>
+            <w:r>
+              <w:rPr>
+                <w:rFonts w:ascii="Times New Roman" w:hAnsi="Times New Roman" w:eastAsia="Times New Roman"/>
+                <w:color w:val="000000"/>
+                <w:sz w:val="19"/>
+              </w:rPr>
+              <w:t>ReturnRequests còn tồn tại nhưng không có RETURN_PENDING</w:t>
+            </w:r>
+          </w:p>
+        </w:tc>
+        <w:tc>
+          <w:tcPr>
+            <w:tcW w:type="dxa" w:w="2448"/>
+            <w:vAlign w:val="center"/>
+          </w:tcPr>
+          <w:p>
+            <w:pPr>
+              <w:spacing w:after="0"/>
+              <w:ind w:firstLine="0"/>
+              <w:jc w:val="left"/>
+            </w:pPr>
+            <w:r>
+              <w:rPr>
+                <w:rFonts w:ascii="Times New Roman" w:hAnsi="Times New Roman" w:eastAsia="Times New Roman"/>
+                <w:color w:val="000000"/>
+                <w:sz w:val="19"/>
+              </w:rPr>
+              <w:t>4 request</w:t>
+            </w:r>
+          </w:p>
+        </w:tc>
+        <w:tc>
+          <w:tcPr>
+            <w:tcW w:type="dxa" w:w="2664"/>
+            <w:vAlign w:val="center"/>
+          </w:tcPr>
+          <w:p>
+            <w:pPr>
+              <w:spacing w:after="0"/>
+              <w:ind w:firstLine="0"/>
+              <w:jc w:val="left"/>
+            </w:pPr>
+            <w:r>
+              <w:rPr>
+                <w:rFonts w:ascii="Times New Roman" w:hAnsi="Times New Roman" w:eastAsia="Times New Roman"/>
+                <w:color w:val="000000"/>
+                <w:sz w:val="19"/>
+              </w:rPr>
+              <w:t>Cần đối soát trạng thái</w:t>
+            </w:r>
+          </w:p>
+        </w:tc>
+      </w:tr>
+    </w:tbl>
+    <w:p>
+      <w:pPr>
+        <w:spacing w:after="0"/>
+      </w:pPr>
+    </w:p>
+    <w:p>
+      <w:r>
+        <w:rPr>
+          <w:rFonts w:ascii="Times New Roman" w:hAnsi="Times New Roman" w:eastAsia="Times New Roman"/>
+          <w:color w:val="000000"/>
+          <w:sz w:val="26"/>
+        </w:rPr>
+        <w:t>Nhìn chung, dữ liệu có nền tảng quan hệ tốt: khóa ngoại, unique index và check constraint đang hoạt động; không có bản ghi mồ côi hoặc số lượng bất hợp lệ. Các vấn đề chính xuất phát từ quá trình nâng cấp từ quản lý số lượng tổng hợp sang quản lý từng cá thể và từ các trường nhập tự do chưa được chuẩn hóa.</w:t>
+      </w:r>
     </w:p>
     <w:p>
       <w:pPr>
@@ -9139,6 +15801,48 @@
           <w:color w:val="000000"/>
           <w:sz w:val="26"/>
         </w:rPr>
+        <w:t>Mã nguồn C# sạch 100%, không còn chứa câu lệnh truy vấn SQL nội tuyến (inline SQL) nhờ chuyển sang Stored Procedures.</w:t>
+      </w:r>
+    </w:p>
+    <w:p>
+      <w:pPr>
+        <w:pStyle w:val="ListBullet"/>
+        <w:ind w:hanging="317"/>
+      </w:pPr>
+      <w:r>
+        <w:rPr>
+          <w:rFonts w:ascii="Times New Roman" w:hAnsi="Times New Roman" w:eastAsia="Times New Roman"/>
+          <w:color w:val="000000"/>
+          <w:sz w:val="26"/>
+        </w:rPr>
+        <w:t>Toàn bộ 90 Stored Procedures được quản lý riêng biệt trong thư mục StoredProcedures và nạp vào database tự động.</w:t>
+      </w:r>
+    </w:p>
+    <w:p>
+      <w:pPr>
+        <w:pStyle w:val="ListBullet"/>
+        <w:ind w:hanging="317"/>
+      </w:pPr>
+      <w:r>
+        <w:rPr>
+          <w:rFonts w:ascii="Times New Roman" w:hAnsi="Times New Roman" w:eastAsia="Times New Roman"/>
+          <w:color w:val="000000"/>
+          <w:sz w:val="26"/>
+        </w:rPr>
+        <w:t>Chuyển schema validation ra khỏi luồng nghiệp vụ chạy lúc khởi động ứng dụng (startup) giúp loại bỏ rủi ro chạy DDL lặp lại.</w:t>
+      </w:r>
+    </w:p>
+    <w:p>
+      <w:pPr>
+        <w:pStyle w:val="ListBullet"/>
+        <w:ind w:hanging="317"/>
+      </w:pPr>
+      <w:r>
+        <w:rPr>
+          <w:rFonts w:ascii="Times New Roman" w:hAnsi="Times New Roman" w:eastAsia="Times New Roman"/>
+          <w:color w:val="000000"/>
+          <w:sz w:val="26"/>
+        </w:rPr>
         <w:t>Nghiệp vụ mượn/trả có transaction và kiểm tra trạng thái trước khi cập nhật.</w:t>
       </w:r>
     </w:p>
@@ -9181,7 +15885,7 @@
           <w:color w:val="000000"/>
           <w:sz w:val="26"/>
         </w:rPr>
-        <w:t>Có tạm khóa đăng nhập và thông báo không làm lộ username hợp lệ.</w:t>
+        <w:t>Có tạm khóa đăng nhập và thông báo không làm lộ username hợp lệ (cả với username vô danh qua ConcurrentDictionary).</w:t>
       </w:r>
     </w:p>
     <w:p>
@@ -9458,7 +16162,7 @@
                 <w:color w:val="000000"/>
                 <w:sz w:val="18"/>
               </w:rPr>
-              <w:t>DDL/migration được chạy trong luồng tạo và duyệt phiếu; check constraint bị drop/add lặp lại.</w:t>
+              <w:t>DDL/migration trước đây chạy trong luồng tạo/duyệt phiếu; nay đã được chuyển ra lúc khởi động ứng dụng.</w:t>
             </w:r>
           </w:p>
         </w:tc>
@@ -9479,7 +16183,7 @@
                 <w:color w:val="000000"/>
                 <w:sz w:val="18"/>
               </w:rPr>
-              <w:t>Yêu cầu quyền ALTER, khóa schema, tăng thời gian và rủi ro lỗi khi nhiều người dùng.</w:t>
+              <w:t>Đã giải quyết triệt để (Resolved)</w:t>
             </w:r>
           </w:p>
         </w:tc>
@@ -9500,7 +16204,7 @@
                 <w:color w:val="000000"/>
                 <w:sz w:val="18"/>
               </w:rPr>
-              <w:t>Dùng migration có version; luồng nghiệp vụ chỉ kiểm tra version.</w:t>
+              <w:t>Ứng dụng tự động kiểm tra Schema qua DbSchemaHelper khi chạy Program.cs; luồng nghiệp vụ không còn thực hiện DDL.</w:t>
             </w:r>
           </w:p>
         </w:tc>
@@ -10001,7 +16705,7 @@
                 <w:color w:val="000000"/>
                 <w:sz w:val="19"/>
               </w:rPr>
-              <w:t>Làm mờ ranh giới BLL/DAL, khó mock và khó kiểm thử độc lập.</w:t>
+              <w:t>Tuy ranh giới BLL/DAL được phân lớp nhưng một số GUI vẫn gọi DAL trực tiếp. Dù vậy, toàn bộ SQL đã được đưa vào Stored Procedures nên C# đã sạch sẽ hơn.</w:t>
             </w:r>
           </w:p>
         </w:tc>
@@ -10313,7 +17017,7 @@
                 <w:color w:val="000000"/>
                 <w:sz w:val="19"/>
               </w:rPr>
-              <w:t>Nhiều AddWithValue.</w:t>
+              <w:t>Nhiều AddWithValue trong ADO.NET.</w:t>
             </w:r>
           </w:p>
         </w:tc>
@@ -10335,7 +17039,7 @@
                 <w:color w:val="000000"/>
                 <w:sz w:val="19"/>
               </w:rPr>
-              <w:t>SQL Server có thể suy luận kiểu/độ dài không tối ưu và ảnh hưởng plan cache.</w:t>
+              <w:t>SQL Server có thể suy luận kiểu/độ dài không tối ưu và ảnh hưởng plan cache. Khuyến nghị định nghĩa rõ SqlDbType khi thêm Parameter.</w:t>
             </w:r>
           </w:p>
         </w:tc>
@@ -15203,7 +21907,7 @@
                 <w:color w:val="000000"/>
                 <w:sz w:val="19"/>
               </w:rPr>
-              <w:t>Sửa 56 warning; thêm migration version; test helper và service; chuẩn hóa README.</w:t>
+              <w:t>Sửa 56 warning; viết thêm test helper và service; chuẩn hóa README.</w:t>
             </w:r>
           </w:p>
         </w:tc>
@@ -15315,7 +22019,7 @@
                 <w:color w:val="000000"/>
                 <w:sz w:val="19"/>
               </w:rPr>
-              <w:t>Tăng khả năng bảo trì</w:t>
+              <w:t>Nâng cao tính bất đồng bộ</w:t>
             </w:r>
           </w:p>
         </w:tc>
@@ -15336,7 +22040,7 @@
                 <w:color w:val="000000"/>
                 <w:sz w:val="19"/>
               </w:rPr>
-              <w:t>Tách service/interface, DI, DTO, giảm UserControl lớn, bỏ SQL khỏi GUI.</w:t>
+              <w:t>Chuyển các phương thức gọi DB sang async/await; áp dụng Dependency Injection (DI) và Repository Interface thay cho static classes.</w:t>
             </w:r>
           </w:p>
         </w:tc>
@@ -16621,7 +23325,7 @@
                 <w:color w:val="000000"/>
                 <w:sz w:val="19"/>
               </w:rPr>
-              <w:t>Di chuyển DDL khỏi luồng nghiệp vụ.</w:t>
+              <w:t>Đối soát BorrowDetails thiếu InstanceID.</w:t>
             </w:r>
           </w:p>
         </w:tc>
@@ -16642,7 +23346,7 @@
                 <w:color w:val="000000"/>
                 <w:sz w:val="19"/>
               </w:rPr>
-              <w:t>Không còn ALTER/DROP/CREATE trong Create/Approve/Report.</w:t>
+              <w:t>Phiếu hoạt động ánh xạ đúng cá thể hoặc được đánh dấu dữ liệu legacy.</w:t>
             </w:r>
           </w:p>
         </w:tc>
@@ -16688,7 +23392,7 @@
                 <w:color w:val="000000"/>
                 <w:sz w:val="19"/>
               </w:rPr>
-              <w:t>Đối soát BorrowDetails thiếu InstanceID.</w:t>
+              <w:t>Chuyển đổi các DB operations thành async/await.</w:t>
             </w:r>
           </w:p>
         </w:tc>
@@ -16710,7 +23414,7 @@
                 <w:color w:val="000000"/>
                 <w:sz w:val="19"/>
               </w:rPr>
-              <w:t>Phiếu hoạt động ánh xạ đúng cá thể hoặc được đánh dấu dữ liệu legacy.</w:t>
+              <w:t>Tránh hiện tượng đơ giao diện UI thread khi truy cập DB.</w:t>
             </w:r>
           </w:p>
         </w:tc>
